--- a/00-首页/题组Word/预赛基础卷/预赛基础卷II-教师版.docx
+++ b/00-首页/题组Word/预赛基础卷/预赛基础卷II-教师版.docx
@@ -2,7 +2,7 @@
 <file path=word/document.xml><?xml version="1.0" encoding="utf-8"?>
 <w:document xmlns:w="http://schemas.openxmlformats.org/wordprocessingml/2006/main" xmlns:m="http://schemas.openxmlformats.org/officeDocument/2006/math" xmlns:r="http://schemas.openxmlformats.org/officeDocument/2006/relationships" xmlns:o="urn:schemas-microsoft-com:office:office" xmlns:v="urn:schemas-microsoft-com:vml" xmlns:w10="urn:schemas-microsoft-com:office:word" xmlns:a="http://schemas.openxmlformats.org/drawingml/2006/main" xmlns:pic="http://schemas.openxmlformats.org/drawingml/2006/picture" xmlns:wp="http://schemas.openxmlformats.org/drawingml/2006/wordprocessingDrawing">
   <w:body>
-    <w:bookmarkStart w:id="108" w:name="预赛基础卷ii"/>
+    <w:bookmarkStart w:id="109" w:name="预赛基础卷ii"/>
     <w:p>
       <w:pPr>
         <w:pStyle w:val="Heading1"/>
@@ -6331,246 +6331,16 @@
     </w:p>
     <w:p>
       <w:pPr>
-        <w:pStyle w:val="FirstParagraph"/>
-      </w:pPr>
-      <w:r>
-        <w:rPr>
-          <w:rFonts w:ascii="Times New Roman" w:hAnsi="Times New Roman" w:eastAsia="Times New Roman" w:cs="Times New Roman"/>
-        </w:rPr>
-        <w:t xml:space="preserve">used_in:</w:t>
-      </w:r>
-      <w:r>
-        <w:rPr>
-          <w:rFonts w:ascii="Times New Roman" w:hAnsi="Times New Roman" w:eastAsia="Times New Roman" w:cs="Times New Roman"/>
-        </w:rPr>
-        <w:t xml:space="preserve"> </w:t>
-      </w:r>
-      <w:r>
-        <w:rPr>
-          <w:rFonts w:hint="eastAsia" w:ascii="Times New Roman" w:hAnsi="Times New Roman" w:eastAsia="Times New Roman" w:cs="Times New Roman"/>
-        </w:rPr>
-        <w:t>“</w:t>
-      </w:r>
-      <w:r>
-        <w:rPr>
-          <w:rFonts w:hint="eastAsia" w:ascii="Times New Roman" w:hAnsi="Times New Roman" w:eastAsia="FangSong" w:cs="Times New Roman"/>
-        </w:rPr>
-        <w:t>预赛基础卷</w:t>
-      </w:r>
-      <w:r>
-        <w:rPr>
-          <w:rFonts w:hint="eastAsia" w:ascii="Times New Roman" w:hAnsi="Times New Roman" w:eastAsia="Times New Roman" w:cs="Times New Roman"/>
-        </w:rPr>
-        <w:t>II”</w:t>
-      </w:r>
-      <w:r>
-        <w:rPr>
-          <w:rFonts w:ascii="Times New Roman" w:hAnsi="Times New Roman" w:eastAsia="Times New Roman" w:cs="Times New Roman"/>
-        </w:rPr>
-        <w:t xml:space="preserve"> </w:t>
-      </w:r>
-      <w:r>
-        <w:rPr>
-          <w:rFonts w:ascii="Times New Roman" w:hAnsi="Times New Roman" w:eastAsia="Times New Roman" w:cs="Times New Roman"/>
-        </w:rPr>
-        <w:t xml:space="preserve">___</w:t>
-      </w:r>
-      <w:r>
-        <w:rPr>
-          <w:rFonts w:ascii="Times New Roman" w:hAnsi="Times New Roman" w:eastAsia="Times New Roman" w:cs="Times New Roman"/>
-        </w:rPr>
-        <w:t xml:space="preserve"> </w:t>
-      </w:r>
-      <w:r>
-        <w:rPr>
-          <w:rFonts w:ascii="Times New Roman" w:hAnsi="Times New Roman" w:eastAsia="Times New Roman" w:cs="Times New Roman"/>
-        </w:rPr>
-        <w:t xml:space="preserve">## </w:t>
-      </w:r>
-      <w:r>
-        <w:rPr>
-          <w:rFonts w:hint="eastAsia" w:ascii="Times New Roman" w:hAnsi="Times New Roman" w:eastAsia="FangSong" w:cs="Times New Roman"/>
-        </w:rPr>
-        <w:t>二</w:t>
-      </w:r>
-      <w:r>
-        <w:rPr>
-          <w:rFonts w:hint="eastAsia" w:ascii="Times New Roman" w:hAnsi="Times New Roman" w:eastAsia="Times New Roman" w:cs="Times New Roman"/>
-        </w:rPr>
-        <w:t>、</w:t>
-      </w:r>
-      <w:r>
-        <w:rPr>
-          <w:rFonts w:hint="eastAsia" w:ascii="Times New Roman" w:hAnsi="Times New Roman" w:eastAsia="FangSong" w:cs="Times New Roman"/>
-        </w:rPr>
-        <w:t>多选题</w:t>
-      </w:r>
-      <w:r>
-        <w:rPr>
-          <w:rFonts w:hint="eastAsia" w:ascii="Times New Roman" w:hAnsi="Times New Roman" w:eastAsia="Times New Roman" w:cs="Times New Roman"/>
-        </w:rPr>
-        <w:t>（</w:t>
-      </w:r>
-      <w:r>
-        <w:rPr>
-          <w:rFonts w:hint="eastAsia" w:ascii="Times New Roman" w:hAnsi="Times New Roman" w:eastAsia="FangSong" w:cs="Times New Roman"/>
-        </w:rPr>
-        <w:t>本题包括</w:t>
-      </w:r>
-      <w:r>
-        <w:rPr>
-          <w:rFonts w:hint="eastAsia" w:ascii="Times New Roman" w:hAnsi="Times New Roman" w:eastAsia="Times New Roman" w:cs="Times New Roman"/>
-        </w:rPr>
-        <w:t>20</w:t>
-      </w:r>
-      <w:r>
-        <w:rPr>
-          <w:rFonts w:hint="eastAsia" w:ascii="Times New Roman" w:hAnsi="Times New Roman" w:eastAsia="FangSong" w:cs="Times New Roman"/>
-        </w:rPr>
-        <w:t>小题</w:t>
-      </w:r>
-      <w:r>
-        <w:rPr>
-          <w:rFonts w:hint="eastAsia" w:ascii="Times New Roman" w:hAnsi="Times New Roman" w:eastAsia="Times New Roman" w:cs="Times New Roman"/>
-        </w:rPr>
-        <w:t>，</w:t>
-      </w:r>
-      <w:r>
-        <w:rPr>
-          <w:rFonts w:hint="eastAsia" w:ascii="Times New Roman" w:hAnsi="Times New Roman" w:eastAsia="FangSong" w:cs="Times New Roman"/>
-        </w:rPr>
-        <w:t>每小题</w:t>
-      </w:r>
-      <w:r>
-        <w:rPr>
-          <w:rFonts w:hint="eastAsia" w:ascii="Times New Roman" w:hAnsi="Times New Roman" w:eastAsia="Times New Roman" w:cs="Times New Roman"/>
-        </w:rPr>
-        <w:t>3</w:t>
-      </w:r>
-      <w:r>
-        <w:rPr>
-          <w:rFonts w:hint="eastAsia" w:ascii="Times New Roman" w:hAnsi="Times New Roman" w:eastAsia="FangSong" w:cs="Times New Roman"/>
-        </w:rPr>
-        <w:t>分</w:t>
-      </w:r>
-      <w:r>
-        <w:rPr>
-          <w:rFonts w:hint="eastAsia" w:ascii="Times New Roman" w:hAnsi="Times New Roman" w:eastAsia="Times New Roman" w:cs="Times New Roman"/>
-        </w:rPr>
-        <w:t>，</w:t>
-      </w:r>
-      <w:r>
-        <w:rPr>
-          <w:rFonts w:hint="eastAsia" w:ascii="Times New Roman" w:hAnsi="Times New Roman" w:eastAsia="FangSong" w:cs="Times New Roman"/>
-        </w:rPr>
-        <w:t>共</w:t>
-      </w:r>
-      <w:r>
-        <w:rPr>
-          <w:rFonts w:hint="eastAsia" w:ascii="Times New Roman" w:hAnsi="Times New Roman" w:eastAsia="Times New Roman" w:cs="Times New Roman"/>
-        </w:rPr>
-        <w:t>60</w:t>
-      </w:r>
-      <w:r>
-        <w:rPr>
-          <w:rFonts w:hint="eastAsia" w:ascii="Times New Roman" w:hAnsi="Times New Roman" w:eastAsia="FangSong" w:cs="Times New Roman"/>
-        </w:rPr>
-        <w:t>分</w:t>
-      </w:r>
-      <w:r>
-        <w:rPr>
-          <w:rFonts w:hint="eastAsia" w:ascii="Times New Roman" w:hAnsi="Times New Roman" w:eastAsia="Times New Roman" w:cs="Times New Roman"/>
-        </w:rPr>
-        <w:t>。</w:t>
-      </w:r>
-      <w:r>
-        <w:rPr>
-          <w:rFonts w:hint="eastAsia" w:ascii="Times New Roman" w:hAnsi="Times New Roman" w:eastAsia="FangSong" w:cs="Times New Roman"/>
-        </w:rPr>
-        <w:t>每小题有</w:t>
-      </w:r>
-      <w:r>
-        <w:rPr>
-          <w:rFonts w:hint="eastAsia" w:ascii="Times New Roman" w:hAnsi="Times New Roman" w:eastAsia="Times New Roman" w:cs="Times New Roman"/>
-        </w:rPr>
-        <w:t>2~3</w:t>
-      </w:r>
-      <w:r>
-        <w:rPr>
-          <w:rFonts w:hint="eastAsia" w:ascii="Times New Roman" w:hAnsi="Times New Roman" w:eastAsia="FangSong" w:cs="Times New Roman"/>
-        </w:rPr>
-        <w:t>个选项符合题意</w:t>
-      </w:r>
-      <w:r>
-        <w:rPr>
-          <w:rFonts w:hint="eastAsia" w:ascii="Times New Roman" w:hAnsi="Times New Roman" w:eastAsia="Times New Roman" w:cs="Times New Roman"/>
-        </w:rPr>
-        <w:t>。</w:t>
-      </w:r>
-      <w:r>
-        <w:rPr>
-          <w:rFonts w:hint="eastAsia" w:ascii="Times New Roman" w:hAnsi="Times New Roman" w:eastAsia="FangSong" w:cs="Times New Roman"/>
-        </w:rPr>
-        <w:t>全部选对得</w:t>
-      </w:r>
-      <w:r>
-        <w:rPr>
-          <w:rFonts w:hint="eastAsia" w:ascii="Times New Roman" w:hAnsi="Times New Roman" w:eastAsia="Times New Roman" w:cs="Times New Roman"/>
-        </w:rPr>
-        <w:t>3</w:t>
-      </w:r>
-      <w:r>
-        <w:rPr>
-          <w:rFonts w:hint="eastAsia" w:ascii="Times New Roman" w:hAnsi="Times New Roman" w:eastAsia="FangSong" w:cs="Times New Roman"/>
-        </w:rPr>
-        <w:t>分</w:t>
-      </w:r>
-      <w:r>
-        <w:rPr>
-          <w:rFonts w:hint="eastAsia" w:ascii="Times New Roman" w:hAnsi="Times New Roman" w:eastAsia="Times New Roman" w:cs="Times New Roman"/>
-        </w:rPr>
-        <w:t>，</w:t>
-      </w:r>
-      <w:r>
-        <w:rPr>
-          <w:rFonts w:hint="eastAsia" w:ascii="Times New Roman" w:hAnsi="Times New Roman" w:eastAsia="FangSong" w:cs="Times New Roman"/>
-        </w:rPr>
-        <w:t>选对但没有选全得相应分</w:t>
-      </w:r>
-      <w:r>
-        <w:rPr>
-          <w:rFonts w:hint="eastAsia" w:ascii="Times New Roman" w:hAnsi="Times New Roman" w:eastAsia="Times New Roman" w:cs="Times New Roman"/>
-        </w:rPr>
-        <w:t>，</w:t>
-      </w:r>
-      <w:r>
-        <w:rPr>
-          <w:rFonts w:hint="eastAsia" w:ascii="Times New Roman" w:hAnsi="Times New Roman" w:eastAsia="FangSong" w:cs="Times New Roman"/>
-        </w:rPr>
-        <w:t>选错或多选将倒扣分</w:t>
-      </w:r>
-      <w:r>
-        <w:rPr>
-          <w:rFonts w:hint="eastAsia" w:ascii="Times New Roman" w:hAnsi="Times New Roman" w:eastAsia="Times New Roman" w:cs="Times New Roman"/>
-        </w:rPr>
-        <w:t>）</w:t>
-      </w:r>
-    </w:p>
-    <w:p>
-      <w:pPr>
-        <w:pStyle w:val="BodyText"/>
-      </w:pPr>
-      <w:r>
-        <w:rPr>
-          <w:rFonts w:hint="eastAsia" w:ascii="Times New Roman" w:hAnsi="Times New Roman" w:eastAsia="FangSong" w:cs="Times New Roman"/>
-          <w:b/>
-          <w:bCs/>
-        </w:rPr>
-        <w:t xml:space="preserve">参考答案</w:t>
+        <w:spacing w:before="160" w:after="80"/>
+      </w:pPr>
+      <w:r>
+        <w:pict>
+          <v:rect style="width:0;height:1.5pt" o:hralign="center" o:hrstd="t" o:hr="t"/>
+        </w:pict>
       </w:r>
     </w:p>
     <w:bookmarkEnd w:id="46"/>
-    <w:bookmarkStart w:id="47" w:name="参考答案-11"/>
+    <w:bookmarkStart w:id="47" w:name="X771b143f03b106440dca9d7d320ff520230c38e"/>
     <w:p>
       <w:pPr>
         <w:pStyle w:val="Heading2"/>
@@ -6580,11 +6350,200 @@
         <w:rPr>
           <w:rFonts w:hint="eastAsia" w:ascii="Times New Roman" w:hAnsi="Times New Roman" w:eastAsia="SimHei" w:cs="Times New Roman"/>
         </w:rPr>
+        <w:t>二</w:t>
+      </w:r>
+      <w:r>
+        <w:rPr>
+          <w:rFonts w:hint="eastAsia" w:ascii="Times New Roman" w:hAnsi="Times New Roman" w:eastAsia="Times New Roman" w:cs="Times New Roman"/>
+        </w:rPr>
+        <w:t>、</w:t>
+      </w:r>
+      <w:r>
+        <w:rPr>
+          <w:rFonts w:hint="eastAsia" w:ascii="Times New Roman" w:hAnsi="Times New Roman" w:eastAsia="SimHei" w:cs="Times New Roman"/>
+        </w:rPr>
+        <w:t>多选题</w:t>
+      </w:r>
+      <w:r>
+        <w:rPr>
+          <w:rFonts w:hint="eastAsia" w:ascii="Times New Roman" w:hAnsi="Times New Roman" w:eastAsia="Times New Roman" w:cs="Times New Roman"/>
+        </w:rPr>
+        <w:t>（</w:t>
+      </w:r>
+      <w:r>
+        <w:rPr>
+          <w:rFonts w:hint="eastAsia" w:ascii="Times New Roman" w:hAnsi="Times New Roman" w:eastAsia="SimHei" w:cs="Times New Roman"/>
+        </w:rPr>
+        <w:t>本题包括</w:t>
+      </w:r>
+      <w:r>
+        <w:rPr>
+          <w:rFonts w:hint="eastAsia" w:ascii="Times New Roman" w:hAnsi="Times New Roman" w:eastAsia="Times New Roman" w:cs="Times New Roman"/>
+        </w:rPr>
+        <w:t>20</w:t>
+      </w:r>
+      <w:r>
+        <w:rPr>
+          <w:rFonts w:hint="eastAsia" w:ascii="Times New Roman" w:hAnsi="Times New Roman" w:eastAsia="SimHei" w:cs="Times New Roman"/>
+        </w:rPr>
+        <w:t>小题</w:t>
+      </w:r>
+      <w:r>
+        <w:rPr>
+          <w:rFonts w:hint="eastAsia" w:ascii="Times New Roman" w:hAnsi="Times New Roman" w:eastAsia="Times New Roman" w:cs="Times New Roman"/>
+        </w:rPr>
+        <w:t>，</w:t>
+      </w:r>
+      <w:r>
+        <w:rPr>
+          <w:rFonts w:hint="eastAsia" w:ascii="Times New Roman" w:hAnsi="Times New Roman" w:eastAsia="SimHei" w:cs="Times New Roman"/>
+        </w:rPr>
+        <w:t>每小题</w:t>
+      </w:r>
+      <w:r>
+        <w:rPr>
+          <w:rFonts w:hint="eastAsia" w:ascii="Times New Roman" w:hAnsi="Times New Roman" w:eastAsia="Times New Roman" w:cs="Times New Roman"/>
+        </w:rPr>
+        <w:t>3</w:t>
+      </w:r>
+      <w:r>
+        <w:rPr>
+          <w:rFonts w:hint="eastAsia" w:ascii="Times New Roman" w:hAnsi="Times New Roman" w:eastAsia="SimHei" w:cs="Times New Roman"/>
+        </w:rPr>
+        <w:t>分</w:t>
+      </w:r>
+      <w:r>
+        <w:rPr>
+          <w:rFonts w:hint="eastAsia" w:ascii="Times New Roman" w:hAnsi="Times New Roman" w:eastAsia="Times New Roman" w:cs="Times New Roman"/>
+        </w:rPr>
+        <w:t>，</w:t>
+      </w:r>
+      <w:r>
+        <w:rPr>
+          <w:rFonts w:hint="eastAsia" w:ascii="Times New Roman" w:hAnsi="Times New Roman" w:eastAsia="SimHei" w:cs="Times New Roman"/>
+        </w:rPr>
+        <w:t>共</w:t>
+      </w:r>
+      <w:r>
+        <w:rPr>
+          <w:rFonts w:hint="eastAsia" w:ascii="Times New Roman" w:hAnsi="Times New Roman" w:eastAsia="Times New Roman" w:cs="Times New Roman"/>
+        </w:rPr>
+        <w:t>60</w:t>
+      </w:r>
+      <w:r>
+        <w:rPr>
+          <w:rFonts w:hint="eastAsia" w:ascii="Times New Roman" w:hAnsi="Times New Roman" w:eastAsia="SimHei" w:cs="Times New Roman"/>
+        </w:rPr>
+        <w:t>分</w:t>
+      </w:r>
+      <w:r>
+        <w:rPr>
+          <w:rFonts w:hint="eastAsia" w:ascii="Times New Roman" w:hAnsi="Times New Roman" w:eastAsia="Times New Roman" w:cs="Times New Roman"/>
+        </w:rPr>
+        <w:t>。</w:t>
+      </w:r>
+      <w:r>
+        <w:rPr>
+          <w:rFonts w:hint="eastAsia" w:ascii="Times New Roman" w:hAnsi="Times New Roman" w:eastAsia="SimHei" w:cs="Times New Roman"/>
+        </w:rPr>
+        <w:t>每小题有</w:t>
+      </w:r>
+      <w:r>
+        <w:rPr>
+          <w:rFonts w:hint="eastAsia" w:ascii="Times New Roman" w:hAnsi="Times New Roman" w:eastAsia="Times New Roman" w:cs="Times New Roman"/>
+        </w:rPr>
+        <w:t>2~3</w:t>
+      </w:r>
+      <w:r>
+        <w:rPr>
+          <w:rFonts w:hint="eastAsia" w:ascii="Times New Roman" w:hAnsi="Times New Roman" w:eastAsia="SimHei" w:cs="Times New Roman"/>
+        </w:rPr>
+        <w:t>个选项符合题意</w:t>
+      </w:r>
+      <w:r>
+        <w:rPr>
+          <w:rFonts w:hint="eastAsia" w:ascii="Times New Roman" w:hAnsi="Times New Roman" w:eastAsia="Times New Roman" w:cs="Times New Roman"/>
+        </w:rPr>
+        <w:t>。</w:t>
+      </w:r>
+      <w:r>
+        <w:rPr>
+          <w:rFonts w:hint="eastAsia" w:ascii="Times New Roman" w:hAnsi="Times New Roman" w:eastAsia="SimHei" w:cs="Times New Roman"/>
+        </w:rPr>
+        <w:t>全部选对得</w:t>
+      </w:r>
+      <w:r>
+        <w:rPr>
+          <w:rFonts w:hint="eastAsia" w:ascii="Times New Roman" w:hAnsi="Times New Roman" w:eastAsia="Times New Roman" w:cs="Times New Roman"/>
+        </w:rPr>
+        <w:t>3</w:t>
+      </w:r>
+      <w:r>
+        <w:rPr>
+          <w:rFonts w:hint="eastAsia" w:ascii="Times New Roman" w:hAnsi="Times New Roman" w:eastAsia="SimHei" w:cs="Times New Roman"/>
+        </w:rPr>
+        <w:t>分</w:t>
+      </w:r>
+      <w:r>
+        <w:rPr>
+          <w:rFonts w:hint="eastAsia" w:ascii="Times New Roman" w:hAnsi="Times New Roman" w:eastAsia="Times New Roman" w:cs="Times New Roman"/>
+        </w:rPr>
+        <w:t>，</w:t>
+      </w:r>
+      <w:r>
+        <w:rPr>
+          <w:rFonts w:hint="eastAsia" w:ascii="Times New Roman" w:hAnsi="Times New Roman" w:eastAsia="SimHei" w:cs="Times New Roman"/>
+        </w:rPr>
+        <w:t>选对但没有选全得相应分</w:t>
+      </w:r>
+      <w:r>
+        <w:rPr>
+          <w:rFonts w:hint="eastAsia" w:ascii="Times New Roman" w:hAnsi="Times New Roman" w:eastAsia="Times New Roman" w:cs="Times New Roman"/>
+        </w:rPr>
+        <w:t>，</w:t>
+      </w:r>
+      <w:r>
+        <w:rPr>
+          <w:rFonts w:hint="eastAsia" w:ascii="Times New Roman" w:hAnsi="Times New Roman" w:eastAsia="SimHei" w:cs="Times New Roman"/>
+        </w:rPr>
+        <w:t>选错或多选将倒扣分</w:t>
+      </w:r>
+      <w:r>
+        <w:rPr>
+          <w:rFonts w:hint="eastAsia" w:ascii="Times New Roman" w:hAnsi="Times New Roman" w:eastAsia="Times New Roman" w:cs="Times New Roman"/>
+        </w:rPr>
+        <w:t>）</w:t>
+      </w:r>
+    </w:p>
+    <w:p>
+      <w:pPr>
+        <w:pStyle w:val="FirstParagraph"/>
+      </w:pPr>
+      <w:r>
+        <w:rPr>
+          <w:rFonts w:hint="eastAsia" w:ascii="Times New Roman" w:hAnsi="Times New Roman" w:eastAsia="FangSong" w:cs="Times New Roman"/>
+          <w:b/>
+          <w:bCs/>
+        </w:rPr>
         <w:t xml:space="preserve">参考答案</w:t>
       </w:r>
     </w:p>
     <w:bookmarkEnd w:id="47"/>
-    <w:bookmarkStart w:id="51" w:name="第-13-题"/>
+    <w:bookmarkStart w:id="48" w:name="参考答案-11"/>
+    <w:p>
+      <w:pPr>
+        <w:pStyle w:val="Heading2"/>
+        <w:spacing w:before="280" w:after="120"/>
+      </w:pPr>
+      <w:r>
+        <w:rPr>
+          <w:rFonts w:hint="eastAsia" w:ascii="Times New Roman" w:hAnsi="Times New Roman" w:eastAsia="SimHei" w:cs="Times New Roman"/>
+        </w:rPr>
+        <w:t xml:space="preserve">参考答案</w:t>
+      </w:r>
+    </w:p>
+    <w:bookmarkEnd w:id="48"/>
+    <w:bookmarkStart w:id="52" w:name="第-13-题"/>
     <w:p>
       <w:pPr>
         <w:pStyle w:val="Heading2"/>
@@ -6790,18 +6749,18 @@
           <wp:inline>
             <wp:extent cx="3240000" cy="4584609"/>
             <wp:effectExtent b="0" l="0" r="0" t="0"/>
-            <wp:docPr descr="" title="" id="49" name="Picture"/>
+            <wp:docPr descr="" title="" id="50" name="Picture"/>
             <a:graphic>
               <a:graphicData uri="http://schemas.openxmlformats.org/drawingml/2006/picture">
                 <pic:pic>
                   <pic:nvPicPr>
-                    <pic:cNvPr descr="06-外部资料导入/真题/省预赛/images/2023-浙江预赛_p10.png" id="50" name="Picture"/>
+                    <pic:cNvPr descr="06-外部资料导入/真题/省预赛/images/2023-浙江预赛_p10.png" id="51" name="Picture"/>
                     <pic:cNvPicPr>
                       <a:picLocks noChangeArrowheads="1" noChangeAspect="1"/>
                     </pic:cNvPicPr>
                   </pic:nvPicPr>
                   <pic:blipFill>
-                    <a:blip r:embed="rId48"/>
+                    <a:blip r:embed="rId49"/>
                     <a:stretch>
                       <a:fillRect/>
                     </a:stretch>
@@ -6942,8 +6901,8 @@
         <w:t xml:space="preserve">参考答案</w:t>
       </w:r>
     </w:p>
-    <w:bookmarkEnd w:id="51"/>
-    <w:bookmarkStart w:id="52" w:name="参考答案-12"/>
+    <w:bookmarkEnd w:id="52"/>
+    <w:bookmarkStart w:id="53" w:name="参考答案-12"/>
     <w:p>
       <w:pPr>
         <w:pStyle w:val="Heading2"/>
@@ -6956,8 +6915,8 @@
         <w:t xml:space="preserve">参考答案</w:t>
       </w:r>
     </w:p>
-    <w:bookmarkEnd w:id="52"/>
-    <w:bookmarkStart w:id="56" w:name="第-14-题"/>
+    <w:bookmarkEnd w:id="53"/>
+    <w:bookmarkStart w:id="57" w:name="第-14-题"/>
     <w:p>
       <w:pPr>
         <w:pStyle w:val="Heading2"/>
@@ -7157,18 +7116,18 @@
           <wp:inline>
             <wp:extent cx="3240000" cy="4584609"/>
             <wp:effectExtent b="0" l="0" r="0" t="0"/>
-            <wp:docPr descr="" title="" id="54" name="Picture"/>
+            <wp:docPr descr="" title="" id="55" name="Picture"/>
             <a:graphic>
               <a:graphicData uri="http://schemas.openxmlformats.org/drawingml/2006/picture">
                 <pic:pic>
                   <pic:nvPicPr>
-                    <pic:cNvPr descr="06-外部资料导入/真题/省预赛/images/2021-浙江预赛_p11.png" id="55" name="Picture"/>
+                    <pic:cNvPr descr="06-外部资料导入/真题/省预赛/images/2021-浙江预赛_p11.png" id="56" name="Picture"/>
                     <pic:cNvPicPr>
                       <a:picLocks noChangeArrowheads="1" noChangeAspect="1"/>
                     </pic:cNvPicPr>
                   </pic:nvPicPr>
                   <pic:blipFill>
-                    <a:blip r:embed="rId53"/>
+                    <a:blip r:embed="rId54"/>
                     <a:stretch>
                       <a:fillRect/>
                     </a:stretch>
@@ -7208,8 +7167,8 @@
         <w:t xml:space="preserve">参考答案</w:t>
       </w:r>
     </w:p>
-    <w:bookmarkEnd w:id="56"/>
-    <w:bookmarkStart w:id="57" w:name="参考答案-13"/>
+    <w:bookmarkEnd w:id="57"/>
+    <w:bookmarkStart w:id="58" w:name="参考答案-13"/>
     <w:p>
       <w:pPr>
         <w:pStyle w:val="Heading2"/>
@@ -7222,8 +7181,8 @@
         <w:t xml:space="preserve">参考答案</w:t>
       </w:r>
     </w:p>
-    <w:bookmarkEnd w:id="57"/>
-    <w:bookmarkStart w:id="61" w:name="第-15-题"/>
+    <w:bookmarkEnd w:id="58"/>
+    <w:bookmarkStart w:id="62" w:name="第-15-题"/>
     <w:p>
       <w:pPr>
         <w:pStyle w:val="Heading2"/>
@@ -7486,18 +7445,18 @@
           <wp:inline>
             <wp:extent cx="3240000" cy="4584609"/>
             <wp:effectExtent b="0" l="0" r="0" t="0"/>
-            <wp:docPr descr="" title="" id="59" name="Picture"/>
+            <wp:docPr descr="" title="" id="60" name="Picture"/>
             <a:graphic>
               <a:graphicData uri="http://schemas.openxmlformats.org/drawingml/2006/picture">
                 <pic:pic>
                   <pic:nvPicPr>
-                    <pic:cNvPr descr="06-外部资料导入/真题/省预赛/images/2023-浙江预赛_p09.png" id="60" name="Picture"/>
+                    <pic:cNvPr descr="06-外部资料导入/真题/省预赛/images/2023-浙江预赛_p09.png" id="61" name="Picture"/>
                     <pic:cNvPicPr>
                       <a:picLocks noChangeArrowheads="1" noChangeAspect="1"/>
                     </pic:cNvPicPr>
                   </pic:nvPicPr>
                   <pic:blipFill>
-                    <a:blip r:embed="rId58"/>
+                    <a:blip r:embed="rId59"/>
                     <a:stretch>
                       <a:fillRect/>
                     </a:stretch>
@@ -7537,8 +7496,8 @@
         <w:t xml:space="preserve">参考答案</w:t>
       </w:r>
     </w:p>
-    <w:bookmarkEnd w:id="61"/>
-    <w:bookmarkStart w:id="62" w:name="参考答案-14"/>
+    <w:bookmarkEnd w:id="62"/>
+    <w:bookmarkStart w:id="63" w:name="参考答案-14"/>
     <w:p>
       <w:pPr>
         <w:pStyle w:val="Heading2"/>
@@ -7551,8 +7510,8 @@
         <w:t xml:space="preserve">参考答案</w:t>
       </w:r>
     </w:p>
-    <w:bookmarkEnd w:id="62"/>
-    <w:bookmarkStart w:id="66" w:name="第-16-题"/>
+    <w:bookmarkEnd w:id="63"/>
+    <w:bookmarkStart w:id="67" w:name="第-16-题"/>
     <w:p>
       <w:pPr>
         <w:pStyle w:val="Heading2"/>
@@ -7764,18 +7723,18 @@
           <wp:inline>
             <wp:extent cx="3240000" cy="4584609"/>
             <wp:effectExtent b="0" l="0" r="0" t="0"/>
-            <wp:docPr descr="" title="" id="64" name="Picture"/>
+            <wp:docPr descr="" title="" id="65" name="Picture"/>
             <a:graphic>
               <a:graphicData uri="http://schemas.openxmlformats.org/drawingml/2006/picture">
                 <pic:pic>
                   <pic:nvPicPr>
-                    <pic:cNvPr descr="06-外部资料导入/真题/省预赛/images/2023-浙江预赛_p11.png" id="65" name="Picture"/>
+                    <pic:cNvPr descr="06-外部资料导入/真题/省预赛/images/2023-浙江预赛_p11.png" id="66" name="Picture"/>
                     <pic:cNvPicPr>
                       <a:picLocks noChangeArrowheads="1" noChangeAspect="1"/>
                     </pic:cNvPicPr>
                   </pic:nvPicPr>
                   <pic:blipFill>
-                    <a:blip r:embed="rId63"/>
+                    <a:blip r:embed="rId64"/>
                     <a:stretch>
                       <a:fillRect/>
                     </a:stretch>
@@ -8061,8 +8020,8 @@
         <w:t xml:space="preserve">参考答案</w:t>
       </w:r>
     </w:p>
-    <w:bookmarkEnd w:id="66"/>
-    <w:bookmarkStart w:id="67" w:name="参考答案-15"/>
+    <w:bookmarkEnd w:id="67"/>
+    <w:bookmarkStart w:id="68" w:name="参考答案-15"/>
     <w:p>
       <w:pPr>
         <w:pStyle w:val="Heading2"/>
@@ -8075,8 +8034,8 @@
         <w:t xml:space="preserve">参考答案</w:t>
       </w:r>
     </w:p>
-    <w:bookmarkEnd w:id="67"/>
-    <w:bookmarkStart w:id="71" w:name="第-17-题"/>
+    <w:bookmarkEnd w:id="68"/>
+    <w:bookmarkStart w:id="72" w:name="第-17-题"/>
     <w:p>
       <w:pPr>
         <w:pStyle w:val="Heading2"/>
@@ -8294,18 +8253,18 @@
           <wp:inline>
             <wp:extent cx="3240000" cy="4584609"/>
             <wp:effectExtent b="0" l="0" r="0" t="0"/>
-            <wp:docPr descr="" title="" id="69" name="Picture"/>
+            <wp:docPr descr="" title="" id="70" name="Picture"/>
             <a:graphic>
               <a:graphicData uri="http://schemas.openxmlformats.org/drawingml/2006/picture">
                 <pic:pic>
                   <pic:nvPicPr>
-                    <pic:cNvPr descr="06-外部资料导入/真题/省预赛/images/2022-浙江预赛_p15.png" id="70" name="Picture"/>
+                    <pic:cNvPr descr="06-外部资料导入/真题/省预赛/images/2022-浙江预赛_p15.png" id="71" name="Picture"/>
                     <pic:cNvPicPr>
                       <a:picLocks noChangeArrowheads="1" noChangeAspect="1"/>
                     </pic:cNvPicPr>
                   </pic:nvPicPr>
                   <pic:blipFill>
-                    <a:blip r:embed="rId68"/>
+                    <a:blip r:embed="rId69"/>
                     <a:stretch>
                       <a:fillRect/>
                     </a:stretch>
@@ -8345,8 +8304,8 @@
         <w:t xml:space="preserve">参考答案</w:t>
       </w:r>
     </w:p>
-    <w:bookmarkEnd w:id="71"/>
-    <w:bookmarkStart w:id="72" w:name="参考答案-16"/>
+    <w:bookmarkEnd w:id="72"/>
+    <w:bookmarkStart w:id="73" w:name="参考答案-16"/>
     <w:p>
       <w:pPr>
         <w:pStyle w:val="Heading2"/>
@@ -8359,8 +8318,8 @@
         <w:t xml:space="preserve">参考答案</w:t>
       </w:r>
     </w:p>
-    <w:bookmarkEnd w:id="72"/>
-    <w:bookmarkStart w:id="76" w:name="第-18-题"/>
+    <w:bookmarkEnd w:id="73"/>
+    <w:bookmarkStart w:id="77" w:name="第-18-题"/>
     <w:p>
       <w:pPr>
         <w:pStyle w:val="Heading2"/>
@@ -8650,18 +8609,18 @@
           <wp:inline>
             <wp:extent cx="3240000" cy="4584609"/>
             <wp:effectExtent b="0" l="0" r="0" t="0"/>
-            <wp:docPr descr="" title="" id="74" name="Picture"/>
+            <wp:docPr descr="" title="" id="75" name="Picture"/>
             <a:graphic>
               <a:graphicData uri="http://schemas.openxmlformats.org/drawingml/2006/picture">
                 <pic:pic>
                   <pic:nvPicPr>
-                    <pic:cNvPr descr="06-外部资料导入/真题/省预赛/images/2021-浙江预赛_p16.png" id="75" name="Picture"/>
+                    <pic:cNvPr descr="06-外部资料导入/真题/省预赛/images/2021-浙江预赛_p16.png" id="76" name="Picture"/>
                     <pic:cNvPicPr>
                       <a:picLocks noChangeArrowheads="1" noChangeAspect="1"/>
                     </pic:cNvPicPr>
                   </pic:nvPicPr>
                   <pic:blipFill>
-                    <a:blip r:embed="rId73"/>
+                    <a:blip r:embed="rId74"/>
                     <a:stretch>
                       <a:fillRect/>
                     </a:stretch>
@@ -8834,8 +8793,8 @@
         <w:t xml:space="preserve">参考答案</w:t>
       </w:r>
     </w:p>
-    <w:bookmarkEnd w:id="76"/>
-    <w:bookmarkStart w:id="77" w:name="参考答案-17"/>
+    <w:bookmarkEnd w:id="77"/>
+    <w:bookmarkStart w:id="78" w:name="参考答案-17"/>
     <w:p>
       <w:pPr>
         <w:pStyle w:val="Heading2"/>
@@ -8848,8 +8807,8 @@
         <w:t xml:space="preserve">参考答案</w:t>
       </w:r>
     </w:p>
-    <w:bookmarkEnd w:id="77"/>
-    <w:bookmarkStart w:id="81" w:name="第-19-题"/>
+    <w:bookmarkEnd w:id="78"/>
+    <w:bookmarkStart w:id="82" w:name="第-19-题"/>
     <w:p>
       <w:pPr>
         <w:pStyle w:val="Heading2"/>
@@ -9061,18 +9020,18 @@
           <wp:inline>
             <wp:extent cx="3240000" cy="4584609"/>
             <wp:effectExtent b="0" l="0" r="0" t="0"/>
-            <wp:docPr descr="" title="" id="79" name="Picture"/>
+            <wp:docPr descr="" title="" id="80" name="Picture"/>
             <a:graphic>
               <a:graphicData uri="http://schemas.openxmlformats.org/drawingml/2006/picture">
                 <pic:pic>
                   <pic:nvPicPr>
-                    <pic:cNvPr descr="06-外部资料导入/真题/省预赛/images/2021-浙江预赛_p10.png" id="80" name="Picture"/>
+                    <pic:cNvPr descr="06-外部资料导入/真题/省预赛/images/2021-浙江预赛_p10.png" id="81" name="Picture"/>
                     <pic:cNvPicPr>
                       <a:picLocks noChangeArrowheads="1" noChangeAspect="1"/>
                     </pic:cNvPicPr>
                   </pic:nvPicPr>
                   <pic:blipFill>
-                    <a:blip r:embed="rId78"/>
+                    <a:blip r:embed="rId79"/>
                     <a:stretch>
                       <a:fillRect/>
                     </a:stretch>
@@ -9112,8 +9071,8 @@
         <w:t xml:space="preserve">参考答案</w:t>
       </w:r>
     </w:p>
-    <w:bookmarkEnd w:id="81"/>
-    <w:bookmarkStart w:id="82" w:name="参考答案-18"/>
+    <w:bookmarkEnd w:id="82"/>
+    <w:bookmarkStart w:id="83" w:name="参考答案-18"/>
     <w:p>
       <w:pPr>
         <w:pStyle w:val="Heading2"/>
@@ -9126,8 +9085,8 @@
         <w:t xml:space="preserve">参考答案</w:t>
       </w:r>
     </w:p>
-    <w:bookmarkEnd w:id="82"/>
-    <w:bookmarkStart w:id="86" w:name="第-20-题"/>
+    <w:bookmarkEnd w:id="83"/>
+    <w:bookmarkStart w:id="87" w:name="第-20-题"/>
     <w:p>
       <w:pPr>
         <w:pStyle w:val="Heading2"/>
@@ -9363,18 +9322,18 @@
           <wp:inline>
             <wp:extent cx="3240000" cy="4584609"/>
             <wp:effectExtent b="0" l="0" r="0" t="0"/>
-            <wp:docPr descr="" title="" id="84" name="Picture"/>
+            <wp:docPr descr="" title="" id="85" name="Picture"/>
             <a:graphic>
               <a:graphicData uri="http://schemas.openxmlformats.org/drawingml/2006/picture">
                 <pic:pic>
                   <pic:nvPicPr>
-                    <pic:cNvPr descr="06-外部资料导入/真题/省预赛/images/2022-浙江预赛_p14.png" id="85" name="Picture"/>
+                    <pic:cNvPr descr="06-外部资料导入/真题/省预赛/images/2022-浙江预赛_p14.png" id="86" name="Picture"/>
                     <pic:cNvPicPr>
                       <a:picLocks noChangeArrowheads="1" noChangeAspect="1"/>
                     </pic:cNvPicPr>
                   </pic:nvPicPr>
                   <pic:blipFill>
-                    <a:blip r:embed="rId83"/>
+                    <a:blip r:embed="rId84"/>
                     <a:stretch>
                       <a:fillRect/>
                     </a:stretch>
@@ -9510,8 +9469,8 @@
         <w:t xml:space="preserve">参考答案</w:t>
       </w:r>
     </w:p>
-    <w:bookmarkEnd w:id="86"/>
-    <w:bookmarkStart w:id="87" w:name="参考答案-19"/>
+    <w:bookmarkEnd w:id="87"/>
+    <w:bookmarkStart w:id="88" w:name="参考答案-19"/>
     <w:p>
       <w:pPr>
         <w:pStyle w:val="Heading2"/>
@@ -9524,8 +9483,8 @@
         <w:t xml:space="preserve">参考答案</w:t>
       </w:r>
     </w:p>
-    <w:bookmarkEnd w:id="87"/>
-    <w:bookmarkStart w:id="91" w:name="第-21-题"/>
+    <w:bookmarkEnd w:id="88"/>
+    <w:bookmarkStart w:id="92" w:name="第-21-题"/>
     <w:p>
       <w:pPr>
         <w:pStyle w:val="Heading2"/>
@@ -9749,18 +9708,18 @@
           <wp:inline>
             <wp:extent cx="3240000" cy="4584609"/>
             <wp:effectExtent b="0" l="0" r="0" t="0"/>
-            <wp:docPr descr="" title="" id="89" name="Picture"/>
+            <wp:docPr descr="" title="" id="90" name="Picture"/>
             <a:graphic>
               <a:graphicData uri="http://schemas.openxmlformats.org/drawingml/2006/picture">
                 <pic:pic>
                   <pic:nvPicPr>
-                    <pic:cNvPr descr="06-外部资料导入/真题/省预赛/images/2023-浙江预赛_p12.png" id="90" name="Picture"/>
+                    <pic:cNvPr descr="06-外部资料导入/真题/省预赛/images/2023-浙江预赛_p12.png" id="91" name="Picture"/>
                     <pic:cNvPicPr>
                       <a:picLocks noChangeArrowheads="1" noChangeAspect="1"/>
                     </pic:cNvPicPr>
                   </pic:nvPicPr>
                   <pic:blipFill>
-                    <a:blip r:embed="rId88"/>
+                    <a:blip r:embed="rId89"/>
                     <a:stretch>
                       <a:fillRect/>
                     </a:stretch>
@@ -9815,8 +9774,8 @@
         <w:t xml:space="preserve">参考答案</w:t>
       </w:r>
     </w:p>
-    <w:bookmarkEnd w:id="91"/>
-    <w:bookmarkStart w:id="92" w:name="参考答案-20"/>
+    <w:bookmarkEnd w:id="92"/>
+    <w:bookmarkStart w:id="93" w:name="参考答案-20"/>
     <w:p>
       <w:pPr>
         <w:pStyle w:val="Heading2"/>
@@ -9829,8 +9788,8 @@
         <w:t xml:space="preserve">参考答案</w:t>
       </w:r>
     </w:p>
-    <w:bookmarkEnd w:id="92"/>
-    <w:bookmarkStart w:id="96" w:name="第-22-题"/>
+    <w:bookmarkEnd w:id="93"/>
+    <w:bookmarkStart w:id="97" w:name="第-22-题"/>
     <w:p>
       <w:pPr>
         <w:pStyle w:val="Heading2"/>
@@ -10036,18 +9995,18 @@
           <wp:inline>
             <wp:extent cx="3240000" cy="4584609"/>
             <wp:effectExtent b="0" l="0" r="0" t="0"/>
-            <wp:docPr descr="" title="" id="94" name="Picture"/>
+            <wp:docPr descr="" title="" id="95" name="Picture"/>
             <a:graphic>
               <a:graphicData uri="http://schemas.openxmlformats.org/drawingml/2006/picture">
                 <pic:pic>
                   <pic:nvPicPr>
-                    <pic:cNvPr descr="06-外部资料导入/真题/省预赛/images/2023-浙江预赛_p17.png" id="95" name="Picture"/>
+                    <pic:cNvPr descr="06-外部资料导入/真题/省预赛/images/2023-浙江预赛_p17.png" id="96" name="Picture"/>
                     <pic:cNvPicPr>
                       <a:picLocks noChangeArrowheads="1" noChangeAspect="1"/>
                     </pic:cNvPicPr>
                   </pic:nvPicPr>
                   <pic:blipFill>
-                    <a:blip r:embed="rId93"/>
+                    <a:blip r:embed="rId94"/>
                     <a:stretch>
                       <a:fillRect/>
                     </a:stretch>
@@ -10213,8 +10172,8 @@
         <w:t xml:space="preserve">参考答案</w:t>
       </w:r>
     </w:p>
-    <w:bookmarkEnd w:id="96"/>
-    <w:bookmarkStart w:id="97" w:name="参考答案-21"/>
+    <w:bookmarkEnd w:id="97"/>
+    <w:bookmarkStart w:id="98" w:name="参考答案-21"/>
     <w:p>
       <w:pPr>
         <w:pStyle w:val="Heading2"/>
@@ -10227,8 +10186,8 @@
         <w:t xml:space="preserve">参考答案</w:t>
       </w:r>
     </w:p>
-    <w:bookmarkEnd w:id="97"/>
-    <w:bookmarkStart w:id="98" w:name="第-23-题"/>
+    <w:bookmarkEnd w:id="98"/>
+    <w:bookmarkStart w:id="99" w:name="第-23-题"/>
     <w:p>
       <w:pPr>
         <w:pStyle w:val="Heading2"/>
@@ -10802,8 +10761,8 @@
         <w:t xml:space="preserve">参考答案</w:t>
       </w:r>
     </w:p>
-    <w:bookmarkEnd w:id="98"/>
-    <w:bookmarkStart w:id="99" w:name="参考答案-22"/>
+    <w:bookmarkEnd w:id="99"/>
+    <w:bookmarkStart w:id="100" w:name="参考答案-22"/>
     <w:p>
       <w:pPr>
         <w:pStyle w:val="Heading2"/>
@@ -10816,8 +10775,8 @@
         <w:t xml:space="preserve">参考答案</w:t>
       </w:r>
     </w:p>
-    <w:bookmarkEnd w:id="99"/>
-    <w:bookmarkStart w:id="100" w:name="元素与分析"/>
+    <w:bookmarkEnd w:id="100"/>
+    <w:bookmarkStart w:id="101" w:name="元素与分析"/>
     <w:p>
       <w:pPr>
         <w:pStyle w:val="Heading2"/>
@@ -10830,8 +10789,8 @@
         <w:t xml:space="preserve">元素与分析</w:t>
       </w:r>
     </w:p>
-    <w:bookmarkEnd w:id="100"/>
-    <w:bookmarkStart w:id="104" w:name="第-24-题"/>
+    <w:bookmarkEnd w:id="101"/>
+    <w:bookmarkStart w:id="105" w:name="第-24-题"/>
     <w:p>
       <w:pPr>
         <w:pStyle w:val="Heading2"/>
@@ -11103,18 +11062,18 @@
           <wp:inline>
             <wp:extent cx="3240000" cy="4584609"/>
             <wp:effectExtent b="0" l="0" r="0" t="0"/>
-            <wp:docPr descr="" title="" id="102" name="Picture"/>
+            <wp:docPr descr="" title="" id="103" name="Picture"/>
             <a:graphic>
               <a:graphicData uri="http://schemas.openxmlformats.org/drawingml/2006/picture">
                 <pic:pic>
                   <pic:nvPicPr>
-                    <pic:cNvPr descr="06-外部资料导入/真题/省预赛/images/2022-浙江预赛_p04.png" id="103" name="Picture"/>
+                    <pic:cNvPr descr="06-外部资料导入/真题/省预赛/images/2022-浙江预赛_p04.png" id="104" name="Picture"/>
                     <pic:cNvPicPr>
                       <a:picLocks noChangeArrowheads="1" noChangeAspect="1"/>
                     </pic:cNvPicPr>
                   </pic:nvPicPr>
                   <pic:blipFill>
-                    <a:blip r:embed="rId101"/>
+                    <a:blip r:embed="rId102"/>
                     <a:stretch>
                       <a:fillRect/>
                     </a:stretch>
@@ -11281,8 +11240,8 @@
         <w:t xml:space="preserve">参考答案</w:t>
       </w:r>
     </w:p>
-    <w:bookmarkEnd w:id="104"/>
-    <w:bookmarkStart w:id="105" w:name="参考答案-23"/>
+    <w:bookmarkEnd w:id="105"/>
+    <w:bookmarkStart w:id="106" w:name="参考答案-23"/>
     <w:p>
       <w:pPr>
         <w:pStyle w:val="Heading2"/>
@@ -11295,8 +11254,8 @@
         <w:t xml:space="preserve">参考答案</w:t>
       </w:r>
     </w:p>
-    <w:bookmarkEnd w:id="105"/>
-    <w:bookmarkStart w:id="106" w:name="第-25-题"/>
+    <w:bookmarkEnd w:id="106"/>
+    <w:bookmarkStart w:id="107" w:name="第-25-题"/>
     <w:p>
       <w:pPr>
         <w:pStyle w:val="Heading2"/>
@@ -12007,8 +11966,8 @@
         <w:t xml:space="preserve">参考答案</w:t>
       </w:r>
     </w:p>
-    <w:bookmarkEnd w:id="106"/>
-    <w:bookmarkStart w:id="107" w:name="参考答案-24"/>
+    <w:bookmarkEnd w:id="107"/>
+    <w:bookmarkStart w:id="108" w:name="参考答案-24"/>
     <w:p>
       <w:pPr>
         <w:pStyle w:val="Heading2"/>
@@ -12092,8 +12051,8 @@
         <w:t>。</w:t>
       </w:r>
     </w:p>
-    <w:bookmarkEnd w:id="107"/>
     <w:bookmarkEnd w:id="108"/>
+    <w:bookmarkEnd w:id="109"/>
     <w:sectPr>
       <w:footerReference w:type="default" r:id="rId9"/>
       <w:footnotePr>
@@ -13056,7 +13015,7 @@
     <ns0:name ns0:val="Verbatim Char"/>
     <ns0:basedOn ns0:val="BodyTextChar"/>
     <ns0:rPr>
-      <ns0:rFonts ns0:ascii="Times New Roman" ns0:cs="Times New Roman" ns0:eastAsia="FangSong" ns0:hAnsi="Times New Roman"/>
+      <ns0:rFonts ns0:ascii="SimSun" ns0:cs="SimSun" ns0:eastAsia="SimSun" ns0:hAnsi="SimSun"/>
       <ns0:b ns0:val="0"/>
       <ns0:sz ns0:val="20"/>
     </ns0:rPr>
@@ -13110,7 +13069,7 @@
       <w:wordWrap w:val="off"/>
     </w:pPr>
     <ns0:rPr>
-      <w:rFonts ns0:ascii="Times New Roman" ns0:hAnsi="Times New Roman" ns0:eastAsia="FangSong" ns0:cs="Times New Roman"/>
+      <w:rFonts ns0:ascii="SimSun" ns0:hAnsi="SimSun" ns0:eastAsia="SimSun" ns0:cs="SimSun"/>
     </ns0:rPr>
   </w:style>
   <w:style w:type="character" w:customStyle="1" w:styleId="KeywordTok">

--- a/00-首页/题组Word/预赛基础卷/预赛基础卷II-教师版.docx
+++ b/00-首页/题组Word/预赛基础卷/预赛基础卷II-教师版.docx
@@ -178,6 +178,8 @@
     <w:p>
       <w:pPr>
         <w:pStyle w:val="BodyText"/>
+        <w:ind w:left="480" w:hanging="480"/>
+        <w:spacing w:after="0"/>
       </w:pPr>
       <w:r>
         <w:rPr>
@@ -271,7 +273,20 @@
         <w:rPr>
           <w:rFonts w:ascii="Times New Roman" w:hAnsi="Times New Roman" w:eastAsia="Times New Roman" w:cs="Times New Roman"/>
         </w:rPr>
-        <w:t>- A. 2 KMnO</w:t>
+        <w:t>- </w:t>
+      </w:r>
+    </w:p>
+    <w:p>
+      <w:pPr>
+        <w:pStyle w:val="BodyText"/>
+        <w:ind w:left="480" w:hanging="480"/>
+        <w:spacing w:before="0" w:after="0"/>
+      </w:pPr>
+      <w:r>
+        <w:rPr>
+          <w:rFonts w:ascii="Times New Roman" w:hAnsi="Times New Roman" w:eastAsia="Times New Roman" w:cs="Times New Roman"/>
+        </w:rPr>
+        <w:t>A. 2 KMnO</w:t>
       </w:r>
       <w:r>
         <w:rPr>
@@ -387,7 +402,20 @@
         <w:rPr>
           <w:rFonts w:ascii="Times New Roman" w:hAnsi="Times New Roman" w:eastAsia="Times New Roman" w:cs="Times New Roman"/>
         </w:rPr>
-        <w:t>- B. 2 KMnO</w:t>
+        <w:t>- </w:t>
+      </w:r>
+    </w:p>
+    <w:p>
+      <w:pPr>
+        <w:pStyle w:val="BodyText"/>
+        <w:ind w:left="480" w:hanging="480"/>
+        <w:spacing w:before="0" w:after="0"/>
+      </w:pPr>
+      <w:r>
+        <w:rPr>
+          <w:rFonts w:ascii="Times New Roman" w:hAnsi="Times New Roman" w:eastAsia="Times New Roman" w:cs="Times New Roman"/>
+        </w:rPr>
+        <w:t>B. 2 KMnO</w:t>
       </w:r>
       <w:r>
         <w:rPr>
@@ -503,7 +531,20 @@
         <w:rPr>
           <w:rFonts w:ascii="Times New Roman" w:hAnsi="Times New Roman" w:eastAsia="Times New Roman" w:cs="Times New Roman"/>
         </w:rPr>
-        <w:t>- C. 2 KMnO</w:t>
+        <w:t>- </w:t>
+      </w:r>
+    </w:p>
+    <w:p>
+      <w:pPr>
+        <w:pStyle w:val="BodyText"/>
+        <w:ind w:left="480" w:hanging="480"/>
+        <w:spacing w:before="0" w:after="0"/>
+      </w:pPr>
+      <w:r>
+        <w:rPr>
+          <w:rFonts w:ascii="Times New Roman" w:hAnsi="Times New Roman" w:eastAsia="Times New Roman" w:cs="Times New Roman"/>
+        </w:rPr>
+        <w:t>C. 2 KMnO</w:t>
       </w:r>
       <w:r>
         <w:rPr>
@@ -619,7 +660,20 @@
         <w:rPr>
           <w:rFonts w:ascii="Times New Roman" w:hAnsi="Times New Roman" w:eastAsia="Times New Roman" w:cs="Times New Roman"/>
         </w:rPr>
-        <w:t>- D. 2 KMnO</w:t>
+        <w:t>- </w:t>
+      </w:r>
+    </w:p>
+    <w:p>
+      <w:pPr>
+        <w:pStyle w:val="BodyText"/>
+        <w:ind w:left="480" w:hanging="480"/>
+        <w:spacing w:before="0" w:after="180"/>
+      </w:pPr>
+      <w:r>
+        <w:rPr>
+          <w:rFonts w:ascii="Times New Roman" w:hAnsi="Times New Roman" w:eastAsia="Times New Roman" w:cs="Times New Roman"/>
+        </w:rPr>
+        <w:t>D. 2 KMnO</w:t>
       </w:r>
       <w:r>
         <w:rPr>
@@ -896,6 +950,8 @@
     <w:p>
       <w:pPr>
         <w:pStyle w:val="BodyText"/>
+        <w:ind w:left="480" w:hanging="480"/>
+        <w:spacing w:after="0"/>
       </w:pPr>
       <w:r>
         <w:rPr>
@@ -925,7 +981,33 @@
         <w:rPr>
           <w:rFonts w:ascii="Times New Roman" w:hAnsi="Times New Roman" w:eastAsia="Times New Roman" w:cs="Times New Roman"/>
         </w:rPr>
-        <w:t>- A. AgCl　　B. Ag</w:t>
+        <w:t>- </w:t>
+      </w:r>
+    </w:p>
+    <w:p>
+      <w:pPr>
+        <w:pStyle w:val="BodyText"/>
+        <w:ind w:left="480" w:hanging="480"/>
+        <w:spacing w:before="0" w:after="0"/>
+      </w:pPr>
+      <w:r>
+        <w:rPr>
+          <w:rFonts w:ascii="Times New Roman" w:hAnsi="Times New Roman" w:eastAsia="Times New Roman" w:cs="Times New Roman"/>
+        </w:rPr>
+        <w:t>A. AgCl　　</w:t>
+      </w:r>
+    </w:p>
+    <w:p>
+      <w:pPr>
+        <w:pStyle w:val="BodyText"/>
+        <w:ind w:left="480" w:hanging="480"/>
+        <w:spacing w:before="0" w:after="0"/>
+      </w:pPr>
+      <w:r>
+        <w:rPr>
+          <w:rFonts w:ascii="Times New Roman" w:hAnsi="Times New Roman" w:eastAsia="Times New Roman" w:cs="Times New Roman"/>
+        </w:rPr>
+        <w:t>B. Ag</w:t>
       </w:r>
       <w:r>
         <w:rPr>
@@ -951,7 +1033,20 @@
         <w:rPr>
           <w:rFonts w:ascii="Times New Roman" w:hAnsi="Times New Roman" w:eastAsia="Times New Roman" w:cs="Times New Roman"/>
         </w:rPr>
-        <w:t xml:space="preserve">　　C. HgCl</w:t>
+        <w:t xml:space="preserve">　　</w:t>
+      </w:r>
+    </w:p>
+    <w:p>
+      <w:pPr>
+        <w:pStyle w:val="BodyText"/>
+        <w:ind w:left="480" w:hanging="480"/>
+        <w:spacing w:before="0" w:after="0"/>
+      </w:pPr>
+      <w:r>
+        <w:rPr>
+          <w:rFonts w:ascii="Times New Roman" w:hAnsi="Times New Roman" w:eastAsia="Times New Roman" w:cs="Times New Roman"/>
+        </w:rPr>
+        <w:t xml:space="preserve">C. HgCl</w:t>
       </w:r>
       <w:r>
         <w:rPr>
@@ -964,7 +1059,20 @@
         <w:rPr>
           <w:rFonts w:ascii="Times New Roman" w:hAnsi="Times New Roman" w:eastAsia="Times New Roman" w:cs="Times New Roman"/>
         </w:rPr>
-        <w:t xml:space="preserve">　　D. CuS</w:t>
+        <w:t xml:space="preserve">　　</w:t>
+      </w:r>
+    </w:p>
+    <w:p>
+      <w:pPr>
+        <w:pStyle w:val="BodyText"/>
+        <w:ind w:left="480" w:hanging="480"/>
+        <w:spacing w:before="0" w:after="180"/>
+      </w:pPr>
+      <w:r>
+        <w:rPr>
+          <w:rFonts w:ascii="Times New Roman" w:hAnsi="Times New Roman" w:eastAsia="Times New Roman" w:cs="Times New Roman"/>
+        </w:rPr>
+        <w:t xml:space="preserve">D. CuS</w:t>
       </w:r>
     </w:p>
     <w:p>
@@ -1371,7 +1479,7 @@
         </w:rPr>
         <w:drawing>
           <wp:inline>
-            <wp:extent cx="3240000" cy="4584609"/>
+            <wp:extent cx="3111303" cy="4584609"/>
             <wp:effectExtent b="0" l="0" r="0" t="0"/>
             <wp:docPr descr="" title="" id="15" name="Picture"/>
             <a:graphic>
@@ -1392,7 +1500,7 @@
                   <pic:spPr bwMode="auto">
                     <a:xfrm>
                       <a:off x="0" y="0"/>
-                      <a:ext cx="3240000" cy="4584609"/>
+                      <a:ext cx="3111303" cy="4584609"/>
                     </a:xfrm>
                     <a:prstGeom prst="rect">
                       <a:avLst/>
@@ -1414,10 +1522,6 @@
     <w:p>
       <w:pPr>
         <w:pStyle w:val="Compact"/>
-        <w:numPr>
-          <w:ilvl w:val="0"/>
-          <w:numId w:val="1001"/>
-        </w:numPr>
       </w:pPr>
       <w:r>
         <w:rPr>
@@ -1508,10 +1612,6 @@
     <w:p>
       <w:pPr>
         <w:pStyle w:val="Compact"/>
-        <w:numPr>
-          <w:ilvl w:val="0"/>
-          <w:numId w:val="1001"/>
-        </w:numPr>
       </w:pPr>
       <w:r>
         <w:rPr>
@@ -1565,10 +1665,6 @@
     <w:p>
       <w:pPr>
         <w:pStyle w:val="Compact"/>
-        <w:numPr>
-          <w:ilvl w:val="0"/>
-          <w:numId w:val="1001"/>
-        </w:numPr>
       </w:pPr>
       <w:r>
         <w:rPr>
@@ -1598,10 +1694,6 @@
     <w:p>
       <w:pPr>
         <w:pStyle w:val="Compact"/>
-        <w:numPr>
-          <w:ilvl w:val="0"/>
-          <w:numId w:val="1001"/>
-        </w:numPr>
       </w:pPr>
       <w:r>
         <w:rPr>
@@ -2054,6 +2146,8 @@
       <w:pPr>
         <w:pStyle w:val="BodyText"/>
         <w:spacing w:before="120"/>
+        <w:ind w:left="480" w:hanging="480"/>
+        <w:spacing w:after="0"/>
       </w:pPr>
       <w:r>
         <w:rPr>
@@ -2101,7 +2195,21 @@
         <w:rPr>
           <w:rFonts w:ascii="Times New Roman" w:hAnsi="Times New Roman" w:eastAsia="Times New Roman" w:cs="Times New Roman"/>
         </w:rPr>
-        <w:t xml:space="preserve">- A. </w:t>
+        <w:t xml:space="preserve">- </w:t>
+      </w:r>
+    </w:p>
+    <w:p>
+      <w:pPr>
+        <w:pStyle w:val="BodyText"/>
+        <w:spacing w:before="120"/>
+        <w:ind w:left="480" w:hanging="480"/>
+        <w:spacing w:before="0" w:after="0"/>
+      </w:pPr>
+      <w:r>
+        <w:rPr>
+          <w:rFonts w:ascii="Times New Roman" w:hAnsi="Times New Roman" w:eastAsia="Times New Roman" w:cs="Times New Roman"/>
+        </w:rPr>
+        <w:t xml:space="preserve">A. </w:t>
       </w:r>
       <w:r>
         <w:rPr>
@@ -2137,7 +2245,21 @@
         <w:rPr>
           <w:rFonts w:ascii="Times New Roman" w:hAnsi="Times New Roman" w:eastAsia="Times New Roman" w:cs="Times New Roman"/>
         </w:rPr>
-        <w:t xml:space="preserve">- B. </w:t>
+        <w:t xml:space="preserve">- </w:t>
+      </w:r>
+    </w:p>
+    <w:p>
+      <w:pPr>
+        <w:pStyle w:val="BodyText"/>
+        <w:spacing w:before="120"/>
+        <w:ind w:left="480" w:hanging="480"/>
+        <w:spacing w:before="0" w:after="0"/>
+      </w:pPr>
+      <w:r>
+        <w:rPr>
+          <w:rFonts w:ascii="Times New Roman" w:hAnsi="Times New Roman" w:eastAsia="Times New Roman" w:cs="Times New Roman"/>
+        </w:rPr>
+        <w:t xml:space="preserve">B. </w:t>
       </w:r>
       <w:r>
         <w:rPr>
@@ -2173,7 +2295,21 @@
         <w:rPr>
           <w:rFonts w:ascii="Times New Roman" w:hAnsi="Times New Roman" w:eastAsia="Times New Roman" w:cs="Times New Roman"/>
         </w:rPr>
-        <w:t xml:space="preserve">- C. </w:t>
+        <w:t xml:space="preserve">- </w:t>
+      </w:r>
+    </w:p>
+    <w:p>
+      <w:pPr>
+        <w:pStyle w:val="BodyText"/>
+        <w:spacing w:before="120"/>
+        <w:ind w:left="480" w:hanging="480"/>
+        <w:spacing w:before="0" w:after="0"/>
+      </w:pPr>
+      <w:r>
+        <w:rPr>
+          <w:rFonts w:ascii="Times New Roman" w:hAnsi="Times New Roman" w:eastAsia="Times New Roman" w:cs="Times New Roman"/>
+        </w:rPr>
+        <w:t xml:space="preserve">C. </w:t>
       </w:r>
       <w:r>
         <w:rPr>
@@ -2227,7 +2363,21 @@
         <w:rPr>
           <w:rFonts w:ascii="Times New Roman" w:hAnsi="Times New Roman" w:eastAsia="Times New Roman" w:cs="Times New Roman"/>
         </w:rPr>
-        <w:t xml:space="preserve">- D. </w:t>
+        <w:t xml:space="preserve">- </w:t>
+      </w:r>
+    </w:p>
+    <w:p>
+      <w:pPr>
+        <w:pStyle w:val="BodyText"/>
+        <w:spacing w:before="120"/>
+        <w:ind w:left="480" w:hanging="480"/>
+        <w:spacing w:before="0" w:after="180"/>
+      </w:pPr>
+      <w:r>
+        <w:rPr>
+          <w:rFonts w:ascii="Times New Roman" w:hAnsi="Times New Roman" w:eastAsia="Times New Roman" w:cs="Times New Roman"/>
+        </w:rPr>
+        <w:t xml:space="preserve">D. </w:t>
       </w:r>
       <w:r>
         <w:rPr>
@@ -2418,6 +2568,8 @@
     <w:p>
       <w:pPr>
         <w:pStyle w:val="BodyText"/>
+        <w:ind w:left="480" w:hanging="480"/>
+        <w:spacing w:after="0"/>
       </w:pPr>
       <w:r>
         <w:rPr>
@@ -2648,7 +2800,20 @@
         <w:rPr>
           <w:rFonts w:ascii="Times New Roman" w:hAnsi="Times New Roman" w:eastAsia="Times New Roman" w:cs="Times New Roman"/>
         </w:rPr>
-        <w:t>- A. H</w:t>
+        <w:t>- </w:t>
+      </w:r>
+    </w:p>
+    <w:p>
+      <w:pPr>
+        <w:pStyle w:val="BodyText"/>
+        <w:ind w:left="480" w:hanging="480"/>
+        <w:spacing w:before="0" w:after="0"/>
+      </w:pPr>
+      <w:r>
+        <w:rPr>
+          <w:rFonts w:ascii="Times New Roman" w:hAnsi="Times New Roman" w:eastAsia="Times New Roman" w:cs="Times New Roman"/>
+        </w:rPr>
+        <w:t>A. H</w:t>
       </w:r>
       <w:r>
         <w:rPr>
@@ -2717,7 +2882,20 @@
         <w:rPr>
           <w:rFonts w:ascii="Times New Roman" w:hAnsi="Times New Roman" w:eastAsia="Times New Roman" w:cs="Times New Roman"/>
         </w:rPr>
-        <w:t xml:space="preserve">- B. </w:t>
+        <w:t xml:space="preserve">- </w:t>
+      </w:r>
+    </w:p>
+    <w:p>
+      <w:pPr>
+        <w:pStyle w:val="BodyText"/>
+        <w:ind w:left="480" w:hanging="480"/>
+        <w:spacing w:before="0" w:after="0"/>
+      </w:pPr>
+      <w:r>
+        <w:rPr>
+          <w:rFonts w:ascii="Times New Roman" w:hAnsi="Times New Roman" w:eastAsia="Times New Roman" w:cs="Times New Roman"/>
+        </w:rPr>
+        <w:t xml:space="preserve">B. </w:t>
       </w:r>
       <w:r>
         <w:rPr>
@@ -2805,7 +2983,20 @@
         <w:rPr>
           <w:rFonts w:ascii="Times New Roman" w:hAnsi="Times New Roman" w:eastAsia="Times New Roman" w:cs="Times New Roman"/>
         </w:rPr>
-        <w:t xml:space="preserve">- C. </w:t>
+        <w:t xml:space="preserve">- </w:t>
+      </w:r>
+    </w:p>
+    <w:p>
+      <w:pPr>
+        <w:pStyle w:val="BodyText"/>
+        <w:ind w:left="480" w:hanging="480"/>
+        <w:spacing w:before="0" w:after="0"/>
+      </w:pPr>
+      <w:r>
+        <w:rPr>
+          <w:rFonts w:ascii="Times New Roman" w:hAnsi="Times New Roman" w:eastAsia="Times New Roman" w:cs="Times New Roman"/>
+        </w:rPr>
+        <w:t xml:space="preserve">C. </w:t>
       </w:r>
       <w:r>
         <w:rPr>
@@ -2917,7 +3108,20 @@
         <w:rPr>
           <w:rFonts w:ascii="Times New Roman" w:hAnsi="Times New Roman" w:eastAsia="Times New Roman" w:cs="Times New Roman"/>
         </w:rPr>
-        <w:t xml:space="preserve">- D. </w:t>
+        <w:t xml:space="preserve">- </w:t>
+      </w:r>
+    </w:p>
+    <w:p>
+      <w:pPr>
+        <w:pStyle w:val="BodyText"/>
+        <w:ind w:left="480" w:hanging="480"/>
+        <w:spacing w:before="0" w:after="180"/>
+      </w:pPr>
+      <w:r>
+        <w:rPr>
+          <w:rFonts w:ascii="Times New Roman" w:hAnsi="Times New Roman" w:eastAsia="Times New Roman" w:cs="Times New Roman"/>
+        </w:rPr>
+        <w:t xml:space="preserve">D. </w:t>
       </w:r>
       <w:r>
         <w:rPr>
@@ -3120,6 +3324,8 @@
     <w:p>
       <w:pPr>
         <w:pStyle w:val="BodyText"/>
+        <w:ind w:left="480" w:hanging="480"/>
+        <w:spacing w:after="0"/>
       </w:pPr>
       <w:r>
         <w:rPr>
@@ -3455,7 +3661,20 @@
         <w:rPr>
           <w:rFonts w:ascii="Times New Roman" w:hAnsi="Times New Roman" w:eastAsia="Times New Roman" w:cs="Times New Roman"/>
         </w:rPr>
-        <w:t>- A. ΔH</w:t>
+        <w:t>- </w:t>
+      </w:r>
+    </w:p>
+    <w:p>
+      <w:pPr>
+        <w:pStyle w:val="BodyText"/>
+        <w:ind w:left="480" w:hanging="480"/>
+        <w:spacing w:before="0" w:after="0"/>
+      </w:pPr>
+      <w:r>
+        <w:rPr>
+          <w:rFonts w:ascii="Times New Roman" w:hAnsi="Times New Roman" w:eastAsia="Times New Roman" w:cs="Times New Roman"/>
+        </w:rPr>
+        <w:t>A. ΔH</w:t>
       </w:r>
       <w:r>
         <w:rPr>
@@ -3481,7 +3700,20 @@
         <w:rPr>
           <w:rFonts w:ascii="Times New Roman" w:hAnsi="Times New Roman" w:eastAsia="Times New Roman" w:cs="Times New Roman"/>
         </w:rPr>
-        <w:t xml:space="preserve">　　B. ΔH</w:t>
+        <w:t xml:space="preserve">　　</w:t>
+      </w:r>
+    </w:p>
+    <w:p>
+      <w:pPr>
+        <w:pStyle w:val="BodyText"/>
+        <w:ind w:left="480" w:hanging="480"/>
+        <w:spacing w:before="0" w:after="0"/>
+      </w:pPr>
+      <w:r>
+        <w:rPr>
+          <w:rFonts w:ascii="Times New Roman" w:hAnsi="Times New Roman" w:eastAsia="Times New Roman" w:cs="Times New Roman"/>
+        </w:rPr>
+        <w:t xml:space="preserve">B. ΔH</w:t>
       </w:r>
       <w:r>
         <w:rPr>
@@ -3507,7 +3739,20 @@
         <w:rPr>
           <w:rFonts w:ascii="Times New Roman" w:hAnsi="Times New Roman" w:eastAsia="Times New Roman" w:cs="Times New Roman"/>
         </w:rPr>
-        <w:t xml:space="preserve">　　C. ΔH</w:t>
+        <w:t xml:space="preserve">　　</w:t>
+      </w:r>
+    </w:p>
+    <w:p>
+      <w:pPr>
+        <w:pStyle w:val="BodyText"/>
+        <w:ind w:left="480" w:hanging="480"/>
+        <w:spacing w:before="0" w:after="0"/>
+      </w:pPr>
+      <w:r>
+        <w:rPr>
+          <w:rFonts w:ascii="Times New Roman" w:hAnsi="Times New Roman" w:eastAsia="Times New Roman" w:cs="Times New Roman"/>
+        </w:rPr>
+        <w:t xml:space="preserve">C. ΔH</w:t>
       </w:r>
       <w:r>
         <w:rPr>
@@ -3546,7 +3791,20 @@
         <w:rPr>
           <w:rFonts w:ascii="Times New Roman" w:hAnsi="Times New Roman" w:eastAsia="Times New Roman" w:cs="Times New Roman"/>
         </w:rPr>
-        <w:t xml:space="preserve">　　D. ΔH</w:t>
+        <w:t xml:space="preserve">　　</w:t>
+      </w:r>
+    </w:p>
+    <w:p>
+      <w:pPr>
+        <w:pStyle w:val="BodyText"/>
+        <w:ind w:left="480" w:hanging="480"/>
+        <w:spacing w:before="0" w:after="180"/>
+      </w:pPr>
+      <w:r>
+        <w:rPr>
+          <w:rFonts w:ascii="Times New Roman" w:hAnsi="Times New Roman" w:eastAsia="Times New Roman" w:cs="Times New Roman"/>
+        </w:rPr>
+        <w:t xml:space="preserve">D. ΔH</w:t>
       </w:r>
       <w:r>
         <w:rPr>
@@ -3900,7 +4158,7 @@
         </w:rPr>
         <w:drawing>
           <wp:inline>
-            <wp:extent cx="3240000" cy="4584609"/>
+            <wp:extent cx="3120673" cy="4584609"/>
             <wp:effectExtent b="0" l="0" r="0" t="0"/>
             <wp:docPr descr="" title="" id="27" name="Picture"/>
             <a:graphic>
@@ -3921,7 +4179,7 @@
                   <pic:spPr bwMode="auto">
                     <a:xfrm>
                       <a:off x="0" y="0"/>
-                      <a:ext cx="3240000" cy="4584609"/>
+                      <a:ext cx="3120673" cy="4584609"/>
                     </a:xfrm>
                     <a:prstGeom prst="rect">
                       <a:avLst/>
@@ -3943,10 +4201,6 @@
     <w:p>
       <w:pPr>
         <w:pStyle w:val="Compact"/>
-        <w:numPr>
-          <w:ilvl w:val="0"/>
-          <w:numId w:val="1002"/>
-        </w:numPr>
       </w:pPr>
       <w:r>
         <w:rPr>
@@ -3989,10 +4243,6 @@
     <w:p>
       <w:pPr>
         <w:pStyle w:val="Compact"/>
-        <w:numPr>
-          <w:ilvl w:val="0"/>
-          <w:numId w:val="1002"/>
-        </w:numPr>
       </w:pPr>
       <w:r>
         <w:rPr>
@@ -4071,10 +4321,6 @@
     <w:p>
       <w:pPr>
         <w:pStyle w:val="Compact"/>
-        <w:numPr>
-          <w:ilvl w:val="0"/>
-          <w:numId w:val="1002"/>
-        </w:numPr>
       </w:pPr>
       <w:r>
         <w:rPr>
@@ -4104,10 +4350,6 @@
     <w:p>
       <w:pPr>
         <w:pStyle w:val="Compact"/>
-        <w:numPr>
-          <w:ilvl w:val="0"/>
-          <w:numId w:val="1002"/>
-        </w:numPr>
       </w:pPr>
       <w:r>
         <w:rPr>
@@ -4344,6 +4586,8 @@
     <w:p>
       <w:pPr>
         <w:pStyle w:val="BodyText"/>
+        <w:ind w:left="480" w:hanging="480"/>
+        <w:spacing w:after="0"/>
       </w:pPr>
       <w:r>
         <w:rPr>
@@ -4361,7 +4605,20 @@
         <w:rPr>
           <w:rFonts w:ascii="Times New Roman" w:hAnsi="Times New Roman" w:eastAsia="Times New Roman" w:cs="Times New Roman"/>
         </w:rPr>
-        <w:t xml:space="preserve">- A. </w:t>
+        <w:t xml:space="preserve">- </w:t>
+      </w:r>
+    </w:p>
+    <w:p>
+      <w:pPr>
+        <w:pStyle w:val="BodyText"/>
+        <w:ind w:left="480" w:hanging="480"/>
+        <w:spacing w:before="0" w:after="0"/>
+      </w:pPr>
+      <w:r>
+        <w:rPr>
+          <w:rFonts w:ascii="Times New Roman" w:hAnsi="Times New Roman" w:eastAsia="Times New Roman" w:cs="Times New Roman"/>
+        </w:rPr>
+        <w:t xml:space="preserve">A. </w:t>
       </w:r>
       <w:r>
         <w:rPr>
@@ -4478,7 +4735,20 @@
         <w:rPr>
           <w:rFonts w:ascii="Times New Roman" w:hAnsi="Times New Roman" w:eastAsia="Times New Roman" w:cs="Times New Roman"/>
         </w:rPr>
-        <w:t xml:space="preserve">- B. C </w:t>
+        <w:t xml:space="preserve">- </w:t>
+      </w:r>
+    </w:p>
+    <w:p>
+      <w:pPr>
+        <w:pStyle w:val="BodyText"/>
+        <w:ind w:left="480" w:hanging="480"/>
+        <w:spacing w:before="0" w:after="0"/>
+      </w:pPr>
+      <w:r>
+        <w:rPr>
+          <w:rFonts w:ascii="Times New Roman" w:hAnsi="Times New Roman" w:eastAsia="Times New Roman" w:cs="Times New Roman"/>
+        </w:rPr>
+        <w:t xml:space="preserve">B. C </w:t>
       </w:r>
       <w:r>
         <w:rPr>
@@ -4568,7 +4838,20 @@
         <w:rPr>
           <w:rFonts w:ascii="Times New Roman" w:hAnsi="Times New Roman" w:eastAsia="Times New Roman" w:cs="Times New Roman"/>
         </w:rPr>
-        <w:t>- C. H</w:t>
+        <w:t>- </w:t>
+      </w:r>
+    </w:p>
+    <w:p>
+      <w:pPr>
+        <w:pStyle w:val="BodyText"/>
+        <w:ind w:left="480" w:hanging="480"/>
+        <w:spacing w:before="0" w:after="0"/>
+      </w:pPr>
+      <w:r>
+        <w:rPr>
+          <w:rFonts w:ascii="Times New Roman" w:hAnsi="Times New Roman" w:eastAsia="Times New Roman" w:cs="Times New Roman"/>
+        </w:rPr>
+        <w:t>C. H</w:t>
       </w:r>
       <w:r>
         <w:rPr>
@@ -4647,7 +4930,20 @@
         <w:rPr>
           <w:rFonts w:ascii="Times New Roman" w:hAnsi="Times New Roman" w:eastAsia="Times New Roman" w:cs="Times New Roman"/>
         </w:rPr>
-        <w:t>- D. AlCl</w:t>
+        <w:t>- </w:t>
+      </w:r>
+    </w:p>
+    <w:p>
+      <w:pPr>
+        <w:pStyle w:val="BodyText"/>
+        <w:ind w:left="480" w:hanging="480"/>
+        <w:spacing w:before="0" w:after="180"/>
+      </w:pPr>
+      <w:r>
+        <w:rPr>
+          <w:rFonts w:ascii="Times New Roman" w:hAnsi="Times New Roman" w:eastAsia="Times New Roman" w:cs="Times New Roman"/>
+        </w:rPr>
+        <w:t>D. AlCl</w:t>
       </w:r>
       <w:r>
         <w:rPr>
@@ -4888,6 +5184,8 @@
     <w:p>
       <w:pPr>
         <w:pStyle w:val="BodyText"/>
+        <w:ind w:left="480" w:hanging="480"/>
+        <w:spacing w:after="0"/>
       </w:pPr>
       <w:r>
         <w:rPr>
@@ -5085,7 +5383,59 @@
         <w:rPr>
           <w:rFonts w:ascii="Times New Roman" w:hAnsi="Times New Roman" w:eastAsia="Times New Roman" w:cs="Times New Roman"/>
         </w:rPr>
-        <w:t xml:space="preserve">- A. 1 2 1 3　　B. 2 2 5 3　　C. 2 3 5 6　　D. 4 2 1 3</w:t>
+        <w:t xml:space="preserve">- </w:t>
+      </w:r>
+    </w:p>
+    <w:p>
+      <w:pPr>
+        <w:pStyle w:val="BodyText"/>
+        <w:ind w:left="480" w:hanging="480"/>
+        <w:spacing w:before="0" w:after="0"/>
+      </w:pPr>
+      <w:r>
+        <w:rPr>
+          <w:rFonts w:ascii="Times New Roman" w:hAnsi="Times New Roman" w:eastAsia="Times New Roman" w:cs="Times New Roman"/>
+        </w:rPr>
+        <w:t xml:space="preserve">A. 1 2 1 3　　</w:t>
+      </w:r>
+    </w:p>
+    <w:p>
+      <w:pPr>
+        <w:pStyle w:val="BodyText"/>
+        <w:ind w:left="480" w:hanging="480"/>
+        <w:spacing w:before="0" w:after="0"/>
+      </w:pPr>
+      <w:r>
+        <w:rPr>
+          <w:rFonts w:ascii="Times New Roman" w:hAnsi="Times New Roman" w:eastAsia="Times New Roman" w:cs="Times New Roman"/>
+        </w:rPr>
+        <w:t xml:space="preserve">B. 2 2 5 3　　</w:t>
+      </w:r>
+    </w:p>
+    <w:p>
+      <w:pPr>
+        <w:pStyle w:val="BodyText"/>
+        <w:ind w:left="480" w:hanging="480"/>
+        <w:spacing w:before="0" w:after="0"/>
+      </w:pPr>
+      <w:r>
+        <w:rPr>
+          <w:rFonts w:ascii="Times New Roman" w:hAnsi="Times New Roman" w:eastAsia="Times New Roman" w:cs="Times New Roman"/>
+        </w:rPr>
+        <w:t xml:space="preserve">C. 2 3 5 6　　</w:t>
+      </w:r>
+    </w:p>
+    <w:p>
+      <w:pPr>
+        <w:pStyle w:val="BodyText"/>
+        <w:ind w:left="480" w:hanging="480"/>
+        <w:spacing w:before="0" w:after="180"/>
+      </w:pPr>
+      <w:r>
+        <w:rPr>
+          <w:rFonts w:ascii="Times New Roman" w:hAnsi="Times New Roman" w:eastAsia="Times New Roman" w:cs="Times New Roman"/>
+        </w:rPr>
+        <w:t xml:space="preserve">D. 4 2 1 3</w:t>
       </w:r>
     </w:p>
     <w:p>
@@ -5326,7 +5676,7 @@
         </w:rPr>
         <w:drawing>
           <wp:inline>
-            <wp:extent cx="3240000" cy="4584609"/>
+            <wp:extent cx="3087368" cy="4584609"/>
             <wp:effectExtent b="0" l="0" r="0" t="0"/>
             <wp:docPr descr="" title="" id="36" name="Picture"/>
             <a:graphic>
@@ -5347,7 +5697,7 @@
                   <pic:spPr bwMode="auto">
                     <a:xfrm>
                       <a:off x="0" y="0"/>
-                      <a:ext cx="3240000" cy="4584609"/>
+                      <a:ext cx="3087368" cy="4584609"/>
                     </a:xfrm>
                     <a:prstGeom prst="rect">
                       <a:avLst/>
@@ -5369,10 +5719,6 @@
     <w:p>
       <w:pPr>
         <w:pStyle w:val="Compact"/>
-        <w:numPr>
-          <w:ilvl w:val="0"/>
-          <w:numId w:val="1003"/>
-        </w:numPr>
       </w:pPr>
       <w:r>
         <w:rPr>
@@ -5402,10 +5748,6 @@
     <w:p>
       <w:pPr>
         <w:pStyle w:val="Compact"/>
-        <w:numPr>
-          <w:ilvl w:val="0"/>
-          <w:numId w:val="1003"/>
-        </w:numPr>
       </w:pPr>
       <w:r>
         <w:rPr>
@@ -5448,10 +5790,6 @@
     <w:p>
       <w:pPr>
         <w:pStyle w:val="Compact"/>
-        <w:numPr>
-          <w:ilvl w:val="0"/>
-          <w:numId w:val="1003"/>
-        </w:numPr>
       </w:pPr>
       <w:r>
         <w:rPr>
@@ -5489,10 +5827,6 @@
     <w:p>
       <w:pPr>
         <w:pStyle w:val="Compact"/>
-        <w:numPr>
-          <w:ilvl w:val="0"/>
-          <w:numId w:val="1003"/>
-        </w:numPr>
       </w:pPr>
       <w:r>
         <w:rPr>
@@ -5689,6 +6023,8 @@
     <w:p>
       <w:pPr>
         <w:pStyle w:val="BodyText"/>
+        <w:ind w:left="480" w:hanging="480"/>
+        <w:spacing w:after="0"/>
       </w:pPr>
       <w:r>
         <w:rPr>
@@ -6004,7 +6340,20 @@
         <w:rPr>
           <w:rFonts w:ascii="Times New Roman" w:hAnsi="Times New Roman" w:eastAsia="Times New Roman" w:cs="Times New Roman"/>
         </w:rPr>
-        <w:t xml:space="preserve">- A. </w:t>
+        <w:t xml:space="preserve">- </w:t>
+      </w:r>
+    </w:p>
+    <w:p>
+      <w:pPr>
+        <w:pStyle w:val="BodyText"/>
+        <w:ind w:left="480" w:hanging="480"/>
+        <w:spacing w:before="0" w:after="0"/>
+      </w:pPr>
+      <w:r>
+        <w:rPr>
+          <w:rFonts w:ascii="Times New Roman" w:hAnsi="Times New Roman" w:eastAsia="Times New Roman" w:cs="Times New Roman"/>
+        </w:rPr>
+        <w:t xml:space="preserve">A. </w:t>
       </w:r>
       <w:r>
         <w:rPr>
@@ -6016,7 +6365,20 @@
         <w:rPr>
           <w:rFonts w:ascii="Times New Roman" w:hAnsi="Times New Roman" w:eastAsia="Times New Roman" w:cs="Times New Roman"/>
         </w:rPr>
-        <w:t xml:space="preserve">　　B. </w:t>
+        <w:t xml:space="preserve">　　</w:t>
+      </w:r>
+    </w:p>
+    <w:p>
+      <w:pPr>
+        <w:pStyle w:val="BodyText"/>
+        <w:ind w:left="480" w:hanging="480"/>
+        <w:spacing w:before="0" w:after="0"/>
+      </w:pPr>
+      <w:r>
+        <w:rPr>
+          <w:rFonts w:ascii="Times New Roman" w:hAnsi="Times New Roman" w:eastAsia="Times New Roman" w:cs="Times New Roman"/>
+        </w:rPr>
+        <w:t xml:space="preserve">B. </w:t>
       </w:r>
       <w:r>
         <w:rPr>
@@ -6028,7 +6390,20 @@
         <w:rPr>
           <w:rFonts w:ascii="Times New Roman" w:hAnsi="Times New Roman" w:eastAsia="Times New Roman" w:cs="Times New Roman"/>
         </w:rPr>
-        <w:t xml:space="preserve">　　C. </w:t>
+        <w:t xml:space="preserve">　　</w:t>
+      </w:r>
+    </w:p>
+    <w:p>
+      <w:pPr>
+        <w:pStyle w:val="BodyText"/>
+        <w:ind w:left="480" w:hanging="480"/>
+        <w:spacing w:before="0" w:after="0"/>
+      </w:pPr>
+      <w:r>
+        <w:rPr>
+          <w:rFonts w:ascii="Times New Roman" w:hAnsi="Times New Roman" w:eastAsia="Times New Roman" w:cs="Times New Roman"/>
+        </w:rPr>
+        <w:t xml:space="preserve">C. </w:t>
       </w:r>
       <w:r>
         <w:rPr>
@@ -6040,7 +6415,20 @@
         <w:rPr>
           <w:rFonts w:ascii="Times New Roman" w:hAnsi="Times New Roman" w:eastAsia="Times New Roman" w:cs="Times New Roman"/>
         </w:rPr>
-        <w:t xml:space="preserve">　　D. </w:t>
+        <w:t xml:space="preserve">　　</w:t>
+      </w:r>
+    </w:p>
+    <w:p>
+      <w:pPr>
+        <w:pStyle w:val="BodyText"/>
+        <w:ind w:left="480" w:hanging="480"/>
+        <w:spacing w:before="0" w:after="180"/>
+      </w:pPr>
+      <w:r>
+        <w:rPr>
+          <w:rFonts w:ascii="Times New Roman" w:hAnsi="Times New Roman" w:eastAsia="Times New Roman" w:cs="Times New Roman"/>
+        </w:rPr>
+        <w:t xml:space="preserve">D. </w:t>
       </w:r>
       <w:r>
         <w:rPr>
@@ -6289,7 +6677,7 @@
         </w:rPr>
         <w:drawing>
           <wp:inline>
-            <wp:extent cx="3240000" cy="4584609"/>
+            <wp:extent cx="3046818" cy="4584609"/>
             <wp:effectExtent b="0" l="0" r="0" t="0"/>
             <wp:docPr descr="" title="" id="44" name="Picture"/>
             <a:graphic>
@@ -6310,7 +6698,7 @@
                   <pic:spPr bwMode="auto">
                     <a:xfrm>
                       <a:off x="0" y="0"/>
-                      <a:ext cx="3240000" cy="4584609"/>
+                      <a:ext cx="3046818" cy="4584609"/>
                     </a:xfrm>
                     <a:prstGeom prst="rect">
                       <a:avLst/>
@@ -6747,7 +7135,7 @@
         </w:rPr>
         <w:drawing>
           <wp:inline>
-            <wp:extent cx="3240000" cy="4584609"/>
+            <wp:extent cx="3048265" cy="4584609"/>
             <wp:effectExtent b="0" l="0" r="0" t="0"/>
             <wp:docPr descr="" title="" id="50" name="Picture"/>
             <a:graphic>
@@ -6768,7 +7156,7 @@
                   <pic:spPr bwMode="auto">
                     <a:xfrm>
                       <a:off x="0" y="0"/>
-                      <a:ext cx="3240000" cy="4584609"/>
+                      <a:ext cx="3048265" cy="4584609"/>
                     </a:xfrm>
                     <a:prstGeom prst="rect">
                       <a:avLst/>
@@ -6790,6 +7178,8 @@
     <w:p>
       <w:pPr>
         <w:pStyle w:val="FirstParagraph"/>
+        <w:ind w:left="480" w:hanging="480"/>
+        <w:spacing w:after="0"/>
       </w:pPr>
       <w:r>
         <w:rPr>
@@ -6813,7 +7203,20 @@
         <w:rPr>
           <w:rFonts w:ascii="Times New Roman" w:hAnsi="Times New Roman" w:eastAsia="Times New Roman" w:cs="Times New Roman"/>
         </w:rPr>
-        <w:t xml:space="preserve">- A. </w:t>
+        <w:t xml:space="preserve">- </w:t>
+      </w:r>
+    </w:p>
+    <w:p>
+      <w:pPr>
+        <w:pStyle w:val="FirstParagraph"/>
+        <w:ind w:left="480" w:hanging="480"/>
+        <w:spacing w:before="0" w:after="0"/>
+      </w:pPr>
+      <w:r>
+        <w:rPr>
+          <w:rFonts w:ascii="Times New Roman" w:hAnsi="Times New Roman" w:eastAsia="Times New Roman" w:cs="Times New Roman"/>
+        </w:rPr>
+        <w:t xml:space="preserve">A. </w:t>
       </w:r>
       <w:r>
         <w:rPr>
@@ -6831,7 +7234,20 @@
         <w:rPr>
           <w:rFonts w:ascii="Times New Roman" w:hAnsi="Times New Roman" w:eastAsia="Times New Roman" w:cs="Times New Roman"/>
         </w:rPr>
-        <w:t xml:space="preserve">- B. </w:t>
+        <w:t xml:space="preserve">- </w:t>
+      </w:r>
+    </w:p>
+    <w:p>
+      <w:pPr>
+        <w:pStyle w:val="FirstParagraph"/>
+        <w:ind w:left="480" w:hanging="480"/>
+        <w:spacing w:before="0" w:after="0"/>
+      </w:pPr>
+      <w:r>
+        <w:rPr>
+          <w:rFonts w:ascii="Times New Roman" w:hAnsi="Times New Roman" w:eastAsia="Times New Roman" w:cs="Times New Roman"/>
+        </w:rPr>
+        <w:t xml:space="preserve">B. </w:t>
       </w:r>
       <w:r>
         <w:rPr>
@@ -6849,7 +7265,20 @@
         <w:rPr>
           <w:rFonts w:ascii="Times New Roman" w:hAnsi="Times New Roman" w:eastAsia="Times New Roman" w:cs="Times New Roman"/>
         </w:rPr>
-        <w:t xml:space="preserve">- C. </w:t>
+        <w:t xml:space="preserve">- </w:t>
+      </w:r>
+    </w:p>
+    <w:p>
+      <w:pPr>
+        <w:pStyle w:val="FirstParagraph"/>
+        <w:ind w:left="480" w:hanging="480"/>
+        <w:spacing w:before="0" w:after="0"/>
+      </w:pPr>
+      <w:r>
+        <w:rPr>
+          <w:rFonts w:ascii="Times New Roman" w:hAnsi="Times New Roman" w:eastAsia="Times New Roman" w:cs="Times New Roman"/>
+        </w:rPr>
+        <w:t xml:space="preserve">C. </w:t>
       </w:r>
       <w:r>
         <w:rPr>
@@ -6879,7 +7308,20 @@
         <w:rPr>
           <w:rFonts w:ascii="Times New Roman" w:hAnsi="Times New Roman" w:eastAsia="Times New Roman" w:cs="Times New Roman"/>
         </w:rPr>
-        <w:t xml:space="preserve">- D. </w:t>
+        <w:t xml:space="preserve">- </w:t>
+      </w:r>
+    </w:p>
+    <w:p>
+      <w:pPr>
+        <w:pStyle w:val="FirstParagraph"/>
+        <w:ind w:left="480" w:hanging="480"/>
+        <w:spacing w:before="0" w:after="180"/>
+      </w:pPr>
+      <w:r>
+        <w:rPr>
+          <w:rFonts w:ascii="Times New Roman" w:hAnsi="Times New Roman" w:eastAsia="Times New Roman" w:cs="Times New Roman"/>
+        </w:rPr>
+        <w:t xml:space="preserve">D. </w:t>
       </w:r>
       <w:r>
         <w:rPr>
@@ -7114,7 +7556,7 @@
         </w:rPr>
         <w:drawing>
           <wp:inline>
-            <wp:extent cx="3240000" cy="4584609"/>
+            <wp:extent cx="3020266" cy="4584609"/>
             <wp:effectExtent b="0" l="0" r="0" t="0"/>
             <wp:docPr descr="" title="" id="55" name="Picture"/>
             <a:graphic>
@@ -7135,7 +7577,7 @@
                   <pic:spPr bwMode="auto">
                     <a:xfrm>
                       <a:off x="0" y="0"/>
-                      <a:ext cx="3240000" cy="4584609"/>
+                      <a:ext cx="3020266" cy="4584609"/>
                     </a:xfrm>
                     <a:prstGeom prst="rect">
                       <a:avLst/>
@@ -7443,7 +7885,7 @@
         </w:rPr>
         <w:drawing>
           <wp:inline>
-            <wp:extent cx="3240000" cy="4584609"/>
+            <wp:extent cx="3112896" cy="4584609"/>
             <wp:effectExtent b="0" l="0" r="0" t="0"/>
             <wp:docPr descr="" title="" id="60" name="Picture"/>
             <a:graphic>
@@ -7464,7 +7906,7 @@
                   <pic:spPr bwMode="auto">
                     <a:xfrm>
                       <a:off x="0" y="0"/>
-                      <a:ext cx="3240000" cy="4584609"/>
+                      <a:ext cx="3112896" cy="4584609"/>
                     </a:xfrm>
                     <a:prstGeom prst="rect">
                       <a:avLst/>
@@ -7721,7 +8163,7 @@
         </w:rPr>
         <w:drawing>
           <wp:inline>
-            <wp:extent cx="3240000" cy="4584609"/>
+            <wp:extent cx="3099205" cy="4584609"/>
             <wp:effectExtent b="0" l="0" r="0" t="0"/>
             <wp:docPr descr="" title="" id="65" name="Picture"/>
             <a:graphic>
@@ -7742,7 +8184,7 @@
                   <pic:spPr bwMode="auto">
                     <a:xfrm>
                       <a:off x="0" y="0"/>
-                      <a:ext cx="3240000" cy="4584609"/>
+                      <a:ext cx="3099205" cy="4584609"/>
                     </a:xfrm>
                     <a:prstGeom prst="rect">
                       <a:avLst/>
@@ -7764,10 +8206,6 @@
     <w:p>
       <w:pPr>
         <w:pStyle w:val="Compact"/>
-        <w:numPr>
-          <w:ilvl w:val="0"/>
-          <w:numId w:val="1004"/>
-        </w:numPr>
       </w:pPr>
       <w:r>
         <w:rPr>
@@ -7815,10 +8253,6 @@
     <w:p>
       <w:pPr>
         <w:pStyle w:val="Compact"/>
-        <w:numPr>
-          <w:ilvl w:val="0"/>
-          <w:numId w:val="1004"/>
-        </w:numPr>
       </w:pPr>
       <w:r>
         <w:rPr>
@@ -7860,10 +8294,6 @@
     <w:p>
       <w:pPr>
         <w:pStyle w:val="Compact"/>
-        <w:numPr>
-          <w:ilvl w:val="0"/>
-          <w:numId w:val="1004"/>
-        </w:numPr>
       </w:pPr>
       <w:r>
         <w:rPr>
@@ -7905,10 +8335,6 @@
     <w:p>
       <w:pPr>
         <w:pStyle w:val="Compact"/>
-        <w:numPr>
-          <w:ilvl w:val="0"/>
-          <w:numId w:val="1004"/>
-        </w:numPr>
       </w:pPr>
       <w:r>
         <w:rPr>
@@ -8251,7 +8677,7 @@
         </w:rPr>
         <w:drawing>
           <wp:inline>
-            <wp:extent cx="3240000" cy="4584609"/>
+            <wp:extent cx="3070467" cy="4584609"/>
             <wp:effectExtent b="0" l="0" r="0" t="0"/>
             <wp:docPr descr="" title="" id="70" name="Picture"/>
             <a:graphic>
@@ -8272,7 +8698,7 @@
                   <pic:spPr bwMode="auto">
                     <a:xfrm>
                       <a:off x="0" y="0"/>
-                      <a:ext cx="3240000" cy="4584609"/>
+                      <a:ext cx="3070467" cy="4584609"/>
                     </a:xfrm>
                     <a:prstGeom prst="rect">
                       <a:avLst/>
@@ -8607,7 +9033,7 @@
         </w:rPr>
         <w:drawing>
           <wp:inline>
-            <wp:extent cx="3240000" cy="4584609"/>
+            <wp:extent cx="3078554" cy="4584609"/>
             <wp:effectExtent b="0" l="0" r="0" t="0"/>
             <wp:docPr descr="" title="" id="75" name="Picture"/>
             <a:graphic>
@@ -8628,7 +9054,7 @@
                   <pic:spPr bwMode="auto">
                     <a:xfrm>
                       <a:off x="0" y="0"/>
-                      <a:ext cx="3240000" cy="4584609"/>
+                      <a:ext cx="3078554" cy="4584609"/>
                     </a:xfrm>
                     <a:prstGeom prst="rect">
                       <a:avLst/>
@@ -8650,10 +9076,6 @@
     <w:p>
       <w:pPr>
         <w:pStyle w:val="Compact"/>
-        <w:numPr>
-          <w:ilvl w:val="0"/>
-          <w:numId w:val="1005"/>
-        </w:numPr>
       </w:pPr>
       <w:r>
         <w:rPr>
@@ -8683,10 +9105,6 @@
     <w:p>
       <w:pPr>
         <w:pStyle w:val="Compact"/>
-        <w:numPr>
-          <w:ilvl w:val="0"/>
-          <w:numId w:val="1005"/>
-        </w:numPr>
       </w:pPr>
       <w:r>
         <w:rPr>
@@ -8704,10 +9122,6 @@
     <w:p>
       <w:pPr>
         <w:pStyle w:val="Compact"/>
-        <w:numPr>
-          <w:ilvl w:val="0"/>
-          <w:numId w:val="1005"/>
-        </w:numPr>
       </w:pPr>
       <w:r>
         <w:rPr>
@@ -8750,10 +9164,6 @@
     <w:p>
       <w:pPr>
         <w:pStyle w:val="Compact"/>
-        <w:numPr>
-          <w:ilvl w:val="0"/>
-          <w:numId w:val="1005"/>
-        </w:numPr>
       </w:pPr>
       <w:r>
         <w:rPr>
@@ -9018,7 +9428,7 @@
         </w:rPr>
         <w:drawing>
           <wp:inline>
-            <wp:extent cx="3240000" cy="4584609"/>
+            <wp:extent cx="3092668" cy="4584609"/>
             <wp:effectExtent b="0" l="0" r="0" t="0"/>
             <wp:docPr descr="" title="" id="80" name="Picture"/>
             <a:graphic>
@@ -9039,7 +9449,7 @@
                   <pic:spPr bwMode="auto">
                     <a:xfrm>
                       <a:off x="0" y="0"/>
-                      <a:ext cx="3240000" cy="4584609"/>
+                      <a:ext cx="3092668" cy="4584609"/>
                     </a:xfrm>
                     <a:prstGeom prst="rect">
                       <a:avLst/>
@@ -9320,7 +9730,7 @@
         </w:rPr>
         <w:drawing>
           <wp:inline>
-            <wp:extent cx="3240000" cy="4584609"/>
+            <wp:extent cx="3117090" cy="4584609"/>
             <wp:effectExtent b="0" l="0" r="0" t="0"/>
             <wp:docPr descr="" title="" id="85" name="Picture"/>
             <a:graphic>
@@ -9341,7 +9751,7 @@
                   <pic:spPr bwMode="auto">
                     <a:xfrm>
                       <a:off x="0" y="0"/>
-                      <a:ext cx="3240000" cy="4584609"/>
+                      <a:ext cx="3117090" cy="4584609"/>
                     </a:xfrm>
                     <a:prstGeom prst="rect">
                       <a:avLst/>
@@ -9363,10 +9773,6 @@
     <w:p>
       <w:pPr>
         <w:pStyle w:val="Compact"/>
-        <w:numPr>
-          <w:ilvl w:val="0"/>
-          <w:numId w:val="1006"/>
-        </w:numPr>
       </w:pPr>
       <w:r>
         <w:rPr>
@@ -9384,10 +9790,6 @@
     <w:p>
       <w:pPr>
         <w:pStyle w:val="Compact"/>
-        <w:numPr>
-          <w:ilvl w:val="0"/>
-          <w:numId w:val="1006"/>
-        </w:numPr>
       </w:pPr>
       <w:r>
         <w:rPr>
@@ -9417,10 +9819,6 @@
     <w:p>
       <w:pPr>
         <w:pStyle w:val="Compact"/>
-        <w:numPr>
-          <w:ilvl w:val="0"/>
-          <w:numId w:val="1006"/>
-        </w:numPr>
       </w:pPr>
       <w:r>
         <w:rPr>
@@ -9438,10 +9836,6 @@
     <w:p>
       <w:pPr>
         <w:pStyle w:val="Compact"/>
-        <w:numPr>
-          <w:ilvl w:val="0"/>
-          <w:numId w:val="1006"/>
-        </w:numPr>
       </w:pPr>
       <w:r>
         <w:rPr>
@@ -9706,7 +10100,7 @@
         </w:rPr>
         <w:drawing>
           <wp:inline>
-            <wp:extent cx="3240000" cy="4584609"/>
+            <wp:extent cx="3104347" cy="4584609"/>
             <wp:effectExtent b="0" l="0" r="0" t="0"/>
             <wp:docPr descr="" title="" id="90" name="Picture"/>
             <a:graphic>
@@ -9727,7 +10121,7 @@
                   <pic:spPr bwMode="auto">
                     <a:xfrm>
                       <a:off x="0" y="0"/>
-                      <a:ext cx="3240000" cy="4584609"/>
+                      <a:ext cx="3104347" cy="4584609"/>
                     </a:xfrm>
                     <a:prstGeom prst="rect">
                       <a:avLst/>
@@ -9749,16 +10143,53 @@
     <w:p>
       <w:pPr>
         <w:pStyle w:val="Compact"/>
-        <w:numPr>
-          <w:ilvl w:val="0"/>
-          <w:numId w:val="1007"/>
-        </w:numPr>
-      </w:pPr>
-      <w:r>
-        <w:rPr>
-          <w:rFonts w:ascii="Times New Roman" w:hAnsi="Times New Roman" w:eastAsia="Times New Roman" w:cs="Times New Roman"/>
-        </w:rPr>
-        <w:t xml:space="preserve">A. 4321　　B. 4213　　C. 2431　　D. 1324　　E. 2341</w:t>
+        <w:ind w:left="480" w:hanging="480"/>
+        <w:spacing w:after="0"/>
+      </w:pPr>
+      <w:r>
+        <w:rPr>
+          <w:rFonts w:ascii="Times New Roman" w:hAnsi="Times New Roman" w:eastAsia="Times New Roman" w:cs="Times New Roman"/>
+        </w:rPr>
+        <w:t xml:space="preserve">A. 4321　　</w:t>
+      </w:r>
+    </w:p>
+    <w:p>
+      <w:pPr>
+        <w:pStyle w:val="Compact"/>
+        <w:ind w:left="480" w:hanging="480"/>
+        <w:spacing w:before="0" w:after="0"/>
+      </w:pPr>
+      <w:r>
+        <w:rPr>
+          <w:rFonts w:ascii="Times New Roman" w:hAnsi="Times New Roman" w:eastAsia="Times New Roman" w:cs="Times New Roman"/>
+        </w:rPr>
+        <w:t xml:space="preserve">B. 4213　　</w:t>
+      </w:r>
+    </w:p>
+    <w:p>
+      <w:pPr>
+        <w:pStyle w:val="Compact"/>
+        <w:ind w:left="480" w:hanging="480"/>
+        <w:spacing w:before="0" w:after="0"/>
+      </w:pPr>
+      <w:r>
+        <w:rPr>
+          <w:rFonts w:ascii="Times New Roman" w:hAnsi="Times New Roman" w:eastAsia="Times New Roman" w:cs="Times New Roman"/>
+        </w:rPr>
+        <w:t xml:space="preserve">C. 2431　　</w:t>
+      </w:r>
+    </w:p>
+    <w:p>
+      <w:pPr>
+        <w:pStyle w:val="Compact"/>
+        <w:ind w:left="480" w:hanging="480"/>
+        <w:spacing w:before="0" w:after="36"/>
+      </w:pPr>
+      <w:r>
+        <w:rPr>
+          <w:rFonts w:ascii="Times New Roman" w:hAnsi="Times New Roman" w:eastAsia="Times New Roman" w:cs="Times New Roman"/>
+        </w:rPr>
+        <w:t xml:space="preserve">D. 1324　　E. 2341</w:t>
       </w:r>
     </w:p>
     <w:p>
@@ -9993,7 +10424,7 @@
         </w:rPr>
         <w:drawing>
           <wp:inline>
-            <wp:extent cx="3240000" cy="4584609"/>
+            <wp:extent cx="3030504" cy="4584609"/>
             <wp:effectExtent b="0" l="0" r="0" t="0"/>
             <wp:docPr descr="" title="" id="95" name="Picture"/>
             <a:graphic>
@@ -10014,7 +10445,7 @@
                   <pic:spPr bwMode="auto">
                     <a:xfrm>
                       <a:off x="0" y="0"/>
-                      <a:ext cx="3240000" cy="4584609"/>
+                      <a:ext cx="3030504" cy="4584609"/>
                     </a:xfrm>
                     <a:prstGeom prst="rect">
                       <a:avLst/>
@@ -10036,10 +10467,6 @@
     <w:p>
       <w:pPr>
         <w:pStyle w:val="Compact"/>
-        <w:numPr>
-          <w:ilvl w:val="0"/>
-          <w:numId w:val="1008"/>
-        </w:numPr>
       </w:pPr>
       <w:r>
         <w:rPr>
@@ -10081,10 +10508,6 @@
     <w:p>
       <w:pPr>
         <w:pStyle w:val="Compact"/>
-        <w:numPr>
-          <w:ilvl w:val="0"/>
-          <w:numId w:val="1008"/>
-        </w:numPr>
       </w:pPr>
       <w:r>
         <w:rPr>
@@ -10120,10 +10543,6 @@
     <w:p>
       <w:pPr>
         <w:pStyle w:val="Compact"/>
-        <w:numPr>
-          <w:ilvl w:val="0"/>
-          <w:numId w:val="1008"/>
-        </w:numPr>
       </w:pPr>
       <w:r>
         <w:rPr>
@@ -10141,10 +10560,6 @@
     <w:p>
       <w:pPr>
         <w:pStyle w:val="Compact"/>
-        <w:numPr>
-          <w:ilvl w:val="0"/>
-          <w:numId w:val="1008"/>
-        </w:numPr>
       </w:pPr>
       <w:r>
         <w:rPr>
@@ -10329,6 +10744,8 @@
     <w:p>
       <w:pPr>
         <w:pStyle w:val="BodyText"/>
+        <w:ind w:left="480" w:hanging="480"/>
+        <w:spacing w:after="0"/>
       </w:pPr>
       <w:r>
         <w:rPr>
@@ -10573,7 +10990,20 @@
         <w:rPr>
           <w:rFonts w:ascii="Times New Roman" w:hAnsi="Times New Roman" w:eastAsia="Times New Roman" w:cs="Times New Roman"/>
         </w:rPr>
-        <w:t>- A. CH</w:t>
+        <w:t>- </w:t>
+      </w:r>
+    </w:p>
+    <w:p>
+      <w:pPr>
+        <w:pStyle w:val="BodyText"/>
+        <w:ind w:left="480" w:hanging="480"/>
+        <w:spacing w:before="0" w:after="0"/>
+      </w:pPr>
+      <w:r>
+        <w:rPr>
+          <w:rFonts w:ascii="Times New Roman" w:hAnsi="Times New Roman" w:eastAsia="Times New Roman" w:cs="Times New Roman"/>
+        </w:rPr>
+        <w:t>A. CH</w:t>
       </w:r>
       <w:r>
         <w:rPr>
@@ -10586,7 +11016,20 @@
         <w:rPr>
           <w:rFonts w:ascii="Times New Roman" w:hAnsi="Times New Roman" w:eastAsia="Times New Roman" w:cs="Times New Roman"/>
         </w:rPr>
-        <w:t>COOH　　B. CO</w:t>
+        <w:t>COOH　　</w:t>
+      </w:r>
+    </w:p>
+    <w:p>
+      <w:pPr>
+        <w:pStyle w:val="BodyText"/>
+        <w:ind w:left="480" w:hanging="480"/>
+        <w:spacing w:before="0" w:after="0"/>
+      </w:pPr>
+      <w:r>
+        <w:rPr>
+          <w:rFonts w:ascii="Times New Roman" w:hAnsi="Times New Roman" w:eastAsia="Times New Roman" w:cs="Times New Roman"/>
+        </w:rPr>
+        <w:t>B. CO</w:t>
       </w:r>
       <w:r>
         <w:rPr>
@@ -10643,7 +11086,20 @@
         <w:rPr>
           <w:rFonts w:ascii="Times New Roman" w:hAnsi="Times New Roman" w:eastAsia="Times New Roman" w:cs="Times New Roman"/>
         </w:rPr>
-        <w:t>- C. CO</w:t>
+        <w:t>- </w:t>
+      </w:r>
+    </w:p>
+    <w:p>
+      <w:pPr>
+        <w:pStyle w:val="BodyText"/>
+        <w:ind w:left="480" w:hanging="480"/>
+        <w:spacing w:before="0" w:after="0"/>
+      </w:pPr>
+      <w:r>
+        <w:rPr>
+          <w:rFonts w:ascii="Times New Roman" w:hAnsi="Times New Roman" w:eastAsia="Times New Roman" w:cs="Times New Roman"/>
+        </w:rPr>
+        <w:t>C. CO</w:t>
       </w:r>
       <w:r>
         <w:rPr>
@@ -10694,7 +11150,20 @@
         <w:rPr>
           <w:rFonts w:ascii="Times New Roman" w:hAnsi="Times New Roman" w:eastAsia="Times New Roman" w:cs="Times New Roman"/>
         </w:rPr>
-        <w:t>COOH　　D. HCO</w:t>
+        <w:t>COOH　　</w:t>
+      </w:r>
+    </w:p>
+    <w:p>
+      <w:pPr>
+        <w:pStyle w:val="BodyText"/>
+        <w:ind w:left="480" w:hanging="480"/>
+        <w:spacing w:before="0" w:after="180"/>
+      </w:pPr>
+      <w:r>
+        <w:rPr>
+          <w:rFonts w:ascii="Times New Roman" w:hAnsi="Times New Roman" w:eastAsia="Times New Roman" w:cs="Times New Roman"/>
+        </w:rPr>
+        <w:t>D. HCO</w:t>
       </w:r>
       <w:r>
         <w:rPr>
@@ -11060,7 +11529,7 @@
         </w:rPr>
         <w:drawing>
           <wp:inline>
-            <wp:extent cx="3240000" cy="4584609"/>
+            <wp:extent cx="3071243" cy="4584609"/>
             <wp:effectExtent b="0" l="0" r="0" t="0"/>
             <wp:docPr descr="" title="" id="103" name="Picture"/>
             <a:graphic>
@@ -11081,7 +11550,7 @@
                   <pic:spPr bwMode="auto">
                     <a:xfrm>
                       <a:off x="0" y="0"/>
-                      <a:ext cx="3240000" cy="4584609"/>
+                      <a:ext cx="3071243" cy="4584609"/>
                     </a:xfrm>
                     <a:prstGeom prst="rect">
                       <a:avLst/>
@@ -11103,10 +11572,6 @@
     <w:p>
       <w:pPr>
         <w:pStyle w:val="Compact"/>
-        <w:numPr>
-          <w:ilvl w:val="0"/>
-          <w:numId w:val="1009"/>
-        </w:numPr>
       </w:pPr>
       <w:r>
         <w:rPr>
@@ -11136,10 +11601,6 @@
     <w:p>
       <w:pPr>
         <w:pStyle w:val="Compact"/>
-        <w:numPr>
-          <w:ilvl w:val="0"/>
-          <w:numId w:val="1009"/>
-        </w:numPr>
       </w:pPr>
       <w:r>
         <w:rPr>
@@ -11169,10 +11630,6 @@
     <w:p>
       <w:pPr>
         <w:pStyle w:val="Compact"/>
-        <w:numPr>
-          <w:ilvl w:val="0"/>
-          <w:numId w:val="1009"/>
-        </w:numPr>
       </w:pPr>
       <w:r>
         <w:rPr>
@@ -11203,10 +11660,6 @@
     <w:p>
       <w:pPr>
         <w:pStyle w:val="Compact"/>
-        <w:numPr>
-          <w:ilvl w:val="0"/>
-          <w:numId w:val="1009"/>
-        </w:numPr>
       </w:pPr>
       <w:r>
         <w:rPr>
@@ -11397,6 +11850,8 @@
     <w:p>
       <w:pPr>
         <w:pStyle w:val="BodyText"/>
+        <w:ind w:left="480" w:hanging="480"/>
+        <w:spacing w:after="0"/>
       </w:pPr>
       <w:r>
         <w:rPr>
@@ -11667,7 +12122,20 @@
         <w:rPr>
           <w:rFonts w:ascii="Times New Roman" w:hAnsi="Times New Roman" w:eastAsia="Times New Roman" w:cs="Times New Roman"/>
         </w:rPr>
-        <w:t xml:space="preserve">- A. </w:t>
+        <w:t xml:space="preserve">- </w:t>
+      </w:r>
+    </w:p>
+    <w:p>
+      <w:pPr>
+        <w:pStyle w:val="BodyText"/>
+        <w:ind w:left="480" w:hanging="480"/>
+        <w:spacing w:before="0" w:after="0"/>
+      </w:pPr>
+      <w:r>
+        <w:rPr>
+          <w:rFonts w:ascii="Times New Roman" w:hAnsi="Times New Roman" w:eastAsia="Times New Roman" w:cs="Times New Roman"/>
+        </w:rPr>
+        <w:t xml:space="preserve">A. </w:t>
       </w:r>
       <w:r>
         <w:rPr>
@@ -11780,7 +12248,20 @@
         <w:rPr>
           <w:rFonts w:ascii="Times New Roman" w:hAnsi="Times New Roman" w:eastAsia="Times New Roman" w:cs="Times New Roman"/>
         </w:rPr>
-        <w:t xml:space="preserve">- B. </w:t>
+        <w:t xml:space="preserve">- </w:t>
+      </w:r>
+    </w:p>
+    <w:p>
+      <w:pPr>
+        <w:pStyle w:val="BodyText"/>
+        <w:ind w:left="480" w:hanging="480"/>
+        <w:spacing w:before="0" w:after="0"/>
+      </w:pPr>
+      <w:r>
+        <w:rPr>
+          <w:rFonts w:ascii="Times New Roman" w:hAnsi="Times New Roman" w:eastAsia="Times New Roman" w:cs="Times New Roman"/>
+        </w:rPr>
+        <w:t xml:space="preserve">B. </w:t>
       </w:r>
       <w:r>
         <w:rPr>
@@ -11835,7 +12316,20 @@
         <w:rPr>
           <w:rFonts w:ascii="Times New Roman" w:hAnsi="Times New Roman" w:eastAsia="Times New Roman" w:cs="Times New Roman"/>
         </w:rPr>
-        <w:t xml:space="preserve">- C. </w:t>
+        <w:t xml:space="preserve">- </w:t>
+      </w:r>
+    </w:p>
+    <w:p>
+      <w:pPr>
+        <w:pStyle w:val="BodyText"/>
+        <w:ind w:left="480" w:hanging="480"/>
+        <w:spacing w:before="0" w:after="0"/>
+      </w:pPr>
+      <w:r>
+        <w:rPr>
+          <w:rFonts w:ascii="Times New Roman" w:hAnsi="Times New Roman" w:eastAsia="Times New Roman" w:cs="Times New Roman"/>
+        </w:rPr>
+        <w:t xml:space="preserve">C. </w:t>
       </w:r>
       <w:r>
         <w:rPr>
@@ -11871,7 +12365,20 @@
         <w:rPr>
           <w:rFonts w:ascii="Times New Roman" w:hAnsi="Times New Roman" w:eastAsia="Times New Roman" w:cs="Times New Roman"/>
         </w:rPr>
-        <w:t xml:space="preserve">- D. </w:t>
+        <w:t xml:space="preserve">- </w:t>
+      </w:r>
+    </w:p>
+    <w:p>
+      <w:pPr>
+        <w:pStyle w:val="BodyText"/>
+        <w:ind w:left="480" w:hanging="480"/>
+        <w:spacing w:before="0" w:after="180"/>
+      </w:pPr>
+      <w:r>
+        <w:rPr>
+          <w:rFonts w:ascii="Times New Roman" w:hAnsi="Times New Roman" w:eastAsia="Times New Roman" w:cs="Times New Roman"/>
+        </w:rPr>
+        <w:t xml:space="preserve">D. </w:t>
       </w:r>
       <w:r>
         <w:rPr>

--- a/00-首页/题组Word/预赛基础卷/预赛基础卷II-教师版.docx
+++ b/00-首页/题组Word/预赛基础卷/预赛基础卷II-教师版.docx
@@ -178,8 +178,8 @@
     <w:p>
       <w:pPr>
         <w:pStyle w:val="BodyText"/>
+        <w:spacing w:before="0" w:after="0"/>
         <w:ind w:left="480" w:hanging="480"/>
-        <w:spacing w:after="0"/>
       </w:pPr>
       <w:r>
         <w:rPr>
@@ -279,14 +279,143 @@
     <w:p>
       <w:pPr>
         <w:pStyle w:val="BodyText"/>
+        <w:spacing w:before="0" w:after="0"/>
         <w:ind w:left="480" w:hanging="480"/>
+      </w:pPr>
+      <w:r>
+        <w:rPr>
+          <w:rFonts w:ascii="Times New Roman" w:hAnsi="Times New Roman" w:eastAsia="Times New Roman" w:cs="Times New Roman"/>
+        </w:rPr>
+        <w:t>A. 2 KMnO</w:t>
+      </w:r>
+      <w:r>
+        <w:rPr>
+          <w:rFonts w:ascii="Times New Roman" w:hAnsi="Times New Roman" w:eastAsia="Times New Roman" w:cs="Times New Roman"/>
+          <w:vertAlign w:val="subscript"/>
+        </w:rPr>
+        <w:t>4</w:t>
+      </w:r>
+      <w:r>
+        <w:rPr>
+          <w:rFonts w:ascii="Times New Roman" w:hAnsi="Times New Roman" w:eastAsia="Times New Roman" w:cs="Times New Roman"/>
+        </w:rPr>
+        <w:t xml:space="preserve"> + 11 H</w:t>
+      </w:r>
+      <w:r>
+        <w:rPr>
+          <w:rFonts w:ascii="Times New Roman" w:hAnsi="Times New Roman" w:eastAsia="Times New Roman" w:cs="Times New Roman"/>
+          <w:vertAlign w:val="subscript"/>
+        </w:rPr>
+        <w:t>2</w:t>
+      </w:r>
+      <w:r>
+        <w:rPr>
+          <w:rFonts w:ascii="Times New Roman" w:hAnsi="Times New Roman" w:eastAsia="Times New Roman" w:cs="Times New Roman"/>
+        </w:rPr>
+        <w:t>S + 5 H</w:t>
+      </w:r>
+      <w:r>
+        <w:rPr>
+          <w:rFonts w:ascii="Times New Roman" w:hAnsi="Times New Roman" w:eastAsia="Times New Roman" w:cs="Times New Roman"/>
+          <w:vertAlign w:val="subscript"/>
+        </w:rPr>
+        <w:t>2</w:t>
+      </w:r>
+      <w:r>
+        <w:rPr>
+          <w:rFonts w:ascii="Times New Roman" w:hAnsi="Times New Roman" w:eastAsia="Times New Roman" w:cs="Times New Roman"/>
+        </w:rPr>
+        <w:t>SO</w:t>
+      </w:r>
+      <w:r>
+        <w:rPr>
+          <w:rFonts w:ascii="Times New Roman" w:hAnsi="Times New Roman" w:eastAsia="Times New Roman" w:cs="Times New Roman"/>
+          <w:vertAlign w:val="subscript"/>
+        </w:rPr>
+        <w:t>4</w:t>
+      </w:r>
+      <w:r>
+        <w:rPr>
+          <w:rFonts w:ascii="Times New Roman" w:hAnsi="Times New Roman" w:eastAsia="Times New Roman" w:cs="Times New Roman"/>
+        </w:rPr>
+        <w:t xml:space="preserve"> → K</w:t>
+      </w:r>
+      <w:r>
+        <w:rPr>
+          <w:rFonts w:ascii="Times New Roman" w:hAnsi="Times New Roman" w:eastAsia="Times New Roman" w:cs="Times New Roman"/>
+          <w:vertAlign w:val="subscript"/>
+        </w:rPr>
+        <w:t>2</w:t>
+      </w:r>
+      <w:r>
+        <w:rPr>
+          <w:rFonts w:ascii="Times New Roman" w:hAnsi="Times New Roman" w:eastAsia="Times New Roman" w:cs="Times New Roman"/>
+        </w:rPr>
+        <w:t>SO</w:t>
+      </w:r>
+      <w:r>
+        <w:rPr>
+          <w:rFonts w:ascii="Times New Roman" w:hAnsi="Times New Roman" w:eastAsia="Times New Roman" w:cs="Times New Roman"/>
+          <w:vertAlign w:val="subscript"/>
+        </w:rPr>
+        <w:t>4</w:t>
+      </w:r>
+      <w:r>
+        <w:rPr>
+          <w:rFonts w:ascii="Times New Roman" w:hAnsi="Times New Roman" w:eastAsia="Times New Roman" w:cs="Times New Roman"/>
+        </w:rPr>
+        <w:t xml:space="preserve"> + 2 MnSO</w:t>
+      </w:r>
+      <w:r>
+        <w:rPr>
+          <w:rFonts w:ascii="Times New Roman" w:hAnsi="Times New Roman" w:eastAsia="Times New Roman" w:cs="Times New Roman"/>
+          <w:vertAlign w:val="subscript"/>
+        </w:rPr>
+        <w:t>4</w:t>
+      </w:r>
+      <w:r>
+        <w:rPr>
+          <w:rFonts w:ascii="Times New Roman" w:hAnsi="Times New Roman" w:eastAsia="Times New Roman" w:cs="Times New Roman"/>
+        </w:rPr>
+        <w:t xml:space="preserve"> + 13 S + 16 H</w:t>
+      </w:r>
+      <w:r>
+        <w:rPr>
+          <w:rFonts w:ascii="Times New Roman" w:hAnsi="Times New Roman" w:eastAsia="Times New Roman" w:cs="Times New Roman"/>
+          <w:vertAlign w:val="subscript"/>
+        </w:rPr>
+        <w:t>2</w:t>
+      </w:r>
+      <w:r>
+        <w:rPr>
+          <w:rFonts w:ascii="Times New Roman" w:hAnsi="Times New Roman" w:eastAsia="Times New Roman" w:cs="Times New Roman"/>
+        </w:rPr>
+        <w:t>O</w:t>
+      </w:r>
+      <w:r>
+        <w:rPr>
+          <w:rFonts w:ascii="Times New Roman" w:hAnsi="Times New Roman" w:eastAsia="Times New Roman" w:cs="Times New Roman"/>
+        </w:rPr>
+        <w:t xml:space="preserve"> </w:t>
+      </w:r>
+      <w:r>
+        <w:rPr>
+          <w:rFonts w:ascii="Times New Roman" w:hAnsi="Times New Roman" w:eastAsia="Times New Roman" w:cs="Times New Roman"/>
+        </w:rPr>
+        <w:t>- </w:t>
+      </w:r>
+    </w:p>
+    <w:p>
+      <w:pPr>
+        <w:pStyle w:val="BodyText"/>
         <w:spacing w:before="0" w:after="0"/>
-      </w:pPr>
-      <w:r>
-        <w:rPr>
-          <w:rFonts w:ascii="Times New Roman" w:hAnsi="Times New Roman" w:eastAsia="Times New Roman" w:cs="Times New Roman"/>
-        </w:rPr>
-        <w:t>A. 2 KMnO</w:t>
+        <w:ind w:left="480" w:hanging="480"/>
+      </w:pPr>
+      <w:r>
+        <w:rPr>
+          <w:rFonts w:ascii="Times New Roman" w:hAnsi="Times New Roman" w:eastAsia="Times New Roman" w:cs="Times New Roman"/>
+        </w:rPr>
+        <w:t>B. 2 KMnO</w:t>
       </w:r>
       <w:r>
         <w:rPr>
@@ -299,7 +428,7 @@
         <w:rPr>
           <w:rFonts w:ascii="Times New Roman" w:hAnsi="Times New Roman" w:eastAsia="Times New Roman" w:cs="Times New Roman"/>
         </w:rPr>
-        <w:t xml:space="preserve"> + 11 H</w:t>
+        <w:t xml:space="preserve"> + 8 H</w:t>
       </w:r>
       <w:r>
         <w:rPr>
@@ -312,7 +441,7 @@
         <w:rPr>
           <w:rFonts w:ascii="Times New Roman" w:hAnsi="Times New Roman" w:eastAsia="Times New Roman" w:cs="Times New Roman"/>
         </w:rPr>
-        <w:t>S + 5 H</w:t>
+        <w:t>S + 4 H</w:t>
       </w:r>
       <w:r>
         <w:rPr>
@@ -377,7 +506,7 @@
         <w:rPr>
           <w:rFonts w:ascii="Times New Roman" w:hAnsi="Times New Roman" w:eastAsia="Times New Roman" w:cs="Times New Roman"/>
         </w:rPr>
-        <w:t xml:space="preserve"> + 13 S + 16 H</w:t>
+        <w:t xml:space="preserve"> + 9 S + 12 H</w:t>
       </w:r>
       <w:r>
         <w:rPr>
@@ -408,266 +537,137 @@
     <w:p>
       <w:pPr>
         <w:pStyle w:val="BodyText"/>
+        <w:spacing w:before="0" w:after="0"/>
         <w:ind w:left="480" w:hanging="480"/>
+      </w:pPr>
+      <w:r>
+        <w:rPr>
+          <w:rFonts w:ascii="Times New Roman" w:hAnsi="Times New Roman" w:eastAsia="Times New Roman" w:cs="Times New Roman"/>
+        </w:rPr>
+        <w:t>C. 2 KMnO</w:t>
+      </w:r>
+      <w:r>
+        <w:rPr>
+          <w:rFonts w:ascii="Times New Roman" w:hAnsi="Times New Roman" w:eastAsia="Times New Roman" w:cs="Times New Roman"/>
+          <w:vertAlign w:val="subscript"/>
+        </w:rPr>
+        <w:t>4</w:t>
+      </w:r>
+      <w:r>
+        <w:rPr>
+          <w:rFonts w:ascii="Times New Roman" w:hAnsi="Times New Roman" w:eastAsia="Times New Roman" w:cs="Times New Roman"/>
+        </w:rPr>
+        <w:t xml:space="preserve"> + 5 H</w:t>
+      </w:r>
+      <w:r>
+        <w:rPr>
+          <w:rFonts w:ascii="Times New Roman" w:hAnsi="Times New Roman" w:eastAsia="Times New Roman" w:cs="Times New Roman"/>
+          <w:vertAlign w:val="subscript"/>
+        </w:rPr>
+        <w:t>2</w:t>
+      </w:r>
+      <w:r>
+        <w:rPr>
+          <w:rFonts w:ascii="Times New Roman" w:hAnsi="Times New Roman" w:eastAsia="Times New Roman" w:cs="Times New Roman"/>
+        </w:rPr>
+        <w:t>S + 3 H</w:t>
+      </w:r>
+      <w:r>
+        <w:rPr>
+          <w:rFonts w:ascii="Times New Roman" w:hAnsi="Times New Roman" w:eastAsia="Times New Roman" w:cs="Times New Roman"/>
+          <w:vertAlign w:val="subscript"/>
+        </w:rPr>
+        <w:t>2</w:t>
+      </w:r>
+      <w:r>
+        <w:rPr>
+          <w:rFonts w:ascii="Times New Roman" w:hAnsi="Times New Roman" w:eastAsia="Times New Roman" w:cs="Times New Roman"/>
+        </w:rPr>
+        <w:t>SO</w:t>
+      </w:r>
+      <w:r>
+        <w:rPr>
+          <w:rFonts w:ascii="Times New Roman" w:hAnsi="Times New Roman" w:eastAsia="Times New Roman" w:cs="Times New Roman"/>
+          <w:vertAlign w:val="subscript"/>
+        </w:rPr>
+        <w:t>4</w:t>
+      </w:r>
+      <w:r>
+        <w:rPr>
+          <w:rFonts w:ascii="Times New Roman" w:hAnsi="Times New Roman" w:eastAsia="Times New Roman" w:cs="Times New Roman"/>
+        </w:rPr>
+        <w:t xml:space="preserve"> → K</w:t>
+      </w:r>
+      <w:r>
+        <w:rPr>
+          <w:rFonts w:ascii="Times New Roman" w:hAnsi="Times New Roman" w:eastAsia="Times New Roman" w:cs="Times New Roman"/>
+          <w:vertAlign w:val="subscript"/>
+        </w:rPr>
+        <w:t>2</w:t>
+      </w:r>
+      <w:r>
+        <w:rPr>
+          <w:rFonts w:ascii="Times New Roman" w:hAnsi="Times New Roman" w:eastAsia="Times New Roman" w:cs="Times New Roman"/>
+        </w:rPr>
+        <w:t>SO</w:t>
+      </w:r>
+      <w:r>
+        <w:rPr>
+          <w:rFonts w:ascii="Times New Roman" w:hAnsi="Times New Roman" w:eastAsia="Times New Roman" w:cs="Times New Roman"/>
+          <w:vertAlign w:val="subscript"/>
+        </w:rPr>
+        <w:t>4</w:t>
+      </w:r>
+      <w:r>
+        <w:rPr>
+          <w:rFonts w:ascii="Times New Roman" w:hAnsi="Times New Roman" w:eastAsia="Times New Roman" w:cs="Times New Roman"/>
+        </w:rPr>
+        <w:t xml:space="preserve"> + 2 MnSO</w:t>
+      </w:r>
+      <w:r>
+        <w:rPr>
+          <w:rFonts w:ascii="Times New Roman" w:hAnsi="Times New Roman" w:eastAsia="Times New Roman" w:cs="Times New Roman"/>
+          <w:vertAlign w:val="subscript"/>
+        </w:rPr>
+        <w:t>4</w:t>
+      </w:r>
+      <w:r>
+        <w:rPr>
+          <w:rFonts w:ascii="Times New Roman" w:hAnsi="Times New Roman" w:eastAsia="Times New Roman" w:cs="Times New Roman"/>
+        </w:rPr>
+        <w:t xml:space="preserve"> + S + 4 H</w:t>
+      </w:r>
+      <w:r>
+        <w:rPr>
+          <w:rFonts w:ascii="Times New Roman" w:hAnsi="Times New Roman" w:eastAsia="Times New Roman" w:cs="Times New Roman"/>
+          <w:vertAlign w:val="subscript"/>
+        </w:rPr>
+        <w:t>2</w:t>
+      </w:r>
+      <w:r>
+        <w:rPr>
+          <w:rFonts w:ascii="Times New Roman" w:hAnsi="Times New Roman" w:eastAsia="Times New Roman" w:cs="Times New Roman"/>
+        </w:rPr>
+        <w:t>O</w:t>
+      </w:r>
+      <w:r>
+        <w:rPr>
+          <w:rFonts w:ascii="Times New Roman" w:hAnsi="Times New Roman" w:eastAsia="Times New Roman" w:cs="Times New Roman"/>
+        </w:rPr>
+        <w:t xml:space="preserve"> </w:t>
+      </w:r>
+      <w:r>
+        <w:rPr>
+          <w:rFonts w:ascii="Times New Roman" w:hAnsi="Times New Roman" w:eastAsia="Times New Roman" w:cs="Times New Roman"/>
+        </w:rPr>
+        <w:t>- </w:t>
+      </w:r>
+    </w:p>
+    <w:p>
+      <w:pPr>
+        <w:pStyle w:val="BodyText"/>
         <w:spacing w:before="0" w:after="0"/>
-      </w:pPr>
-      <w:r>
-        <w:rPr>
-          <w:rFonts w:ascii="Times New Roman" w:hAnsi="Times New Roman" w:eastAsia="Times New Roman" w:cs="Times New Roman"/>
-        </w:rPr>
-        <w:t>B. 2 KMnO</w:t>
-      </w:r>
-      <w:r>
-        <w:rPr>
-          <w:rFonts w:ascii="Times New Roman" w:hAnsi="Times New Roman" w:eastAsia="Times New Roman" w:cs="Times New Roman"/>
-          <w:vertAlign w:val="subscript"/>
-        </w:rPr>
-        <w:t>4</w:t>
-      </w:r>
-      <w:r>
-        <w:rPr>
-          <w:rFonts w:ascii="Times New Roman" w:hAnsi="Times New Roman" w:eastAsia="Times New Roman" w:cs="Times New Roman"/>
-        </w:rPr>
-        <w:t xml:space="preserve"> + 8 H</w:t>
-      </w:r>
-      <w:r>
-        <w:rPr>
-          <w:rFonts w:ascii="Times New Roman" w:hAnsi="Times New Roman" w:eastAsia="Times New Roman" w:cs="Times New Roman"/>
-          <w:vertAlign w:val="subscript"/>
-        </w:rPr>
-        <w:t>2</w:t>
-      </w:r>
-      <w:r>
-        <w:rPr>
-          <w:rFonts w:ascii="Times New Roman" w:hAnsi="Times New Roman" w:eastAsia="Times New Roman" w:cs="Times New Roman"/>
-        </w:rPr>
-        <w:t>S + 4 H</w:t>
-      </w:r>
-      <w:r>
-        <w:rPr>
-          <w:rFonts w:ascii="Times New Roman" w:hAnsi="Times New Roman" w:eastAsia="Times New Roman" w:cs="Times New Roman"/>
-          <w:vertAlign w:val="subscript"/>
-        </w:rPr>
-        <w:t>2</w:t>
-      </w:r>
-      <w:r>
-        <w:rPr>
-          <w:rFonts w:ascii="Times New Roman" w:hAnsi="Times New Roman" w:eastAsia="Times New Roman" w:cs="Times New Roman"/>
-        </w:rPr>
-        <w:t>SO</w:t>
-      </w:r>
-      <w:r>
-        <w:rPr>
-          <w:rFonts w:ascii="Times New Roman" w:hAnsi="Times New Roman" w:eastAsia="Times New Roman" w:cs="Times New Roman"/>
-          <w:vertAlign w:val="subscript"/>
-        </w:rPr>
-        <w:t>4</w:t>
-      </w:r>
-      <w:r>
-        <w:rPr>
-          <w:rFonts w:ascii="Times New Roman" w:hAnsi="Times New Roman" w:eastAsia="Times New Roman" w:cs="Times New Roman"/>
-        </w:rPr>
-        <w:t xml:space="preserve"> → K</w:t>
-      </w:r>
-      <w:r>
-        <w:rPr>
-          <w:rFonts w:ascii="Times New Roman" w:hAnsi="Times New Roman" w:eastAsia="Times New Roman" w:cs="Times New Roman"/>
-          <w:vertAlign w:val="subscript"/>
-        </w:rPr>
-        <w:t>2</w:t>
-      </w:r>
-      <w:r>
-        <w:rPr>
-          <w:rFonts w:ascii="Times New Roman" w:hAnsi="Times New Roman" w:eastAsia="Times New Roman" w:cs="Times New Roman"/>
-        </w:rPr>
-        <w:t>SO</w:t>
-      </w:r>
-      <w:r>
-        <w:rPr>
-          <w:rFonts w:ascii="Times New Roman" w:hAnsi="Times New Roman" w:eastAsia="Times New Roman" w:cs="Times New Roman"/>
-          <w:vertAlign w:val="subscript"/>
-        </w:rPr>
-        <w:t>4</w:t>
-      </w:r>
-      <w:r>
-        <w:rPr>
-          <w:rFonts w:ascii="Times New Roman" w:hAnsi="Times New Roman" w:eastAsia="Times New Roman" w:cs="Times New Roman"/>
-        </w:rPr>
-        <w:t xml:space="preserve"> + 2 MnSO</w:t>
-      </w:r>
-      <w:r>
-        <w:rPr>
-          <w:rFonts w:ascii="Times New Roman" w:hAnsi="Times New Roman" w:eastAsia="Times New Roman" w:cs="Times New Roman"/>
-          <w:vertAlign w:val="subscript"/>
-        </w:rPr>
-        <w:t>4</w:t>
-      </w:r>
-      <w:r>
-        <w:rPr>
-          <w:rFonts w:ascii="Times New Roman" w:hAnsi="Times New Roman" w:eastAsia="Times New Roman" w:cs="Times New Roman"/>
-        </w:rPr>
-        <w:t xml:space="preserve"> + 9 S + 12 H</w:t>
-      </w:r>
-      <w:r>
-        <w:rPr>
-          <w:rFonts w:ascii="Times New Roman" w:hAnsi="Times New Roman" w:eastAsia="Times New Roman" w:cs="Times New Roman"/>
-          <w:vertAlign w:val="subscript"/>
-        </w:rPr>
-        <w:t>2</w:t>
-      </w:r>
-      <w:r>
-        <w:rPr>
-          <w:rFonts w:ascii="Times New Roman" w:hAnsi="Times New Roman" w:eastAsia="Times New Roman" w:cs="Times New Roman"/>
-        </w:rPr>
-        <w:t>O</w:t>
-      </w:r>
-      <w:r>
-        <w:rPr>
-          <w:rFonts w:ascii="Times New Roman" w:hAnsi="Times New Roman" w:eastAsia="Times New Roman" w:cs="Times New Roman"/>
-        </w:rPr>
-        <w:t xml:space="preserve"> </w:t>
-      </w:r>
-      <w:r>
-        <w:rPr>
-          <w:rFonts w:ascii="Times New Roman" w:hAnsi="Times New Roman" w:eastAsia="Times New Roman" w:cs="Times New Roman"/>
-        </w:rPr>
-        <w:t>- </w:t>
-      </w:r>
-    </w:p>
-    <w:p>
-      <w:pPr>
-        <w:pStyle w:val="BodyText"/>
         <w:ind w:left="480" w:hanging="480"/>
-        <w:spacing w:before="0" w:after="0"/>
-      </w:pPr>
-      <w:r>
-        <w:rPr>
-          <w:rFonts w:ascii="Times New Roman" w:hAnsi="Times New Roman" w:eastAsia="Times New Roman" w:cs="Times New Roman"/>
-        </w:rPr>
-        <w:t>C. 2 KMnO</w:t>
-      </w:r>
-      <w:r>
-        <w:rPr>
-          <w:rFonts w:ascii="Times New Roman" w:hAnsi="Times New Roman" w:eastAsia="Times New Roman" w:cs="Times New Roman"/>
-          <w:vertAlign w:val="subscript"/>
-        </w:rPr>
-        <w:t>4</w:t>
-      </w:r>
-      <w:r>
-        <w:rPr>
-          <w:rFonts w:ascii="Times New Roman" w:hAnsi="Times New Roman" w:eastAsia="Times New Roman" w:cs="Times New Roman"/>
-        </w:rPr>
-        <w:t xml:space="preserve"> + 5 H</w:t>
-      </w:r>
-      <w:r>
-        <w:rPr>
-          <w:rFonts w:ascii="Times New Roman" w:hAnsi="Times New Roman" w:eastAsia="Times New Roman" w:cs="Times New Roman"/>
-          <w:vertAlign w:val="subscript"/>
-        </w:rPr>
-        <w:t>2</w:t>
-      </w:r>
-      <w:r>
-        <w:rPr>
-          <w:rFonts w:ascii="Times New Roman" w:hAnsi="Times New Roman" w:eastAsia="Times New Roman" w:cs="Times New Roman"/>
-        </w:rPr>
-        <w:t>S + 3 H</w:t>
-      </w:r>
-      <w:r>
-        <w:rPr>
-          <w:rFonts w:ascii="Times New Roman" w:hAnsi="Times New Roman" w:eastAsia="Times New Roman" w:cs="Times New Roman"/>
-          <w:vertAlign w:val="subscript"/>
-        </w:rPr>
-        <w:t>2</w:t>
-      </w:r>
-      <w:r>
-        <w:rPr>
-          <w:rFonts w:ascii="Times New Roman" w:hAnsi="Times New Roman" w:eastAsia="Times New Roman" w:cs="Times New Roman"/>
-        </w:rPr>
-        <w:t>SO</w:t>
-      </w:r>
-      <w:r>
-        <w:rPr>
-          <w:rFonts w:ascii="Times New Roman" w:hAnsi="Times New Roman" w:eastAsia="Times New Roman" w:cs="Times New Roman"/>
-          <w:vertAlign w:val="subscript"/>
-        </w:rPr>
-        <w:t>4</w:t>
-      </w:r>
-      <w:r>
-        <w:rPr>
-          <w:rFonts w:ascii="Times New Roman" w:hAnsi="Times New Roman" w:eastAsia="Times New Roman" w:cs="Times New Roman"/>
-        </w:rPr>
-        <w:t xml:space="preserve"> → K</w:t>
-      </w:r>
-      <w:r>
-        <w:rPr>
-          <w:rFonts w:ascii="Times New Roman" w:hAnsi="Times New Roman" w:eastAsia="Times New Roman" w:cs="Times New Roman"/>
-          <w:vertAlign w:val="subscript"/>
-        </w:rPr>
-        <w:t>2</w:t>
-      </w:r>
-      <w:r>
-        <w:rPr>
-          <w:rFonts w:ascii="Times New Roman" w:hAnsi="Times New Roman" w:eastAsia="Times New Roman" w:cs="Times New Roman"/>
-        </w:rPr>
-        <w:t>SO</w:t>
-      </w:r>
-      <w:r>
-        <w:rPr>
-          <w:rFonts w:ascii="Times New Roman" w:hAnsi="Times New Roman" w:eastAsia="Times New Roman" w:cs="Times New Roman"/>
-          <w:vertAlign w:val="subscript"/>
-        </w:rPr>
-        <w:t>4</w:t>
-      </w:r>
-      <w:r>
-        <w:rPr>
-          <w:rFonts w:ascii="Times New Roman" w:hAnsi="Times New Roman" w:eastAsia="Times New Roman" w:cs="Times New Roman"/>
-        </w:rPr>
-        <w:t xml:space="preserve"> + 2 MnSO</w:t>
-      </w:r>
-      <w:r>
-        <w:rPr>
-          <w:rFonts w:ascii="Times New Roman" w:hAnsi="Times New Roman" w:eastAsia="Times New Roman" w:cs="Times New Roman"/>
-          <w:vertAlign w:val="subscript"/>
-        </w:rPr>
-        <w:t>4</w:t>
-      </w:r>
-      <w:r>
-        <w:rPr>
-          <w:rFonts w:ascii="Times New Roman" w:hAnsi="Times New Roman" w:eastAsia="Times New Roman" w:cs="Times New Roman"/>
-        </w:rPr>
-        <w:t xml:space="preserve"> + S + 4 H</w:t>
-      </w:r>
-      <w:r>
-        <w:rPr>
-          <w:rFonts w:ascii="Times New Roman" w:hAnsi="Times New Roman" w:eastAsia="Times New Roman" w:cs="Times New Roman"/>
-          <w:vertAlign w:val="subscript"/>
-        </w:rPr>
-        <w:t>2</w:t>
-      </w:r>
-      <w:r>
-        <w:rPr>
-          <w:rFonts w:ascii="Times New Roman" w:hAnsi="Times New Roman" w:eastAsia="Times New Roman" w:cs="Times New Roman"/>
-        </w:rPr>
-        <w:t>O</w:t>
-      </w:r>
-      <w:r>
-        <w:rPr>
-          <w:rFonts w:ascii="Times New Roman" w:hAnsi="Times New Roman" w:eastAsia="Times New Roman" w:cs="Times New Roman"/>
-        </w:rPr>
-        <w:t xml:space="preserve"> </w:t>
-      </w:r>
-      <w:r>
-        <w:rPr>
-          <w:rFonts w:ascii="Times New Roman" w:hAnsi="Times New Roman" w:eastAsia="Times New Roman" w:cs="Times New Roman"/>
-        </w:rPr>
-        <w:t>- </w:t>
-      </w:r>
-    </w:p>
-    <w:p>
-      <w:pPr>
-        <w:pStyle w:val="BodyText"/>
-        <w:ind w:left="480" w:hanging="480"/>
-        <w:spacing w:before="0" w:after="180"/>
       </w:pPr>
       <w:r>
         <w:rPr>
@@ -950,8 +950,8 @@
     <w:p>
       <w:pPr>
         <w:pStyle w:val="BodyText"/>
+        <w:spacing w:before="0" w:after="0"/>
         <w:ind w:left="480" w:hanging="480"/>
-        <w:spacing w:after="0"/>
       </w:pPr>
       <w:r>
         <w:rPr>
@@ -987,86 +987,86 @@
     <w:p>
       <w:pPr>
         <w:pStyle w:val="BodyText"/>
+        <w:spacing w:before="0" w:after="0"/>
         <w:ind w:left="480" w:hanging="480"/>
+      </w:pPr>
+      <w:r>
+        <w:rPr>
+          <w:rFonts w:ascii="Times New Roman" w:hAnsi="Times New Roman" w:eastAsia="Times New Roman" w:cs="Times New Roman"/>
+        </w:rPr>
+        <w:t>A. AgCl　　</w:t>
+      </w:r>
+    </w:p>
+    <w:p>
+      <w:pPr>
+        <w:pStyle w:val="BodyText"/>
         <w:spacing w:before="0" w:after="0"/>
-      </w:pPr>
-      <w:r>
-        <w:rPr>
-          <w:rFonts w:ascii="Times New Roman" w:hAnsi="Times New Roman" w:eastAsia="Times New Roman" w:cs="Times New Roman"/>
-        </w:rPr>
-        <w:t>A. AgCl　　</w:t>
+        <w:ind w:left="480" w:hanging="480"/>
+      </w:pPr>
+      <w:r>
+        <w:rPr>
+          <w:rFonts w:ascii="Times New Roman" w:hAnsi="Times New Roman" w:eastAsia="Times New Roman" w:cs="Times New Roman"/>
+        </w:rPr>
+        <w:t>B. Ag</w:t>
+      </w:r>
+      <w:r>
+        <w:rPr>
+          <w:rFonts w:ascii="Times New Roman" w:hAnsi="Times New Roman" w:eastAsia="Times New Roman" w:cs="Times New Roman"/>
+          <w:vertAlign w:val="subscript"/>
+        </w:rPr>
+        <w:t>2</w:t>
+      </w:r>
+      <w:r>
+        <w:rPr>
+          <w:rFonts w:ascii="Times New Roman" w:hAnsi="Times New Roman" w:eastAsia="Times New Roman" w:cs="Times New Roman"/>
+        </w:rPr>
+        <w:t>CrO</w:t>
+      </w:r>
+      <w:r>
+        <w:rPr>
+          <w:rFonts w:ascii="Times New Roman" w:hAnsi="Times New Roman" w:eastAsia="Times New Roman" w:cs="Times New Roman"/>
+          <w:vertAlign w:val="subscript"/>
+        </w:rPr>
+        <w:t>4</w:t>
+      </w:r>
+      <w:r>
+        <w:rPr>
+          <w:rFonts w:ascii="Times New Roman" w:hAnsi="Times New Roman" w:eastAsia="Times New Roman" w:cs="Times New Roman"/>
+        </w:rPr>
+        <w:t xml:space="preserve">　　</w:t>
       </w:r>
     </w:p>
     <w:p>
       <w:pPr>
         <w:pStyle w:val="BodyText"/>
+        <w:spacing w:before="0" w:after="0"/>
         <w:ind w:left="480" w:hanging="480"/>
+      </w:pPr>
+      <w:r>
+        <w:rPr>
+          <w:rFonts w:ascii="Times New Roman" w:hAnsi="Times New Roman" w:eastAsia="Times New Roman" w:cs="Times New Roman"/>
+        </w:rPr>
+        <w:t xml:space="preserve">C. HgCl</w:t>
+      </w:r>
+      <w:r>
+        <w:rPr>
+          <w:rFonts w:ascii="Times New Roman" w:hAnsi="Times New Roman" w:eastAsia="Times New Roman" w:cs="Times New Roman"/>
+          <w:vertAlign w:val="subscript"/>
+        </w:rPr>
+        <w:t>2</w:t>
+      </w:r>
+      <w:r>
+        <w:rPr>
+          <w:rFonts w:ascii="Times New Roman" w:hAnsi="Times New Roman" w:eastAsia="Times New Roman" w:cs="Times New Roman"/>
+        </w:rPr>
+        <w:t xml:space="preserve">　　</w:t>
+      </w:r>
+    </w:p>
+    <w:p>
+      <w:pPr>
+        <w:pStyle w:val="BodyText"/>
         <w:spacing w:before="0" w:after="0"/>
-      </w:pPr>
-      <w:r>
-        <w:rPr>
-          <w:rFonts w:ascii="Times New Roman" w:hAnsi="Times New Roman" w:eastAsia="Times New Roman" w:cs="Times New Roman"/>
-        </w:rPr>
-        <w:t>B. Ag</w:t>
-      </w:r>
-      <w:r>
-        <w:rPr>
-          <w:rFonts w:ascii="Times New Roman" w:hAnsi="Times New Roman" w:eastAsia="Times New Roman" w:cs="Times New Roman"/>
-          <w:vertAlign w:val="subscript"/>
-        </w:rPr>
-        <w:t>2</w:t>
-      </w:r>
-      <w:r>
-        <w:rPr>
-          <w:rFonts w:ascii="Times New Roman" w:hAnsi="Times New Roman" w:eastAsia="Times New Roman" w:cs="Times New Roman"/>
-        </w:rPr>
-        <w:t>CrO</w:t>
-      </w:r>
-      <w:r>
-        <w:rPr>
-          <w:rFonts w:ascii="Times New Roman" w:hAnsi="Times New Roman" w:eastAsia="Times New Roman" w:cs="Times New Roman"/>
-          <w:vertAlign w:val="subscript"/>
-        </w:rPr>
-        <w:t>4</w:t>
-      </w:r>
-      <w:r>
-        <w:rPr>
-          <w:rFonts w:ascii="Times New Roman" w:hAnsi="Times New Roman" w:eastAsia="Times New Roman" w:cs="Times New Roman"/>
-        </w:rPr>
-        <w:t xml:space="preserve">　　</w:t>
-      </w:r>
-    </w:p>
-    <w:p>
-      <w:pPr>
-        <w:pStyle w:val="BodyText"/>
         <w:ind w:left="480" w:hanging="480"/>
-        <w:spacing w:before="0" w:after="0"/>
-      </w:pPr>
-      <w:r>
-        <w:rPr>
-          <w:rFonts w:ascii="Times New Roman" w:hAnsi="Times New Roman" w:eastAsia="Times New Roman" w:cs="Times New Roman"/>
-        </w:rPr>
-        <w:t xml:space="preserve">C. HgCl</w:t>
-      </w:r>
-      <w:r>
-        <w:rPr>
-          <w:rFonts w:ascii="Times New Roman" w:hAnsi="Times New Roman" w:eastAsia="Times New Roman" w:cs="Times New Roman"/>
-          <w:vertAlign w:val="subscript"/>
-        </w:rPr>
-        <w:t>2</w:t>
-      </w:r>
-      <w:r>
-        <w:rPr>
-          <w:rFonts w:ascii="Times New Roman" w:hAnsi="Times New Roman" w:eastAsia="Times New Roman" w:cs="Times New Roman"/>
-        </w:rPr>
-        <w:t xml:space="preserve">　　</w:t>
-      </w:r>
-    </w:p>
-    <w:p>
-      <w:pPr>
-        <w:pStyle w:val="BodyText"/>
-        <w:ind w:left="480" w:hanging="480"/>
-        <w:spacing w:before="0" w:after="180"/>
       </w:pPr>
       <w:r>
         <w:rPr>
@@ -1522,6 +1522,7 @@
     <w:p>
       <w:pPr>
         <w:pStyle w:val="Compact"/>
+        <w:spacing w:before="0" w:after="0"/>
       </w:pPr>
       <w:r>
         <w:rPr>
@@ -1612,6 +1613,7 @@
     <w:p>
       <w:pPr>
         <w:pStyle w:val="Compact"/>
+        <w:spacing w:before="0" w:after="0"/>
       </w:pPr>
       <w:r>
         <w:rPr>
@@ -1665,6 +1667,7 @@
     <w:p>
       <w:pPr>
         <w:pStyle w:val="Compact"/>
+        <w:spacing w:before="0" w:after="0"/>
       </w:pPr>
       <w:r>
         <w:rPr>
@@ -1694,6 +1697,7 @@
     <w:p>
       <w:pPr>
         <w:pStyle w:val="Compact"/>
+        <w:spacing w:before="0" w:after="0"/>
       </w:pPr>
       <w:r>
         <w:rPr>
@@ -1969,6 +1973,14 @@
       <w:tblPr>
         <w:tblStyle w:val="Table"/>
         <w:tblW w:type="auto" w:w="0"/>
+        <w:tblBorders>
+          <w:top w:val="single" w:sz="12" w:space="0" w:color="000000"/>
+          <w:left w:val="none" w:sz="0" w:space="0" w:color="auto"/>
+          <w:bottom w:val="single" w:sz="12" w:space="0" w:color="000000"/>
+          <w:right w:val="none" w:sz="0" w:space="0" w:color="auto"/>
+          <w:insideH w:val="none" w:sz="0" w:space="0" w:color="auto"/>
+          <w:insideV w:val="none" w:sz="0" w:space="0" w:color="auto"/>
+        </w:tblBorders>
         <w:tblLook w:firstRow="1" w:lastRow="0" w:firstColumn="0" w:lastColumn="0" w:noHBand="0" w:noVBand="0" w:val="0020"/>
       </w:tblPr>
       <w:tblGrid>
@@ -1982,7 +1994,11 @@
           <w:tblHeader w:val="on"/>
         </w:trPr>
         <w:tc>
-          <w:tcPr/>
+          <w:tcPr>
+            <w:tcBorders>
+              <w:bottom w:val="single" w:sz="8" w:space="0" w:color="000000"/>
+            </w:tcBorders>
+          </w:tcPr>
           <w:p>
             <w:pPr>
               <w:pStyle w:val="Compact"/>
@@ -2019,7 +2035,11 @@
           </w:p>
         </w:tc>
         <w:tc>
-          <w:tcPr/>
+          <w:tcPr>
+            <w:tcBorders>
+              <w:bottom w:val="single" w:sz="8" w:space="0" w:color="000000"/>
+            </w:tcBorders>
+          </w:tcPr>
           <w:p>
             <w:pPr>
               <w:pStyle w:val="Compact"/>
@@ -2035,7 +2055,11 @@
           </w:p>
         </w:tc>
         <w:tc>
-          <w:tcPr/>
+          <w:tcPr>
+            <w:tcBorders>
+              <w:bottom w:val="single" w:sz="8" w:space="0" w:color="000000"/>
+            </w:tcBorders>
+          </w:tcPr>
           <w:p>
             <w:pPr>
               <w:pStyle w:val="Compact"/>
@@ -2051,7 +2075,11 @@
           </w:p>
         </w:tc>
         <w:tc>
-          <w:tcPr/>
+          <w:tcPr>
+            <w:tcBorders>
+              <w:bottom w:val="single" w:sz="8" w:space="0" w:color="000000"/>
+            </w:tcBorders>
+          </w:tcPr>
           <w:p>
             <w:pPr>
               <w:pStyle w:val="Compact"/>
@@ -2145,9 +2173,8 @@
     <w:p>
       <w:pPr>
         <w:pStyle w:val="BodyText"/>
-        <w:spacing w:before="120"/>
+        <w:spacing w:before="0" w:after="0"/>
         <w:ind w:left="480" w:hanging="480"/>
-        <w:spacing w:after="0"/>
       </w:pPr>
       <w:r>
         <w:rPr>
@@ -2201,21 +2228,69 @@
     <w:p>
       <w:pPr>
         <w:pStyle w:val="BodyText"/>
-        <w:spacing w:before="120"/>
+        <w:spacing w:before="0" w:after="0"/>
         <w:ind w:left="480" w:hanging="480"/>
+      </w:pPr>
+      <w:r>
+        <w:rPr>
+          <w:rFonts w:ascii="Times New Roman" w:hAnsi="Times New Roman" w:eastAsia="Times New Roman" w:cs="Times New Roman"/>
+        </w:rPr>
+        <w:t xml:space="preserve">A. </w:t>
+      </w:r>
+      <w:r>
+        <w:rPr>
+          <w:rFonts w:hint="eastAsia" w:ascii="Times New Roman" w:hAnsi="Times New Roman" w:eastAsia="FangSong" w:cs="Times New Roman"/>
+        </w:rPr>
+        <w:t>若该反应为零级反应</w:t>
+      </w:r>
+      <w:r>
+        <w:rPr>
+          <w:rFonts w:hint="eastAsia" w:ascii="Times New Roman" w:hAnsi="Times New Roman" w:eastAsia="Times New Roman" w:cs="Times New Roman"/>
+        </w:rPr>
+        <w:t>，</w:t>
+      </w:r>
+      <w:r>
+        <w:rPr>
+          <w:rFonts w:hint="eastAsia" w:ascii="Times New Roman" w:hAnsi="Times New Roman" w:eastAsia="FangSong" w:cs="Times New Roman"/>
+        </w:rPr>
+        <w:t>则</w:t>
+      </w:r>
+      <w:r>
+        <w:rPr>
+          <w:rFonts w:ascii="Times New Roman" w:hAnsi="Times New Roman" w:eastAsia="Times New Roman" w:cs="Times New Roman"/>
+        </w:rPr>
+        <w:t xml:space="preserve"> p = 0.20</w:t>
+      </w:r>
+      <w:r>
+        <w:rPr>
+          <w:rFonts w:ascii="Times New Roman" w:hAnsi="Times New Roman" w:eastAsia="Times New Roman" w:cs="Times New Roman"/>
+        </w:rPr>
+        <w:t xml:space="preserve"> </w:t>
+      </w:r>
+      <w:r>
+        <w:rPr>
+          <w:rFonts w:ascii="Times New Roman" w:hAnsi="Times New Roman" w:eastAsia="Times New Roman" w:cs="Times New Roman"/>
+        </w:rPr>
+        <w:t xml:space="preserve">- </w:t>
+      </w:r>
+    </w:p>
+    <w:p>
+      <w:pPr>
+        <w:pStyle w:val="BodyText"/>
         <w:spacing w:before="0" w:after="0"/>
-      </w:pPr>
-      <w:r>
-        <w:rPr>
-          <w:rFonts w:ascii="Times New Roman" w:hAnsi="Times New Roman" w:eastAsia="Times New Roman" w:cs="Times New Roman"/>
-        </w:rPr>
-        <w:t xml:space="preserve">A. </w:t>
-      </w:r>
-      <w:r>
-        <w:rPr>
-          <w:rFonts w:hint="eastAsia" w:ascii="Times New Roman" w:hAnsi="Times New Roman" w:eastAsia="FangSong" w:cs="Times New Roman"/>
-        </w:rPr>
-        <w:t>若该反应为零级反应</w:t>
+        <w:ind w:left="480" w:hanging="480"/>
+      </w:pPr>
+      <w:r>
+        <w:rPr>
+          <w:rFonts w:ascii="Times New Roman" w:hAnsi="Times New Roman" w:eastAsia="Times New Roman" w:cs="Times New Roman"/>
+        </w:rPr>
+        <w:t xml:space="preserve">B. </w:t>
+      </w:r>
+      <w:r>
+        <w:rPr>
+          <w:rFonts w:hint="eastAsia" w:ascii="Times New Roman" w:hAnsi="Times New Roman" w:eastAsia="FangSong" w:cs="Times New Roman"/>
+        </w:rPr>
+        <w:t>若该反应为二级反应</w:t>
       </w:r>
       <w:r>
         <w:rPr>
@@ -2233,7 +2308,7 @@
         <w:rPr>
           <w:rFonts w:ascii="Times New Roman" w:hAnsi="Times New Roman" w:eastAsia="Times New Roman" w:cs="Times New Roman"/>
         </w:rPr>
-        <w:t xml:space="preserve"> p = 0.20</w:t>
+        <w:t xml:space="preserve"> p = 0.43</w:t>
       </w:r>
       <w:r>
         <w:rPr>
@@ -2251,127 +2326,75 @@
     <w:p>
       <w:pPr>
         <w:pStyle w:val="BodyText"/>
-        <w:spacing w:before="120"/>
+        <w:spacing w:before="0" w:after="0"/>
         <w:ind w:left="480" w:hanging="480"/>
+      </w:pPr>
+      <w:r>
+        <w:rPr>
+          <w:rFonts w:ascii="Times New Roman" w:hAnsi="Times New Roman" w:eastAsia="Times New Roman" w:cs="Times New Roman"/>
+        </w:rPr>
+        <w:t xml:space="preserve">C. </w:t>
+      </w:r>
+      <w:r>
+        <w:rPr>
+          <w:rFonts w:hint="eastAsia" w:ascii="Times New Roman" w:hAnsi="Times New Roman" w:eastAsia="FangSong" w:cs="Times New Roman"/>
+        </w:rPr>
+        <w:t>若该反应为一级反应</w:t>
+      </w:r>
+      <w:r>
+        <w:rPr>
+          <w:rFonts w:hint="eastAsia" w:ascii="Times New Roman" w:hAnsi="Times New Roman" w:eastAsia="Times New Roman" w:cs="Times New Roman"/>
+        </w:rPr>
+        <w:t>，</w:t>
+      </w:r>
+      <w:r>
+        <w:rPr>
+          <w:rFonts w:hint="eastAsia" w:ascii="Times New Roman" w:hAnsi="Times New Roman" w:eastAsia="FangSong" w:cs="Times New Roman"/>
+        </w:rPr>
+        <w:t>则其半衰期为定值</w:t>
+      </w:r>
+      <w:r>
+        <w:rPr>
+          <w:rFonts w:hint="eastAsia" w:ascii="Times New Roman" w:hAnsi="Times New Roman" w:eastAsia="Times New Roman" w:cs="Times New Roman"/>
+        </w:rPr>
+        <w:t>，</w:t>
+      </w:r>
+      <w:r>
+        <w:rPr>
+          <w:rFonts w:hint="eastAsia" w:ascii="Times New Roman" w:hAnsi="Times New Roman" w:eastAsia="FangSong" w:cs="Times New Roman"/>
+        </w:rPr>
+        <w:t>约为</w:t>
+      </w:r>
+      <w:r>
+        <w:rPr>
+          <w:rFonts w:ascii="Times New Roman" w:hAnsi="Times New Roman" w:eastAsia="Times New Roman" w:cs="Times New Roman"/>
+        </w:rPr>
+        <w:t xml:space="preserve"> 2.7 </w:t>
+      </w:r>
+      <w:r>
+        <w:rPr>
+          <w:rFonts w:hint="eastAsia" w:ascii="Times New Roman" w:hAnsi="Times New Roman" w:eastAsia="FangSong" w:cs="Times New Roman"/>
+        </w:rPr>
+        <w:t xml:space="preserve">分钟</w:t>
+      </w:r>
+      <w:r>
+        <w:rPr>
+          <w:rFonts w:ascii="Times New Roman" w:hAnsi="Times New Roman" w:eastAsia="Times New Roman" w:cs="Times New Roman"/>
+        </w:rPr>
+        <w:t xml:space="preserve"> </w:t>
+      </w:r>
+      <w:r>
+        <w:rPr>
+          <w:rFonts w:ascii="Times New Roman" w:hAnsi="Times New Roman" w:eastAsia="Times New Roman" w:cs="Times New Roman"/>
+        </w:rPr>
+        <w:t xml:space="preserve">- </w:t>
+      </w:r>
+    </w:p>
+    <w:p>
+      <w:pPr>
+        <w:pStyle w:val="BodyText"/>
         <w:spacing w:before="0" w:after="0"/>
-      </w:pPr>
-      <w:r>
-        <w:rPr>
-          <w:rFonts w:ascii="Times New Roman" w:hAnsi="Times New Roman" w:eastAsia="Times New Roman" w:cs="Times New Roman"/>
-        </w:rPr>
-        <w:t xml:space="preserve">B. </w:t>
-      </w:r>
-      <w:r>
-        <w:rPr>
-          <w:rFonts w:hint="eastAsia" w:ascii="Times New Roman" w:hAnsi="Times New Roman" w:eastAsia="FangSong" w:cs="Times New Roman"/>
-        </w:rPr>
-        <w:t>若该反应为二级反应</w:t>
-      </w:r>
-      <w:r>
-        <w:rPr>
-          <w:rFonts w:hint="eastAsia" w:ascii="Times New Roman" w:hAnsi="Times New Roman" w:eastAsia="Times New Roman" w:cs="Times New Roman"/>
-        </w:rPr>
-        <w:t>，</w:t>
-      </w:r>
-      <w:r>
-        <w:rPr>
-          <w:rFonts w:hint="eastAsia" w:ascii="Times New Roman" w:hAnsi="Times New Roman" w:eastAsia="FangSong" w:cs="Times New Roman"/>
-        </w:rPr>
-        <w:t>则</w:t>
-      </w:r>
-      <w:r>
-        <w:rPr>
-          <w:rFonts w:ascii="Times New Roman" w:hAnsi="Times New Roman" w:eastAsia="Times New Roman" w:cs="Times New Roman"/>
-        </w:rPr>
-        <w:t xml:space="preserve"> p = 0.43</w:t>
-      </w:r>
-      <w:r>
-        <w:rPr>
-          <w:rFonts w:ascii="Times New Roman" w:hAnsi="Times New Roman" w:eastAsia="Times New Roman" w:cs="Times New Roman"/>
-        </w:rPr>
-        <w:t xml:space="preserve"> </w:t>
-      </w:r>
-      <w:r>
-        <w:rPr>
-          <w:rFonts w:ascii="Times New Roman" w:hAnsi="Times New Roman" w:eastAsia="Times New Roman" w:cs="Times New Roman"/>
-        </w:rPr>
-        <w:t xml:space="preserve">- </w:t>
-      </w:r>
-    </w:p>
-    <w:p>
-      <w:pPr>
-        <w:pStyle w:val="BodyText"/>
-        <w:spacing w:before="120"/>
         <w:ind w:left="480" w:hanging="480"/>
-        <w:spacing w:before="0" w:after="0"/>
-      </w:pPr>
-      <w:r>
-        <w:rPr>
-          <w:rFonts w:ascii="Times New Roman" w:hAnsi="Times New Roman" w:eastAsia="Times New Roman" w:cs="Times New Roman"/>
-        </w:rPr>
-        <w:t xml:space="preserve">C. </w:t>
-      </w:r>
-      <w:r>
-        <w:rPr>
-          <w:rFonts w:hint="eastAsia" w:ascii="Times New Roman" w:hAnsi="Times New Roman" w:eastAsia="FangSong" w:cs="Times New Roman"/>
-        </w:rPr>
-        <w:t>若该反应为一级反应</w:t>
-      </w:r>
-      <w:r>
-        <w:rPr>
-          <w:rFonts w:hint="eastAsia" w:ascii="Times New Roman" w:hAnsi="Times New Roman" w:eastAsia="Times New Roman" w:cs="Times New Roman"/>
-        </w:rPr>
-        <w:t>，</w:t>
-      </w:r>
-      <w:r>
-        <w:rPr>
-          <w:rFonts w:hint="eastAsia" w:ascii="Times New Roman" w:hAnsi="Times New Roman" w:eastAsia="FangSong" w:cs="Times New Roman"/>
-        </w:rPr>
-        <w:t>则其半衰期为定值</w:t>
-      </w:r>
-      <w:r>
-        <w:rPr>
-          <w:rFonts w:hint="eastAsia" w:ascii="Times New Roman" w:hAnsi="Times New Roman" w:eastAsia="Times New Roman" w:cs="Times New Roman"/>
-        </w:rPr>
-        <w:t>，</w:t>
-      </w:r>
-      <w:r>
-        <w:rPr>
-          <w:rFonts w:hint="eastAsia" w:ascii="Times New Roman" w:hAnsi="Times New Roman" w:eastAsia="FangSong" w:cs="Times New Roman"/>
-        </w:rPr>
-        <w:t>约为</w:t>
-      </w:r>
-      <w:r>
-        <w:rPr>
-          <w:rFonts w:ascii="Times New Roman" w:hAnsi="Times New Roman" w:eastAsia="Times New Roman" w:cs="Times New Roman"/>
-        </w:rPr>
-        <w:t xml:space="preserve"> 2.7 </w:t>
-      </w:r>
-      <w:r>
-        <w:rPr>
-          <w:rFonts w:hint="eastAsia" w:ascii="Times New Roman" w:hAnsi="Times New Roman" w:eastAsia="FangSong" w:cs="Times New Roman"/>
-        </w:rPr>
-        <w:t xml:space="preserve">分钟</w:t>
-      </w:r>
-      <w:r>
-        <w:rPr>
-          <w:rFonts w:ascii="Times New Roman" w:hAnsi="Times New Roman" w:eastAsia="Times New Roman" w:cs="Times New Roman"/>
-        </w:rPr>
-        <w:t xml:space="preserve"> </w:t>
-      </w:r>
-      <w:r>
-        <w:rPr>
-          <w:rFonts w:ascii="Times New Roman" w:hAnsi="Times New Roman" w:eastAsia="Times New Roman" w:cs="Times New Roman"/>
-        </w:rPr>
-        <w:t xml:space="preserve">- </w:t>
-      </w:r>
-    </w:p>
-    <w:p>
-      <w:pPr>
-        <w:pStyle w:val="BodyText"/>
-        <w:spacing w:before="120"/>
-        <w:ind w:left="480" w:hanging="480"/>
-        <w:spacing w:before="0" w:after="180"/>
       </w:pPr>
       <w:r>
         <w:rPr>
@@ -2568,8 +2591,8 @@
     <w:p>
       <w:pPr>
         <w:pStyle w:val="BodyText"/>
+        <w:spacing w:before="0" w:after="0"/>
         <w:ind w:left="480" w:hanging="480"/>
-        <w:spacing w:after="0"/>
       </w:pPr>
       <w:r>
         <w:rPr>
@@ -2806,14 +2829,245 @@
     <w:p>
       <w:pPr>
         <w:pStyle w:val="BodyText"/>
+        <w:spacing w:before="0" w:after="0"/>
         <w:ind w:left="480" w:hanging="480"/>
+      </w:pPr>
+      <w:r>
+        <w:rPr>
+          <w:rFonts w:ascii="Times New Roman" w:hAnsi="Times New Roman" w:eastAsia="Times New Roman" w:cs="Times New Roman"/>
+        </w:rPr>
+        <w:t>A. H</w:t>
+      </w:r>
+      <w:r>
+        <w:rPr>
+          <w:rFonts w:ascii="Times New Roman" w:hAnsi="Times New Roman" w:eastAsia="Times New Roman" w:cs="Times New Roman"/>
+          <w:vertAlign w:val="subscript"/>
+        </w:rPr>
+        <w:t>2</w:t>
+      </w:r>
+      <w:r>
+        <w:rPr>
+          <w:rFonts w:ascii="Times New Roman" w:hAnsi="Times New Roman" w:eastAsia="Times New Roman" w:cs="Times New Roman"/>
+        </w:rPr>
+        <w:t xml:space="preserve">A </w:t>
+      </w:r>
+      <w:r>
+        <w:rPr>
+          <w:rFonts w:hint="eastAsia" w:ascii="Times New Roman" w:hAnsi="Times New Roman" w:eastAsia="FangSong" w:cs="Times New Roman"/>
+        </w:rPr>
+        <w:t xml:space="preserve">的</w:t>
+      </w:r>
+      <w:r>
+        <w:rPr>
+          <w:rFonts w:ascii="Times New Roman" w:hAnsi="Times New Roman" w:eastAsia="Times New Roman" w:cs="Times New Roman"/>
+        </w:rPr>
+        <w:t xml:space="preserve"> Ka</w:t>
+      </w:r>
+      <w:r>
+        <w:rPr>
+          <w:rFonts w:ascii="Times New Roman" w:hAnsi="Times New Roman" w:eastAsia="Times New Roman" w:cs="Times New Roman"/>
+          <w:vertAlign w:val="subscript"/>
+        </w:rPr>
+        <w:t>1</w:t>
+      </w:r>
+      <w:r>
+        <w:rPr>
+          <w:rFonts w:ascii="Times New Roman" w:hAnsi="Times New Roman" w:eastAsia="Times New Roman" w:cs="Times New Roman"/>
+        </w:rPr>
+        <w:t xml:space="preserve"> </w:t>
+      </w:r>
+      <w:r>
+        <w:rPr>
+          <w:rFonts w:hint="eastAsia" w:ascii="Times New Roman" w:hAnsi="Times New Roman" w:eastAsia="FangSong" w:cs="Times New Roman"/>
+        </w:rPr>
+        <w:t xml:space="preserve">约为</w:t>
+      </w:r>
+      <w:r>
+        <w:rPr>
+          <w:rFonts w:ascii="Times New Roman" w:hAnsi="Times New Roman" w:eastAsia="Times New Roman" w:cs="Times New Roman"/>
+        </w:rPr>
+        <w:t xml:space="preserve"> 6.0×10</w:t>
+      </w:r>
+      <w:r>
+        <w:rPr>
+          <w:rFonts w:ascii="Times New Roman" w:hAnsi="Times New Roman" w:eastAsia="Times New Roman" w:cs="Times New Roman"/>
+          <w:vertAlign w:val="superscript"/>
+        </w:rPr>
+        <w:t>-7</w:t>
+      </w:r>
+      <w:r>
+        <w:rPr>
+          <w:rFonts w:ascii="Times New Roman" w:hAnsi="Times New Roman" w:eastAsia="Times New Roman" w:cs="Times New Roman"/>
+        </w:rPr>
+        <w:t xml:space="preserve"> </w:t>
+      </w:r>
+      <w:r>
+        <w:rPr>
+          <w:rFonts w:ascii="Times New Roman" w:hAnsi="Times New Roman" w:eastAsia="Times New Roman" w:cs="Times New Roman"/>
+        </w:rPr>
+        <w:t xml:space="preserve">- </w:t>
+      </w:r>
+    </w:p>
+    <w:p>
+      <w:pPr>
+        <w:pStyle w:val="BodyText"/>
         <w:spacing w:before="0" w:after="0"/>
-      </w:pPr>
-      <w:r>
-        <w:rPr>
-          <w:rFonts w:ascii="Times New Roman" w:hAnsi="Times New Roman" w:eastAsia="Times New Roman" w:cs="Times New Roman"/>
-        </w:rPr>
-        <w:t>A. H</w:t>
+        <w:ind w:left="480" w:hanging="480"/>
+      </w:pPr>
+      <w:r>
+        <w:rPr>
+          <w:rFonts w:ascii="Times New Roman" w:hAnsi="Times New Roman" w:eastAsia="Times New Roman" w:cs="Times New Roman"/>
+        </w:rPr>
+        <w:t xml:space="preserve">B. </w:t>
+      </w:r>
+      <w:r>
+        <w:rPr>
+          <w:rFonts w:hint="eastAsia" w:ascii="Times New Roman" w:hAnsi="Times New Roman" w:eastAsia="FangSong" w:cs="Times New Roman"/>
+        </w:rPr>
+        <w:t>未滴定前</w:t>
+      </w:r>
+      <w:r>
+        <w:rPr>
+          <w:rFonts w:hint="eastAsia" w:ascii="Times New Roman" w:hAnsi="Times New Roman" w:eastAsia="Times New Roman" w:cs="Times New Roman"/>
+        </w:rPr>
+        <w:t>，</w:t>
+      </w:r>
+      <w:r>
+        <w:rPr>
+          <w:rFonts w:hint="eastAsia" w:ascii="Times New Roman" w:hAnsi="Times New Roman" w:eastAsia="FangSong" w:cs="Times New Roman"/>
+        </w:rPr>
+        <w:t>此酸溶液中</w:t>
+      </w:r>
+      <w:r>
+        <w:rPr>
+          <w:rFonts w:ascii="Times New Roman" w:hAnsi="Times New Roman" w:eastAsia="Times New Roman" w:cs="Times New Roman"/>
+        </w:rPr>
+        <w:t xml:space="preserve"> c(H</w:t>
+      </w:r>
+      <w:r>
+        <w:rPr>
+          <w:rFonts w:ascii="Times New Roman" w:hAnsi="Times New Roman" w:eastAsia="Times New Roman" w:cs="Times New Roman"/>
+          <w:vertAlign w:val="superscript"/>
+        </w:rPr>
+        <w:t>+</w:t>
+      </w:r>
+      <w:r>
+        <w:rPr>
+          <w:rFonts w:ascii="Times New Roman" w:hAnsi="Times New Roman" w:eastAsia="Times New Roman" w:cs="Times New Roman"/>
+        </w:rPr>
+        <w:t>) = c(HA</w:t>
+      </w:r>
+      <w:r>
+        <w:rPr>
+          <w:rFonts w:ascii="Times New Roman" w:hAnsi="Times New Roman" w:eastAsia="Times New Roman" w:cs="Times New Roman"/>
+          <w:vertAlign w:val="superscript"/>
+        </w:rPr>
+        <w:t>-</w:t>
+      </w:r>
+      <w:r>
+        <w:rPr>
+          <w:rFonts w:ascii="Times New Roman" w:hAnsi="Times New Roman" w:eastAsia="Times New Roman" w:cs="Times New Roman"/>
+        </w:rPr>
+        <w:t>) + c(A</w:t>
+      </w:r>
+      <w:r>
+        <w:rPr>
+          <w:rFonts w:ascii="Times New Roman" w:hAnsi="Times New Roman" w:eastAsia="Times New Roman" w:cs="Times New Roman"/>
+          <w:vertAlign w:val="superscript"/>
+        </w:rPr>
+        <w:t>2-</w:t>
+      </w:r>
+      <w:r>
+        <w:rPr>
+          <w:rFonts w:ascii="Times New Roman" w:hAnsi="Times New Roman" w:eastAsia="Times New Roman" w:cs="Times New Roman"/>
+        </w:rPr>
+        <w:t>) + c(OH</w:t>
+      </w:r>
+      <w:r>
+        <w:rPr>
+          <w:rFonts w:ascii="Times New Roman" w:hAnsi="Times New Roman" w:eastAsia="Times New Roman" w:cs="Times New Roman"/>
+          <w:vertAlign w:val="superscript"/>
+        </w:rPr>
+        <w:t>-</w:t>
+      </w:r>
+      <w:r>
+        <w:rPr>
+          <w:rFonts w:ascii="Times New Roman" w:hAnsi="Times New Roman" w:eastAsia="Times New Roman" w:cs="Times New Roman"/>
+        </w:rPr>
+        <w:t>)</w:t>
+      </w:r>
+      <w:r>
+        <w:rPr>
+          <w:rFonts w:ascii="Times New Roman" w:hAnsi="Times New Roman" w:eastAsia="Times New Roman" w:cs="Times New Roman"/>
+        </w:rPr>
+        <w:t xml:space="preserve"> </w:t>
+      </w:r>
+      <w:r>
+        <w:rPr>
+          <w:rFonts w:ascii="Times New Roman" w:hAnsi="Times New Roman" w:eastAsia="Times New Roman" w:cs="Times New Roman"/>
+        </w:rPr>
+        <w:t xml:space="preserve">- </w:t>
+      </w:r>
+    </w:p>
+    <w:p>
+      <w:pPr>
+        <w:pStyle w:val="BodyText"/>
+        <w:spacing w:before="0" w:after="0"/>
+        <w:ind w:left="480" w:hanging="480"/>
+      </w:pPr>
+      <w:r>
+        <w:rPr>
+          <w:rFonts w:ascii="Times New Roman" w:hAnsi="Times New Roman" w:eastAsia="Times New Roman" w:cs="Times New Roman"/>
+        </w:rPr>
+        <w:t xml:space="preserve">C. </w:t>
+      </w:r>
+      <w:r>
+        <w:rPr>
+          <w:rFonts w:hint="eastAsia" w:ascii="Times New Roman" w:hAnsi="Times New Roman" w:eastAsia="FangSong" w:cs="Times New Roman"/>
+        </w:rPr>
+        <w:t xml:space="preserve">滴定过程中当</w:t>
+      </w:r>
+      <w:r>
+        <w:rPr>
+          <w:rFonts w:ascii="Times New Roman" w:hAnsi="Times New Roman" w:eastAsia="Times New Roman" w:cs="Times New Roman"/>
+        </w:rPr>
+        <w:t xml:space="preserve"> pH </w:t>
+      </w:r>
+      <w:r>
+        <w:rPr>
+          <w:rFonts w:hint="eastAsia" w:ascii="Times New Roman" w:hAnsi="Times New Roman" w:eastAsia="FangSong" w:cs="Times New Roman"/>
+        </w:rPr>
+        <w:t xml:space="preserve">为</w:t>
+      </w:r>
+      <w:r>
+        <w:rPr>
+          <w:rFonts w:ascii="Times New Roman" w:hAnsi="Times New Roman" w:eastAsia="Times New Roman" w:cs="Times New Roman"/>
+        </w:rPr>
+        <w:t xml:space="preserve"> 6.00 </w:t>
+      </w:r>
+      <w:r>
+        <w:rPr>
+          <w:rFonts w:hint="eastAsia" w:ascii="Times New Roman" w:hAnsi="Times New Roman" w:eastAsia="FangSong" w:cs="Times New Roman"/>
+        </w:rPr>
+        <w:t>时</w:t>
+      </w:r>
+      <w:r>
+        <w:rPr>
+          <w:rFonts w:hint="eastAsia" w:ascii="Times New Roman" w:hAnsi="Times New Roman" w:eastAsia="Times New Roman" w:cs="Times New Roman"/>
+        </w:rPr>
+        <w:t>，</w:t>
+      </w:r>
+      <w:r>
+        <w:rPr>
+          <w:rFonts w:hint="eastAsia" w:ascii="Times New Roman" w:hAnsi="Times New Roman" w:eastAsia="FangSong" w:cs="Times New Roman"/>
+        </w:rPr>
+        <w:t>溶液中主要存在的组分为</w:t>
+      </w:r>
+      <w:r>
+        <w:rPr>
+          <w:rFonts w:ascii="Times New Roman" w:hAnsi="Times New Roman" w:eastAsia="Times New Roman" w:cs="Times New Roman"/>
+        </w:rPr>
+        <w:t xml:space="preserve"> H</w:t>
       </w:r>
       <w:r>
         <w:rPr>
@@ -2826,26 +3080,46 @@
         <w:rPr>
           <w:rFonts w:ascii="Times New Roman" w:hAnsi="Times New Roman" w:eastAsia="Times New Roman" w:cs="Times New Roman"/>
         </w:rPr>
-        <w:t xml:space="preserve">A </w:t>
-      </w:r>
-      <w:r>
-        <w:rPr>
-          <w:rFonts w:hint="eastAsia" w:ascii="Times New Roman" w:hAnsi="Times New Roman" w:eastAsia="FangSong" w:cs="Times New Roman"/>
-        </w:rPr>
-        <w:t xml:space="preserve">的</w:t>
-      </w:r>
-      <w:r>
-        <w:rPr>
-          <w:rFonts w:ascii="Times New Roman" w:hAnsi="Times New Roman" w:eastAsia="Times New Roman" w:cs="Times New Roman"/>
-        </w:rPr>
-        <w:t xml:space="preserve"> Ka</w:t>
+        <w:t>O、Na</w:t>
+      </w:r>
+      <w:r>
+        <w:rPr>
+          <w:rFonts w:ascii="Times New Roman" w:hAnsi="Times New Roman" w:eastAsia="Times New Roman" w:cs="Times New Roman"/>
+          <w:vertAlign w:val="superscript"/>
+        </w:rPr>
+        <w:t>+</w:t>
+      </w:r>
+      <w:r>
+        <w:rPr>
+          <w:rFonts w:ascii="Times New Roman" w:hAnsi="Times New Roman" w:eastAsia="Times New Roman" w:cs="Times New Roman"/>
+        </w:rPr>
+        <w:t>、HA</w:t>
+      </w:r>
+      <w:r>
+        <w:rPr>
+          <w:rFonts w:ascii="Times New Roman" w:hAnsi="Times New Roman" w:eastAsia="Times New Roman" w:cs="Times New Roman"/>
+          <w:vertAlign w:val="superscript"/>
+        </w:rPr>
+        <w:t>-</w:t>
+      </w:r>
+      <w:r>
+        <w:rPr>
+          <w:rFonts w:ascii="Times New Roman" w:hAnsi="Times New Roman" w:eastAsia="Times New Roman" w:cs="Times New Roman"/>
+        </w:rPr>
+        <w:t>、H</w:t>
       </w:r>
       <w:r>
         <w:rPr>
           <w:rFonts w:ascii="Times New Roman" w:hAnsi="Times New Roman" w:eastAsia="Times New Roman" w:cs="Times New Roman"/>
           <w:vertAlign w:val="subscript"/>
         </w:rPr>
-        <w:t>1</w:t>
+        <w:t>2</w:t>
+      </w:r>
+      <w:r>
+        <w:rPr>
+          <w:rFonts w:ascii="Times New Roman" w:hAnsi="Times New Roman" w:eastAsia="Times New Roman" w:cs="Times New Roman"/>
+        </w:rPr>
+        <w:t>A</w:t>
       </w:r>
       <w:r>
         <w:rPr>
@@ -2855,31 +3129,6 @@
       </w:r>
       <w:r>
         <w:rPr>
-          <w:rFonts w:hint="eastAsia" w:ascii="Times New Roman" w:hAnsi="Times New Roman" w:eastAsia="FangSong" w:cs="Times New Roman"/>
-        </w:rPr>
-        <w:t xml:space="preserve">约为</w:t>
-      </w:r>
-      <w:r>
-        <w:rPr>
-          <w:rFonts w:ascii="Times New Roman" w:hAnsi="Times New Roman" w:eastAsia="Times New Roman" w:cs="Times New Roman"/>
-        </w:rPr>
-        <w:t xml:space="preserve"> 6.0×10</w:t>
-      </w:r>
-      <w:r>
-        <w:rPr>
-          <w:rFonts w:ascii="Times New Roman" w:hAnsi="Times New Roman" w:eastAsia="Times New Roman" w:cs="Times New Roman"/>
-          <w:vertAlign w:val="superscript"/>
-        </w:rPr>
-        <w:t>-7</w:t>
-      </w:r>
-      <w:r>
-        <w:rPr>
-          <w:rFonts w:ascii="Times New Roman" w:hAnsi="Times New Roman" w:eastAsia="Times New Roman" w:cs="Times New Roman"/>
-        </w:rPr>
-        <w:t xml:space="preserve"> </w:t>
-      </w:r>
-      <w:r>
-        <w:rPr>
           <w:rFonts w:ascii="Times New Roman" w:hAnsi="Times New Roman" w:eastAsia="Times New Roman" w:cs="Times New Roman"/>
         </w:rPr>
         <w:t xml:space="preserve">- </w:t>
@@ -2888,234 +3137,8 @@
     <w:p>
       <w:pPr>
         <w:pStyle w:val="BodyText"/>
+        <w:spacing w:before="0" w:after="0"/>
         <w:ind w:left="480" w:hanging="480"/>
-        <w:spacing w:before="0" w:after="0"/>
-      </w:pPr>
-      <w:r>
-        <w:rPr>
-          <w:rFonts w:ascii="Times New Roman" w:hAnsi="Times New Roman" w:eastAsia="Times New Roman" w:cs="Times New Roman"/>
-        </w:rPr>
-        <w:t xml:space="preserve">B. </w:t>
-      </w:r>
-      <w:r>
-        <w:rPr>
-          <w:rFonts w:hint="eastAsia" w:ascii="Times New Roman" w:hAnsi="Times New Roman" w:eastAsia="FangSong" w:cs="Times New Roman"/>
-        </w:rPr>
-        <w:t>未滴定前</w:t>
-      </w:r>
-      <w:r>
-        <w:rPr>
-          <w:rFonts w:hint="eastAsia" w:ascii="Times New Roman" w:hAnsi="Times New Roman" w:eastAsia="Times New Roman" w:cs="Times New Roman"/>
-        </w:rPr>
-        <w:t>，</w:t>
-      </w:r>
-      <w:r>
-        <w:rPr>
-          <w:rFonts w:hint="eastAsia" w:ascii="Times New Roman" w:hAnsi="Times New Roman" w:eastAsia="FangSong" w:cs="Times New Roman"/>
-        </w:rPr>
-        <w:t>此酸溶液中</w:t>
-      </w:r>
-      <w:r>
-        <w:rPr>
-          <w:rFonts w:ascii="Times New Roman" w:hAnsi="Times New Roman" w:eastAsia="Times New Roman" w:cs="Times New Roman"/>
-        </w:rPr>
-        <w:t xml:space="preserve"> c(H</w:t>
-      </w:r>
-      <w:r>
-        <w:rPr>
-          <w:rFonts w:ascii="Times New Roman" w:hAnsi="Times New Roman" w:eastAsia="Times New Roman" w:cs="Times New Roman"/>
-          <w:vertAlign w:val="superscript"/>
-        </w:rPr>
-        <w:t>+</w:t>
-      </w:r>
-      <w:r>
-        <w:rPr>
-          <w:rFonts w:ascii="Times New Roman" w:hAnsi="Times New Roman" w:eastAsia="Times New Roman" w:cs="Times New Roman"/>
-        </w:rPr>
-        <w:t>) = c(HA</w:t>
-      </w:r>
-      <w:r>
-        <w:rPr>
-          <w:rFonts w:ascii="Times New Roman" w:hAnsi="Times New Roman" w:eastAsia="Times New Roman" w:cs="Times New Roman"/>
-          <w:vertAlign w:val="superscript"/>
-        </w:rPr>
-        <w:t>-</w:t>
-      </w:r>
-      <w:r>
-        <w:rPr>
-          <w:rFonts w:ascii="Times New Roman" w:hAnsi="Times New Roman" w:eastAsia="Times New Roman" w:cs="Times New Roman"/>
-        </w:rPr>
-        <w:t>) + c(A</w:t>
-      </w:r>
-      <w:r>
-        <w:rPr>
-          <w:rFonts w:ascii="Times New Roman" w:hAnsi="Times New Roman" w:eastAsia="Times New Roman" w:cs="Times New Roman"/>
-          <w:vertAlign w:val="superscript"/>
-        </w:rPr>
-        <w:t>2-</w:t>
-      </w:r>
-      <w:r>
-        <w:rPr>
-          <w:rFonts w:ascii="Times New Roman" w:hAnsi="Times New Roman" w:eastAsia="Times New Roman" w:cs="Times New Roman"/>
-        </w:rPr>
-        <w:t>) + c(OH</w:t>
-      </w:r>
-      <w:r>
-        <w:rPr>
-          <w:rFonts w:ascii="Times New Roman" w:hAnsi="Times New Roman" w:eastAsia="Times New Roman" w:cs="Times New Roman"/>
-          <w:vertAlign w:val="superscript"/>
-        </w:rPr>
-        <w:t>-</w:t>
-      </w:r>
-      <w:r>
-        <w:rPr>
-          <w:rFonts w:ascii="Times New Roman" w:hAnsi="Times New Roman" w:eastAsia="Times New Roman" w:cs="Times New Roman"/>
-        </w:rPr>
-        <w:t>)</w:t>
-      </w:r>
-      <w:r>
-        <w:rPr>
-          <w:rFonts w:ascii="Times New Roman" w:hAnsi="Times New Roman" w:eastAsia="Times New Roman" w:cs="Times New Roman"/>
-        </w:rPr>
-        <w:t xml:space="preserve"> </w:t>
-      </w:r>
-      <w:r>
-        <w:rPr>
-          <w:rFonts w:ascii="Times New Roman" w:hAnsi="Times New Roman" w:eastAsia="Times New Roman" w:cs="Times New Roman"/>
-        </w:rPr>
-        <w:t xml:space="preserve">- </w:t>
-      </w:r>
-    </w:p>
-    <w:p>
-      <w:pPr>
-        <w:pStyle w:val="BodyText"/>
-        <w:ind w:left="480" w:hanging="480"/>
-        <w:spacing w:before="0" w:after="0"/>
-      </w:pPr>
-      <w:r>
-        <w:rPr>
-          <w:rFonts w:ascii="Times New Roman" w:hAnsi="Times New Roman" w:eastAsia="Times New Roman" w:cs="Times New Roman"/>
-        </w:rPr>
-        <w:t xml:space="preserve">C. </w:t>
-      </w:r>
-      <w:r>
-        <w:rPr>
-          <w:rFonts w:hint="eastAsia" w:ascii="Times New Roman" w:hAnsi="Times New Roman" w:eastAsia="FangSong" w:cs="Times New Roman"/>
-        </w:rPr>
-        <w:t xml:space="preserve">滴定过程中当</w:t>
-      </w:r>
-      <w:r>
-        <w:rPr>
-          <w:rFonts w:ascii="Times New Roman" w:hAnsi="Times New Roman" w:eastAsia="Times New Roman" w:cs="Times New Roman"/>
-        </w:rPr>
-        <w:t xml:space="preserve"> pH </w:t>
-      </w:r>
-      <w:r>
-        <w:rPr>
-          <w:rFonts w:hint="eastAsia" w:ascii="Times New Roman" w:hAnsi="Times New Roman" w:eastAsia="FangSong" w:cs="Times New Roman"/>
-        </w:rPr>
-        <w:t xml:space="preserve">为</w:t>
-      </w:r>
-      <w:r>
-        <w:rPr>
-          <w:rFonts w:ascii="Times New Roman" w:hAnsi="Times New Roman" w:eastAsia="Times New Roman" w:cs="Times New Roman"/>
-        </w:rPr>
-        <w:t xml:space="preserve"> 6.00 </w:t>
-      </w:r>
-      <w:r>
-        <w:rPr>
-          <w:rFonts w:hint="eastAsia" w:ascii="Times New Roman" w:hAnsi="Times New Roman" w:eastAsia="FangSong" w:cs="Times New Roman"/>
-        </w:rPr>
-        <w:t>时</w:t>
-      </w:r>
-      <w:r>
-        <w:rPr>
-          <w:rFonts w:hint="eastAsia" w:ascii="Times New Roman" w:hAnsi="Times New Roman" w:eastAsia="Times New Roman" w:cs="Times New Roman"/>
-        </w:rPr>
-        <w:t>，</w:t>
-      </w:r>
-      <w:r>
-        <w:rPr>
-          <w:rFonts w:hint="eastAsia" w:ascii="Times New Roman" w:hAnsi="Times New Roman" w:eastAsia="FangSong" w:cs="Times New Roman"/>
-        </w:rPr>
-        <w:t>溶液中主要存在的组分为</w:t>
-      </w:r>
-      <w:r>
-        <w:rPr>
-          <w:rFonts w:ascii="Times New Roman" w:hAnsi="Times New Roman" w:eastAsia="Times New Roman" w:cs="Times New Roman"/>
-        </w:rPr>
-        <w:t xml:space="preserve"> H</w:t>
-      </w:r>
-      <w:r>
-        <w:rPr>
-          <w:rFonts w:ascii="Times New Roman" w:hAnsi="Times New Roman" w:eastAsia="Times New Roman" w:cs="Times New Roman"/>
-          <w:vertAlign w:val="subscript"/>
-        </w:rPr>
-        <w:t>2</w:t>
-      </w:r>
-      <w:r>
-        <w:rPr>
-          <w:rFonts w:ascii="Times New Roman" w:hAnsi="Times New Roman" w:eastAsia="Times New Roman" w:cs="Times New Roman"/>
-        </w:rPr>
-        <w:t>O、Na</w:t>
-      </w:r>
-      <w:r>
-        <w:rPr>
-          <w:rFonts w:ascii="Times New Roman" w:hAnsi="Times New Roman" w:eastAsia="Times New Roman" w:cs="Times New Roman"/>
-          <w:vertAlign w:val="superscript"/>
-        </w:rPr>
-        <w:t>+</w:t>
-      </w:r>
-      <w:r>
-        <w:rPr>
-          <w:rFonts w:ascii="Times New Roman" w:hAnsi="Times New Roman" w:eastAsia="Times New Roman" w:cs="Times New Roman"/>
-        </w:rPr>
-        <w:t>、HA</w:t>
-      </w:r>
-      <w:r>
-        <w:rPr>
-          <w:rFonts w:ascii="Times New Roman" w:hAnsi="Times New Roman" w:eastAsia="Times New Roman" w:cs="Times New Roman"/>
-          <w:vertAlign w:val="superscript"/>
-        </w:rPr>
-        <w:t>-</w:t>
-      </w:r>
-      <w:r>
-        <w:rPr>
-          <w:rFonts w:ascii="Times New Roman" w:hAnsi="Times New Roman" w:eastAsia="Times New Roman" w:cs="Times New Roman"/>
-        </w:rPr>
-        <w:t>、H</w:t>
-      </w:r>
-      <w:r>
-        <w:rPr>
-          <w:rFonts w:ascii="Times New Roman" w:hAnsi="Times New Roman" w:eastAsia="Times New Roman" w:cs="Times New Roman"/>
-          <w:vertAlign w:val="subscript"/>
-        </w:rPr>
-        <w:t>2</w:t>
-      </w:r>
-      <w:r>
-        <w:rPr>
-          <w:rFonts w:ascii="Times New Roman" w:hAnsi="Times New Roman" w:eastAsia="Times New Roman" w:cs="Times New Roman"/>
-        </w:rPr>
-        <w:t>A</w:t>
-      </w:r>
-      <w:r>
-        <w:rPr>
-          <w:rFonts w:ascii="Times New Roman" w:hAnsi="Times New Roman" w:eastAsia="Times New Roman" w:cs="Times New Roman"/>
-        </w:rPr>
-        <w:t xml:space="preserve"> </w:t>
-      </w:r>
-      <w:r>
-        <w:rPr>
-          <w:rFonts w:ascii="Times New Roman" w:hAnsi="Times New Roman" w:eastAsia="Times New Roman" w:cs="Times New Roman"/>
-        </w:rPr>
-        <w:t xml:space="preserve">- </w:t>
-      </w:r>
-    </w:p>
-    <w:p>
-      <w:pPr>
-        <w:pStyle w:val="BodyText"/>
-        <w:ind w:left="480" w:hanging="480"/>
-        <w:spacing w:before="0" w:after="180"/>
       </w:pPr>
       <w:r>
         <w:rPr>
@@ -3324,8 +3347,8 @@
     <w:p>
       <w:pPr>
         <w:pStyle w:val="BodyText"/>
+        <w:spacing w:before="0" w:after="0"/>
         <w:ind w:left="480" w:hanging="480"/>
-        <w:spacing w:after="0"/>
       </w:pPr>
       <w:r>
         <w:rPr>
@@ -3667,27 +3690,105 @@
     <w:p>
       <w:pPr>
         <w:pStyle w:val="BodyText"/>
+        <w:spacing w:before="0" w:after="0"/>
         <w:ind w:left="480" w:hanging="480"/>
+      </w:pPr>
+      <w:r>
+        <w:rPr>
+          <w:rFonts w:ascii="Times New Roman" w:hAnsi="Times New Roman" w:eastAsia="Times New Roman" w:cs="Times New Roman"/>
+        </w:rPr>
+        <w:t>A. ΔH</w:t>
+      </w:r>
+      <w:r>
+        <w:rPr>
+          <w:rFonts w:ascii="Times New Roman" w:hAnsi="Times New Roman" w:eastAsia="Times New Roman" w:cs="Times New Roman"/>
+          <w:vertAlign w:val="subscript"/>
+        </w:rPr>
+        <w:t>2</w:t>
+      </w:r>
+      <w:r>
+        <w:rPr>
+          <w:rFonts w:ascii="Times New Roman" w:hAnsi="Times New Roman" w:eastAsia="Times New Roman" w:cs="Times New Roman"/>
+        </w:rPr>
+        <w:t xml:space="preserve"> &lt; ΔH</w:t>
+      </w:r>
+      <w:r>
+        <w:rPr>
+          <w:rFonts w:ascii="Times New Roman" w:hAnsi="Times New Roman" w:eastAsia="Times New Roman" w:cs="Times New Roman"/>
+          <w:vertAlign w:val="subscript"/>
+        </w:rPr>
+        <w:t>3</w:t>
+      </w:r>
+      <w:r>
+        <w:rPr>
+          <w:rFonts w:ascii="Times New Roman" w:hAnsi="Times New Roman" w:eastAsia="Times New Roman" w:cs="Times New Roman"/>
+        </w:rPr>
+        <w:t xml:space="preserve">　　</w:t>
+      </w:r>
+    </w:p>
+    <w:p>
+      <w:pPr>
+        <w:pStyle w:val="BodyText"/>
         <w:spacing w:before="0" w:after="0"/>
-      </w:pPr>
-      <w:r>
-        <w:rPr>
-          <w:rFonts w:ascii="Times New Roman" w:hAnsi="Times New Roman" w:eastAsia="Times New Roman" w:cs="Times New Roman"/>
-        </w:rPr>
-        <w:t>A. ΔH</w:t>
+        <w:ind w:left="480" w:hanging="480"/>
+      </w:pPr>
+      <w:r>
+        <w:rPr>
+          <w:rFonts w:ascii="Times New Roman" w:hAnsi="Times New Roman" w:eastAsia="Times New Roman" w:cs="Times New Roman"/>
+        </w:rPr>
+        <w:t xml:space="preserve">B. ΔH</w:t>
       </w:r>
       <w:r>
         <w:rPr>
           <w:rFonts w:ascii="Times New Roman" w:hAnsi="Times New Roman" w:eastAsia="Times New Roman" w:cs="Times New Roman"/>
           <w:vertAlign w:val="subscript"/>
         </w:rPr>
+        <w:t>1</w:t>
+      </w:r>
+      <w:r>
+        <w:rPr>
+          <w:rFonts w:ascii="Times New Roman" w:hAnsi="Times New Roman" w:eastAsia="Times New Roman" w:cs="Times New Roman"/>
+        </w:rPr>
+        <w:t xml:space="preserve"> &gt; ΔH</w:t>
+      </w:r>
+      <w:r>
+        <w:rPr>
+          <w:rFonts w:ascii="Times New Roman" w:hAnsi="Times New Roman" w:eastAsia="Times New Roman" w:cs="Times New Roman"/>
+          <w:vertAlign w:val="subscript"/>
+        </w:rPr>
+        <w:t>3</w:t>
+      </w:r>
+      <w:r>
+        <w:rPr>
+          <w:rFonts w:ascii="Times New Roman" w:hAnsi="Times New Roman" w:eastAsia="Times New Roman" w:cs="Times New Roman"/>
+        </w:rPr>
+        <w:t xml:space="preserve">　　</w:t>
+      </w:r>
+    </w:p>
+    <w:p>
+      <w:pPr>
+        <w:pStyle w:val="BodyText"/>
+        <w:spacing w:before="0" w:after="0"/>
+        <w:ind w:left="480" w:hanging="480"/>
+      </w:pPr>
+      <w:r>
+        <w:rPr>
+          <w:rFonts w:ascii="Times New Roman" w:hAnsi="Times New Roman" w:eastAsia="Times New Roman" w:cs="Times New Roman"/>
+        </w:rPr>
+        <w:t xml:space="preserve">C. ΔH</w:t>
+      </w:r>
+      <w:r>
+        <w:rPr>
+          <w:rFonts w:ascii="Times New Roman" w:hAnsi="Times New Roman" w:eastAsia="Times New Roman" w:cs="Times New Roman"/>
+          <w:vertAlign w:val="subscript"/>
+        </w:rPr>
         <w:t>2</w:t>
       </w:r>
       <w:r>
         <w:rPr>
           <w:rFonts w:ascii="Times New Roman" w:hAnsi="Times New Roman" w:eastAsia="Times New Roman" w:cs="Times New Roman"/>
         </w:rPr>
-        <w:t xml:space="preserve"> &lt; ΔH</w:t>
+        <w:t xml:space="preserve"> + ΔH</w:t>
       </w:r>
       <w:r>
         <w:rPr>
@@ -3700,105 +3801,27 @@
         <w:rPr>
           <w:rFonts w:ascii="Times New Roman" w:hAnsi="Times New Roman" w:eastAsia="Times New Roman" w:cs="Times New Roman"/>
         </w:rPr>
+        <w:t xml:space="preserve"> = ΔH</w:t>
+      </w:r>
+      <w:r>
+        <w:rPr>
+          <w:rFonts w:ascii="Times New Roman" w:hAnsi="Times New Roman" w:eastAsia="Times New Roman" w:cs="Times New Roman"/>
+          <w:vertAlign w:val="subscript"/>
+        </w:rPr>
+        <w:t>1</w:t>
+      </w:r>
+      <w:r>
+        <w:rPr>
+          <w:rFonts w:ascii="Times New Roman" w:hAnsi="Times New Roman" w:eastAsia="Times New Roman" w:cs="Times New Roman"/>
+        </w:rPr>
         <w:t xml:space="preserve">　　</w:t>
       </w:r>
     </w:p>
     <w:p>
       <w:pPr>
         <w:pStyle w:val="BodyText"/>
+        <w:spacing w:before="0" w:after="0"/>
         <w:ind w:left="480" w:hanging="480"/>
-        <w:spacing w:before="0" w:after="0"/>
-      </w:pPr>
-      <w:r>
-        <w:rPr>
-          <w:rFonts w:ascii="Times New Roman" w:hAnsi="Times New Roman" w:eastAsia="Times New Roman" w:cs="Times New Roman"/>
-        </w:rPr>
-        <w:t xml:space="preserve">B. ΔH</w:t>
-      </w:r>
-      <w:r>
-        <w:rPr>
-          <w:rFonts w:ascii="Times New Roman" w:hAnsi="Times New Roman" w:eastAsia="Times New Roman" w:cs="Times New Roman"/>
-          <w:vertAlign w:val="subscript"/>
-        </w:rPr>
-        <w:t>1</w:t>
-      </w:r>
-      <w:r>
-        <w:rPr>
-          <w:rFonts w:ascii="Times New Roman" w:hAnsi="Times New Roman" w:eastAsia="Times New Roman" w:cs="Times New Roman"/>
-        </w:rPr>
-        <w:t xml:space="preserve"> &gt; ΔH</w:t>
-      </w:r>
-      <w:r>
-        <w:rPr>
-          <w:rFonts w:ascii="Times New Roman" w:hAnsi="Times New Roman" w:eastAsia="Times New Roman" w:cs="Times New Roman"/>
-          <w:vertAlign w:val="subscript"/>
-        </w:rPr>
-        <w:t>3</w:t>
-      </w:r>
-      <w:r>
-        <w:rPr>
-          <w:rFonts w:ascii="Times New Roman" w:hAnsi="Times New Roman" w:eastAsia="Times New Roman" w:cs="Times New Roman"/>
-        </w:rPr>
-        <w:t xml:space="preserve">　　</w:t>
-      </w:r>
-    </w:p>
-    <w:p>
-      <w:pPr>
-        <w:pStyle w:val="BodyText"/>
-        <w:ind w:left="480" w:hanging="480"/>
-        <w:spacing w:before="0" w:after="0"/>
-      </w:pPr>
-      <w:r>
-        <w:rPr>
-          <w:rFonts w:ascii="Times New Roman" w:hAnsi="Times New Roman" w:eastAsia="Times New Roman" w:cs="Times New Roman"/>
-        </w:rPr>
-        <w:t xml:space="preserve">C. ΔH</w:t>
-      </w:r>
-      <w:r>
-        <w:rPr>
-          <w:rFonts w:ascii="Times New Roman" w:hAnsi="Times New Roman" w:eastAsia="Times New Roman" w:cs="Times New Roman"/>
-          <w:vertAlign w:val="subscript"/>
-        </w:rPr>
-        <w:t>2</w:t>
-      </w:r>
-      <w:r>
-        <w:rPr>
-          <w:rFonts w:ascii="Times New Roman" w:hAnsi="Times New Roman" w:eastAsia="Times New Roman" w:cs="Times New Roman"/>
-        </w:rPr>
-        <w:t xml:space="preserve"> + ΔH</w:t>
-      </w:r>
-      <w:r>
-        <w:rPr>
-          <w:rFonts w:ascii="Times New Roman" w:hAnsi="Times New Roman" w:eastAsia="Times New Roman" w:cs="Times New Roman"/>
-          <w:vertAlign w:val="subscript"/>
-        </w:rPr>
-        <w:t>3</w:t>
-      </w:r>
-      <w:r>
-        <w:rPr>
-          <w:rFonts w:ascii="Times New Roman" w:hAnsi="Times New Roman" w:eastAsia="Times New Roman" w:cs="Times New Roman"/>
-        </w:rPr>
-        <w:t xml:space="preserve"> = ΔH</w:t>
-      </w:r>
-      <w:r>
-        <w:rPr>
-          <w:rFonts w:ascii="Times New Roman" w:hAnsi="Times New Roman" w:eastAsia="Times New Roman" w:cs="Times New Roman"/>
-          <w:vertAlign w:val="subscript"/>
-        </w:rPr>
-        <w:t>1</w:t>
-      </w:r>
-      <w:r>
-        <w:rPr>
-          <w:rFonts w:ascii="Times New Roman" w:hAnsi="Times New Roman" w:eastAsia="Times New Roman" w:cs="Times New Roman"/>
-        </w:rPr>
-        <w:t xml:space="preserve">　　</w:t>
-      </w:r>
-    </w:p>
-    <w:p>
-      <w:pPr>
-        <w:pStyle w:val="BodyText"/>
-        <w:ind w:left="480" w:hanging="480"/>
-        <w:spacing w:before="0" w:after="180"/>
       </w:pPr>
       <w:r>
         <w:rPr>
@@ -4201,6 +4224,7 @@
     <w:p>
       <w:pPr>
         <w:pStyle w:val="Compact"/>
+        <w:spacing w:before="0" w:after="0"/>
       </w:pPr>
       <w:r>
         <w:rPr>
@@ -4243,6 +4267,7 @@
     <w:p>
       <w:pPr>
         <w:pStyle w:val="Compact"/>
+        <w:spacing w:before="0" w:after="0"/>
       </w:pPr>
       <w:r>
         <w:rPr>
@@ -4321,6 +4346,7 @@
     <w:p>
       <w:pPr>
         <w:pStyle w:val="Compact"/>
+        <w:spacing w:before="0" w:after="0"/>
       </w:pPr>
       <w:r>
         <w:rPr>
@@ -4350,6 +4376,7 @@
     <w:p>
       <w:pPr>
         <w:pStyle w:val="Compact"/>
+        <w:spacing w:before="0" w:after="0"/>
       </w:pPr>
       <w:r>
         <w:rPr>
@@ -4586,8 +4613,8 @@
     <w:p>
       <w:pPr>
         <w:pStyle w:val="BodyText"/>
+        <w:spacing w:before="0" w:after="0"/>
         <w:ind w:left="480" w:hanging="480"/>
-        <w:spacing w:after="0"/>
       </w:pPr>
       <w:r>
         <w:rPr>
@@ -4611,33 +4638,314 @@
     <w:p>
       <w:pPr>
         <w:pStyle w:val="BodyText"/>
+        <w:spacing w:before="0" w:after="0"/>
         <w:ind w:left="480" w:hanging="480"/>
+      </w:pPr>
+      <w:r>
+        <w:rPr>
+          <w:rFonts w:ascii="Times New Roman" w:hAnsi="Times New Roman" w:eastAsia="Times New Roman" w:cs="Times New Roman"/>
+        </w:rPr>
+        <w:t xml:space="preserve">A. </w:t>
+      </w:r>
+      <w:r>
+        <w:rPr>
+          <w:rFonts w:hint="eastAsia" w:ascii="Times New Roman" w:hAnsi="Times New Roman" w:eastAsia="FangSong" w:cs="Times New Roman"/>
+        </w:rPr>
+        <w:t>根据等电子原理</w:t>
+      </w:r>
+      <w:r>
+        <w:rPr>
+          <w:rFonts w:hint="eastAsia" w:ascii="Times New Roman" w:hAnsi="Times New Roman" w:eastAsia="Times New Roman" w:cs="Times New Roman"/>
+        </w:rPr>
+        <w:t>，O</w:t>
+      </w:r>
+      <w:r>
+        <w:rPr>
+          <w:rFonts w:hint="eastAsia" w:ascii="Times New Roman" w:hAnsi="Times New Roman" w:eastAsia="Times New Roman" w:cs="Times New Roman"/>
+          <w:vertAlign w:val="subscript"/>
+        </w:rPr>
+        <w:t>3</w:t>
+      </w:r>
+      <w:r>
+        <w:rPr>
+          <w:rFonts w:ascii="Times New Roman" w:hAnsi="Times New Roman" w:eastAsia="Times New Roman" w:cs="Times New Roman"/>
+        </w:rPr>
+        <w:t xml:space="preserve"> </w:t>
+      </w:r>
+      <w:r>
+        <w:rPr>
+          <w:rFonts w:hint="eastAsia" w:ascii="Times New Roman" w:hAnsi="Times New Roman" w:eastAsia="FangSong" w:cs="Times New Roman"/>
+        </w:rPr>
+        <w:t xml:space="preserve">和</w:t>
+      </w:r>
+      <w:r>
+        <w:rPr>
+          <w:rFonts w:ascii="Times New Roman" w:hAnsi="Times New Roman" w:eastAsia="Times New Roman" w:cs="Times New Roman"/>
+        </w:rPr>
+        <w:t xml:space="preserve"> SO</w:t>
+      </w:r>
+      <w:r>
+        <w:rPr>
+          <w:rFonts w:ascii="Times New Roman" w:hAnsi="Times New Roman" w:eastAsia="Times New Roman" w:cs="Times New Roman"/>
+          <w:vertAlign w:val="subscript"/>
+        </w:rPr>
+        <w:t>2</w:t>
+      </w:r>
+      <w:r>
+        <w:rPr>
+          <w:rFonts w:ascii="Times New Roman" w:hAnsi="Times New Roman" w:eastAsia="Times New Roman" w:cs="Times New Roman"/>
+        </w:rPr>
+        <w:t xml:space="preserve"> </w:t>
+      </w:r>
+      <w:r>
+        <w:rPr>
+          <w:rFonts w:hint="eastAsia" w:ascii="Times New Roman" w:hAnsi="Times New Roman" w:eastAsia="FangSong" w:cs="Times New Roman"/>
+        </w:rPr>
+        <w:t xml:space="preserve">均具有</w:t>
+      </w:r>
+      <w:r>
+        <w:rPr>
+          <w:rFonts w:ascii="Times New Roman" w:hAnsi="Times New Roman" w:eastAsia="Times New Roman" w:cs="Times New Roman"/>
+        </w:rPr>
+        <w:t xml:space="preserve"> V </w:t>
+      </w:r>
+      <w:r>
+        <w:rPr>
+          <w:rFonts w:hint="eastAsia" w:ascii="Times New Roman" w:hAnsi="Times New Roman" w:eastAsia="FangSong" w:cs="Times New Roman"/>
+        </w:rPr>
+        <w:t>型结构</w:t>
+      </w:r>
+      <w:r>
+        <w:rPr>
+          <w:rFonts w:hint="eastAsia" w:ascii="Times New Roman" w:hAnsi="Times New Roman" w:eastAsia="Times New Roman" w:cs="Times New Roman"/>
+        </w:rPr>
+        <w:t>，</w:t>
+      </w:r>
+      <w:r>
+        <w:rPr>
+          <w:rFonts w:hint="eastAsia" w:ascii="Times New Roman" w:hAnsi="Times New Roman" w:eastAsia="FangSong" w:cs="Times New Roman"/>
+        </w:rPr>
+        <w:t>其中心原子均为</w:t>
+      </w:r>
+      <w:r>
+        <w:rPr>
+          <w:rFonts w:ascii="Times New Roman" w:hAnsi="Times New Roman" w:eastAsia="Times New Roman" w:cs="Times New Roman"/>
+        </w:rPr>
+        <w:t xml:space="preserve"> sp</w:t>
+      </w:r>
+      <w:r>
+        <w:rPr>
+          <w:rFonts w:ascii="Times New Roman" w:hAnsi="Times New Roman" w:eastAsia="Times New Roman" w:cs="Times New Roman"/>
+          <w:vertAlign w:val="superscript"/>
+        </w:rPr>
+        <w:t>3</w:t>
+      </w:r>
+      <w:r>
+        <w:rPr>
+          <w:rFonts w:ascii="Times New Roman" w:hAnsi="Times New Roman" w:eastAsia="Times New Roman" w:cs="Times New Roman"/>
+        </w:rPr>
+        <w:t xml:space="preserve"> </w:t>
+      </w:r>
+      <w:r>
+        <w:rPr>
+          <w:rFonts w:hint="eastAsia" w:ascii="Times New Roman" w:hAnsi="Times New Roman" w:eastAsia="FangSong" w:cs="Times New Roman"/>
+        </w:rPr>
+        <w:t xml:space="preserve">杂化</w:t>
+      </w:r>
+      <w:r>
+        <w:rPr>
+          <w:rFonts w:ascii="Times New Roman" w:hAnsi="Times New Roman" w:eastAsia="Times New Roman" w:cs="Times New Roman"/>
+        </w:rPr>
+        <w:t xml:space="preserve"> </w:t>
+      </w:r>
+      <w:r>
+        <w:rPr>
+          <w:rFonts w:ascii="Times New Roman" w:hAnsi="Times New Roman" w:eastAsia="Times New Roman" w:cs="Times New Roman"/>
+        </w:rPr>
+        <w:t xml:space="preserve">- </w:t>
+      </w:r>
+    </w:p>
+    <w:p>
+      <w:pPr>
+        <w:pStyle w:val="BodyText"/>
         <w:spacing w:before="0" w:after="0"/>
-      </w:pPr>
-      <w:r>
-        <w:rPr>
-          <w:rFonts w:ascii="Times New Roman" w:hAnsi="Times New Roman" w:eastAsia="Times New Roman" w:cs="Times New Roman"/>
-        </w:rPr>
-        <w:t xml:space="preserve">A. </w:t>
-      </w:r>
-      <w:r>
-        <w:rPr>
-          <w:rFonts w:hint="eastAsia" w:ascii="Times New Roman" w:hAnsi="Times New Roman" w:eastAsia="FangSong" w:cs="Times New Roman"/>
-        </w:rPr>
-        <w:t>根据等电子原理</w:t>
-      </w:r>
-      <w:r>
-        <w:rPr>
-          <w:rFonts w:hint="eastAsia" w:ascii="Times New Roman" w:hAnsi="Times New Roman" w:eastAsia="Times New Roman" w:cs="Times New Roman"/>
-        </w:rPr>
-        <w:t>，O</w:t>
-      </w:r>
-      <w:r>
-        <w:rPr>
-          <w:rFonts w:hint="eastAsia" w:ascii="Times New Roman" w:hAnsi="Times New Roman" w:eastAsia="Times New Roman" w:cs="Times New Roman"/>
+        <w:ind w:left="480" w:hanging="480"/>
+      </w:pPr>
+      <w:r>
+        <w:rPr>
+          <w:rFonts w:ascii="Times New Roman" w:hAnsi="Times New Roman" w:eastAsia="Times New Roman" w:cs="Times New Roman"/>
+        </w:rPr>
+        <w:t xml:space="preserve">B. C </w:t>
+      </w:r>
+      <w:r>
+        <w:rPr>
+          <w:rFonts w:hint="eastAsia" w:ascii="Times New Roman" w:hAnsi="Times New Roman" w:eastAsia="FangSong" w:cs="Times New Roman"/>
+        </w:rPr>
+        <w:t xml:space="preserve">与</w:t>
+      </w:r>
+      <w:r>
+        <w:rPr>
+          <w:rFonts w:ascii="Times New Roman" w:hAnsi="Times New Roman" w:eastAsia="Times New Roman" w:cs="Times New Roman"/>
+        </w:rPr>
+        <w:t xml:space="preserve"> O </w:t>
+      </w:r>
+      <w:r>
+        <w:rPr>
+          <w:rFonts w:hint="eastAsia" w:ascii="Times New Roman" w:hAnsi="Times New Roman" w:eastAsia="FangSong" w:cs="Times New Roman"/>
+        </w:rPr>
+        <w:t xml:space="preserve">的电负性差比</w:t>
+      </w:r>
+      <w:r>
+        <w:rPr>
+          <w:rFonts w:ascii="Times New Roman" w:hAnsi="Times New Roman" w:eastAsia="Times New Roman" w:cs="Times New Roman"/>
+        </w:rPr>
+        <w:t xml:space="preserve"> N </w:t>
+      </w:r>
+      <w:r>
+        <w:rPr>
+          <w:rFonts w:hint="eastAsia" w:ascii="Times New Roman" w:hAnsi="Times New Roman" w:eastAsia="FangSong" w:cs="Times New Roman"/>
+        </w:rPr>
+        <w:t xml:space="preserve">与</w:t>
+      </w:r>
+      <w:r>
+        <w:rPr>
+          <w:rFonts w:ascii="Times New Roman" w:hAnsi="Times New Roman" w:eastAsia="Times New Roman" w:cs="Times New Roman"/>
+        </w:rPr>
+        <w:t xml:space="preserve"> O </w:t>
+      </w:r>
+      <w:r>
+        <w:rPr>
+          <w:rFonts w:hint="eastAsia" w:ascii="Times New Roman" w:hAnsi="Times New Roman" w:eastAsia="FangSong" w:cs="Times New Roman"/>
+        </w:rPr>
+        <w:t>的电负性差大</w:t>
+      </w:r>
+      <w:r>
+        <w:rPr>
+          <w:rFonts w:hint="eastAsia" w:ascii="Times New Roman" w:hAnsi="Times New Roman" w:eastAsia="Times New Roman" w:cs="Times New Roman"/>
+        </w:rPr>
+        <w:t>，</w:t>
+      </w:r>
+      <w:r>
+        <w:rPr>
+          <w:rFonts w:hint="eastAsia" w:ascii="Times New Roman" w:hAnsi="Times New Roman" w:eastAsia="FangSong" w:cs="Times New Roman"/>
+        </w:rPr>
+        <w:t>故</w:t>
+      </w:r>
+      <w:r>
+        <w:rPr>
+          <w:rFonts w:ascii="Times New Roman" w:hAnsi="Times New Roman" w:eastAsia="Times New Roman" w:cs="Times New Roman"/>
+        </w:rPr>
+        <w:t xml:space="preserve"> CO </w:t>
+      </w:r>
+      <w:r>
+        <w:rPr>
+          <w:rFonts w:hint="eastAsia" w:ascii="Times New Roman" w:hAnsi="Times New Roman" w:eastAsia="FangSong" w:cs="Times New Roman"/>
+        </w:rPr>
+        <w:t xml:space="preserve">分子的极性比</w:t>
+      </w:r>
+      <w:r>
+        <w:rPr>
+          <w:rFonts w:ascii="Times New Roman" w:hAnsi="Times New Roman" w:eastAsia="Times New Roman" w:cs="Times New Roman"/>
+        </w:rPr>
+        <w:t xml:space="preserve"> NO </w:t>
+      </w:r>
+      <w:r>
+        <w:rPr>
+          <w:rFonts w:hint="eastAsia" w:ascii="Times New Roman" w:hAnsi="Times New Roman" w:eastAsia="FangSong" w:cs="Times New Roman"/>
+        </w:rPr>
+        <w:t xml:space="preserve">分子强</w:t>
+      </w:r>
+      <w:r>
+        <w:rPr>
+          <w:rFonts w:ascii="Times New Roman" w:hAnsi="Times New Roman" w:eastAsia="Times New Roman" w:cs="Times New Roman"/>
+        </w:rPr>
+        <w:t xml:space="preserve"> </w:t>
+      </w:r>
+      <w:r>
+        <w:rPr>
+          <w:rFonts w:ascii="Times New Roman" w:hAnsi="Times New Roman" w:eastAsia="Times New Roman" w:cs="Times New Roman"/>
+        </w:rPr>
+        <w:t>- </w:t>
+      </w:r>
+    </w:p>
+    <w:p>
+      <w:pPr>
+        <w:pStyle w:val="BodyText"/>
+        <w:spacing w:before="0" w:after="0"/>
+        <w:ind w:left="480" w:hanging="480"/>
+      </w:pPr>
+      <w:r>
+        <w:rPr>
+          <w:rFonts w:ascii="Times New Roman" w:hAnsi="Times New Roman" w:eastAsia="Times New Roman" w:cs="Times New Roman"/>
+        </w:rPr>
+        <w:t>C. H</w:t>
+      </w:r>
+      <w:r>
+        <w:rPr>
+          <w:rFonts w:ascii="Times New Roman" w:hAnsi="Times New Roman" w:eastAsia="Times New Roman" w:cs="Times New Roman"/>
           <w:vertAlign w:val="subscript"/>
         </w:rPr>
-        <w:t>3</w:t>
+        <w:t>2</w:t>
+      </w:r>
+      <w:r>
+        <w:rPr>
+          <w:rFonts w:ascii="Times New Roman" w:hAnsi="Times New Roman" w:eastAsia="Times New Roman" w:cs="Times New Roman"/>
+        </w:rPr>
+        <w:t xml:space="preserve">O </w:t>
+      </w:r>
+      <w:r>
+        <w:rPr>
+          <w:rFonts w:hint="eastAsia" w:ascii="Times New Roman" w:hAnsi="Times New Roman" w:eastAsia="FangSong" w:cs="Times New Roman"/>
+        </w:rPr>
+        <w:t xml:space="preserve">的沸点比</w:t>
+      </w:r>
+      <w:r>
+        <w:rPr>
+          <w:rFonts w:ascii="Times New Roman" w:hAnsi="Times New Roman" w:eastAsia="Times New Roman" w:cs="Times New Roman"/>
+        </w:rPr>
+        <w:t xml:space="preserve"> HF </w:t>
+      </w:r>
+      <w:r>
+        <w:rPr>
+          <w:rFonts w:hint="eastAsia" w:ascii="Times New Roman" w:hAnsi="Times New Roman" w:eastAsia="FangSong" w:cs="Times New Roman"/>
+        </w:rPr>
+        <w:t>高</w:t>
+      </w:r>
+      <w:r>
+        <w:rPr>
+          <w:rFonts w:hint="eastAsia" w:ascii="Times New Roman" w:hAnsi="Times New Roman" w:eastAsia="Times New Roman" w:cs="Times New Roman"/>
+        </w:rPr>
+        <w:t>，</w:t>
+      </w:r>
+      <w:r>
+        <w:rPr>
+          <w:rFonts w:hint="eastAsia" w:ascii="Times New Roman" w:hAnsi="Times New Roman" w:eastAsia="FangSong" w:cs="Times New Roman"/>
+        </w:rPr>
+        <w:t>但</w:t>
+      </w:r>
+      <w:r>
+        <w:rPr>
+          <w:rFonts w:ascii="Times New Roman" w:hAnsi="Times New Roman" w:eastAsia="Times New Roman" w:cs="Times New Roman"/>
+        </w:rPr>
+        <w:t xml:space="preserve"> F—H···F </w:t>
+      </w:r>
+      <w:r>
+        <w:rPr>
+          <w:rFonts w:hint="eastAsia" w:ascii="Times New Roman" w:hAnsi="Times New Roman" w:eastAsia="FangSong" w:cs="Times New Roman"/>
+        </w:rPr>
+        <w:t xml:space="preserve">氢键键能比</w:t>
+      </w:r>
+      <w:r>
+        <w:rPr>
+          <w:rFonts w:ascii="Times New Roman" w:hAnsi="Times New Roman" w:eastAsia="Times New Roman" w:cs="Times New Roman"/>
+        </w:rPr>
+        <w:t xml:space="preserve"> O—H···O </w:t>
+      </w:r>
+      <w:r>
+        <w:rPr>
+          <w:rFonts w:hint="eastAsia" w:ascii="Times New Roman" w:hAnsi="Times New Roman" w:eastAsia="FangSong" w:cs="Times New Roman"/>
+        </w:rPr>
+        <w:t xml:space="preserve">的氢键键能大</w:t>
       </w:r>
       <w:r>
         <w:rPr>
@@ -4647,297 +4955,16 @@
       </w:r>
       <w:r>
         <w:rPr>
-          <w:rFonts w:hint="eastAsia" w:ascii="Times New Roman" w:hAnsi="Times New Roman" w:eastAsia="FangSong" w:cs="Times New Roman"/>
-        </w:rPr>
-        <w:t xml:space="preserve">和</w:t>
-      </w:r>
-      <w:r>
-        <w:rPr>
-          <w:rFonts w:ascii="Times New Roman" w:hAnsi="Times New Roman" w:eastAsia="Times New Roman" w:cs="Times New Roman"/>
-        </w:rPr>
-        <w:t xml:space="preserve"> SO</w:t>
-      </w:r>
-      <w:r>
-        <w:rPr>
-          <w:rFonts w:ascii="Times New Roman" w:hAnsi="Times New Roman" w:eastAsia="Times New Roman" w:cs="Times New Roman"/>
-          <w:vertAlign w:val="subscript"/>
-        </w:rPr>
-        <w:t>2</w:t>
-      </w:r>
-      <w:r>
-        <w:rPr>
-          <w:rFonts w:ascii="Times New Roman" w:hAnsi="Times New Roman" w:eastAsia="Times New Roman" w:cs="Times New Roman"/>
-        </w:rPr>
-        <w:t xml:space="preserve"> </w:t>
-      </w:r>
-      <w:r>
-        <w:rPr>
-          <w:rFonts w:hint="eastAsia" w:ascii="Times New Roman" w:hAnsi="Times New Roman" w:eastAsia="FangSong" w:cs="Times New Roman"/>
-        </w:rPr>
-        <w:t xml:space="preserve">均具有</w:t>
-      </w:r>
-      <w:r>
-        <w:rPr>
-          <w:rFonts w:ascii="Times New Roman" w:hAnsi="Times New Roman" w:eastAsia="Times New Roman" w:cs="Times New Roman"/>
-        </w:rPr>
-        <w:t xml:space="preserve"> V </w:t>
-      </w:r>
-      <w:r>
-        <w:rPr>
-          <w:rFonts w:hint="eastAsia" w:ascii="Times New Roman" w:hAnsi="Times New Roman" w:eastAsia="FangSong" w:cs="Times New Roman"/>
-        </w:rPr>
-        <w:t>型结构</w:t>
-      </w:r>
-      <w:r>
-        <w:rPr>
-          <w:rFonts w:hint="eastAsia" w:ascii="Times New Roman" w:hAnsi="Times New Roman" w:eastAsia="Times New Roman" w:cs="Times New Roman"/>
-        </w:rPr>
-        <w:t>，</w:t>
-      </w:r>
-      <w:r>
-        <w:rPr>
-          <w:rFonts w:hint="eastAsia" w:ascii="Times New Roman" w:hAnsi="Times New Roman" w:eastAsia="FangSong" w:cs="Times New Roman"/>
-        </w:rPr>
-        <w:t>其中心原子均为</w:t>
-      </w:r>
-      <w:r>
-        <w:rPr>
-          <w:rFonts w:ascii="Times New Roman" w:hAnsi="Times New Roman" w:eastAsia="Times New Roman" w:cs="Times New Roman"/>
-        </w:rPr>
-        <w:t xml:space="preserve"> sp</w:t>
-      </w:r>
-      <w:r>
-        <w:rPr>
-          <w:rFonts w:ascii="Times New Roman" w:hAnsi="Times New Roman" w:eastAsia="Times New Roman" w:cs="Times New Roman"/>
-          <w:vertAlign w:val="superscript"/>
-        </w:rPr>
-        <w:t>3</w:t>
-      </w:r>
-      <w:r>
-        <w:rPr>
-          <w:rFonts w:ascii="Times New Roman" w:hAnsi="Times New Roman" w:eastAsia="Times New Roman" w:cs="Times New Roman"/>
-        </w:rPr>
-        <w:t xml:space="preserve"> </w:t>
-      </w:r>
-      <w:r>
-        <w:rPr>
-          <w:rFonts w:hint="eastAsia" w:ascii="Times New Roman" w:hAnsi="Times New Roman" w:eastAsia="FangSong" w:cs="Times New Roman"/>
-        </w:rPr>
-        <w:t xml:space="preserve">杂化</w:t>
-      </w:r>
-      <w:r>
-        <w:rPr>
-          <w:rFonts w:ascii="Times New Roman" w:hAnsi="Times New Roman" w:eastAsia="Times New Roman" w:cs="Times New Roman"/>
-        </w:rPr>
-        <w:t xml:space="preserve"> </w:t>
-      </w:r>
-      <w:r>
-        <w:rPr>
-          <w:rFonts w:ascii="Times New Roman" w:hAnsi="Times New Roman" w:eastAsia="Times New Roman" w:cs="Times New Roman"/>
-        </w:rPr>
-        <w:t xml:space="preserve">- </w:t>
+          <w:rFonts w:ascii="Times New Roman" w:hAnsi="Times New Roman" w:eastAsia="Times New Roman" w:cs="Times New Roman"/>
+        </w:rPr>
+        <w:t>- </w:t>
       </w:r>
     </w:p>
     <w:p>
       <w:pPr>
         <w:pStyle w:val="BodyText"/>
+        <w:spacing w:before="0" w:after="0"/>
         <w:ind w:left="480" w:hanging="480"/>
-        <w:spacing w:before="0" w:after="0"/>
-      </w:pPr>
-      <w:r>
-        <w:rPr>
-          <w:rFonts w:ascii="Times New Roman" w:hAnsi="Times New Roman" w:eastAsia="Times New Roman" w:cs="Times New Roman"/>
-        </w:rPr>
-        <w:t xml:space="preserve">B. C </w:t>
-      </w:r>
-      <w:r>
-        <w:rPr>
-          <w:rFonts w:hint="eastAsia" w:ascii="Times New Roman" w:hAnsi="Times New Roman" w:eastAsia="FangSong" w:cs="Times New Roman"/>
-        </w:rPr>
-        <w:t xml:space="preserve">与</w:t>
-      </w:r>
-      <w:r>
-        <w:rPr>
-          <w:rFonts w:ascii="Times New Roman" w:hAnsi="Times New Roman" w:eastAsia="Times New Roman" w:cs="Times New Roman"/>
-        </w:rPr>
-        <w:t xml:space="preserve"> O </w:t>
-      </w:r>
-      <w:r>
-        <w:rPr>
-          <w:rFonts w:hint="eastAsia" w:ascii="Times New Roman" w:hAnsi="Times New Roman" w:eastAsia="FangSong" w:cs="Times New Roman"/>
-        </w:rPr>
-        <w:t xml:space="preserve">的电负性差比</w:t>
-      </w:r>
-      <w:r>
-        <w:rPr>
-          <w:rFonts w:ascii="Times New Roman" w:hAnsi="Times New Roman" w:eastAsia="Times New Roman" w:cs="Times New Roman"/>
-        </w:rPr>
-        <w:t xml:space="preserve"> N </w:t>
-      </w:r>
-      <w:r>
-        <w:rPr>
-          <w:rFonts w:hint="eastAsia" w:ascii="Times New Roman" w:hAnsi="Times New Roman" w:eastAsia="FangSong" w:cs="Times New Roman"/>
-        </w:rPr>
-        <w:t xml:space="preserve">与</w:t>
-      </w:r>
-      <w:r>
-        <w:rPr>
-          <w:rFonts w:ascii="Times New Roman" w:hAnsi="Times New Roman" w:eastAsia="Times New Roman" w:cs="Times New Roman"/>
-        </w:rPr>
-        <w:t xml:space="preserve"> O </w:t>
-      </w:r>
-      <w:r>
-        <w:rPr>
-          <w:rFonts w:hint="eastAsia" w:ascii="Times New Roman" w:hAnsi="Times New Roman" w:eastAsia="FangSong" w:cs="Times New Roman"/>
-        </w:rPr>
-        <w:t>的电负性差大</w:t>
-      </w:r>
-      <w:r>
-        <w:rPr>
-          <w:rFonts w:hint="eastAsia" w:ascii="Times New Roman" w:hAnsi="Times New Roman" w:eastAsia="Times New Roman" w:cs="Times New Roman"/>
-        </w:rPr>
-        <w:t>，</w:t>
-      </w:r>
-      <w:r>
-        <w:rPr>
-          <w:rFonts w:hint="eastAsia" w:ascii="Times New Roman" w:hAnsi="Times New Roman" w:eastAsia="FangSong" w:cs="Times New Roman"/>
-        </w:rPr>
-        <w:t>故</w:t>
-      </w:r>
-      <w:r>
-        <w:rPr>
-          <w:rFonts w:ascii="Times New Roman" w:hAnsi="Times New Roman" w:eastAsia="Times New Roman" w:cs="Times New Roman"/>
-        </w:rPr>
-        <w:t xml:space="preserve"> CO </w:t>
-      </w:r>
-      <w:r>
-        <w:rPr>
-          <w:rFonts w:hint="eastAsia" w:ascii="Times New Roman" w:hAnsi="Times New Roman" w:eastAsia="FangSong" w:cs="Times New Roman"/>
-        </w:rPr>
-        <w:t xml:space="preserve">分子的极性比</w:t>
-      </w:r>
-      <w:r>
-        <w:rPr>
-          <w:rFonts w:ascii="Times New Roman" w:hAnsi="Times New Roman" w:eastAsia="Times New Roman" w:cs="Times New Roman"/>
-        </w:rPr>
-        <w:t xml:space="preserve"> NO </w:t>
-      </w:r>
-      <w:r>
-        <w:rPr>
-          <w:rFonts w:hint="eastAsia" w:ascii="Times New Roman" w:hAnsi="Times New Roman" w:eastAsia="FangSong" w:cs="Times New Roman"/>
-        </w:rPr>
-        <w:t xml:space="preserve">分子强</w:t>
-      </w:r>
-      <w:r>
-        <w:rPr>
-          <w:rFonts w:ascii="Times New Roman" w:hAnsi="Times New Roman" w:eastAsia="Times New Roman" w:cs="Times New Roman"/>
-        </w:rPr>
-        <w:t xml:space="preserve"> </w:t>
-      </w:r>
-      <w:r>
-        <w:rPr>
-          <w:rFonts w:ascii="Times New Roman" w:hAnsi="Times New Roman" w:eastAsia="Times New Roman" w:cs="Times New Roman"/>
-        </w:rPr>
-        <w:t>- </w:t>
-      </w:r>
-    </w:p>
-    <w:p>
-      <w:pPr>
-        <w:pStyle w:val="BodyText"/>
-        <w:ind w:left="480" w:hanging="480"/>
-        <w:spacing w:before="0" w:after="0"/>
-      </w:pPr>
-      <w:r>
-        <w:rPr>
-          <w:rFonts w:ascii="Times New Roman" w:hAnsi="Times New Roman" w:eastAsia="Times New Roman" w:cs="Times New Roman"/>
-        </w:rPr>
-        <w:t>C. H</w:t>
-      </w:r>
-      <w:r>
-        <w:rPr>
-          <w:rFonts w:ascii="Times New Roman" w:hAnsi="Times New Roman" w:eastAsia="Times New Roman" w:cs="Times New Roman"/>
-          <w:vertAlign w:val="subscript"/>
-        </w:rPr>
-        <w:t>2</w:t>
-      </w:r>
-      <w:r>
-        <w:rPr>
-          <w:rFonts w:ascii="Times New Roman" w:hAnsi="Times New Roman" w:eastAsia="Times New Roman" w:cs="Times New Roman"/>
-        </w:rPr>
-        <w:t xml:space="preserve">O </w:t>
-      </w:r>
-      <w:r>
-        <w:rPr>
-          <w:rFonts w:hint="eastAsia" w:ascii="Times New Roman" w:hAnsi="Times New Roman" w:eastAsia="FangSong" w:cs="Times New Roman"/>
-        </w:rPr>
-        <w:t xml:space="preserve">的沸点比</w:t>
-      </w:r>
-      <w:r>
-        <w:rPr>
-          <w:rFonts w:ascii="Times New Roman" w:hAnsi="Times New Roman" w:eastAsia="Times New Roman" w:cs="Times New Roman"/>
-        </w:rPr>
-        <w:t xml:space="preserve"> HF </w:t>
-      </w:r>
-      <w:r>
-        <w:rPr>
-          <w:rFonts w:hint="eastAsia" w:ascii="Times New Roman" w:hAnsi="Times New Roman" w:eastAsia="FangSong" w:cs="Times New Roman"/>
-        </w:rPr>
-        <w:t>高</w:t>
-      </w:r>
-      <w:r>
-        <w:rPr>
-          <w:rFonts w:hint="eastAsia" w:ascii="Times New Roman" w:hAnsi="Times New Roman" w:eastAsia="Times New Roman" w:cs="Times New Roman"/>
-        </w:rPr>
-        <w:t>，</w:t>
-      </w:r>
-      <w:r>
-        <w:rPr>
-          <w:rFonts w:hint="eastAsia" w:ascii="Times New Roman" w:hAnsi="Times New Roman" w:eastAsia="FangSong" w:cs="Times New Roman"/>
-        </w:rPr>
-        <w:t>但</w:t>
-      </w:r>
-      <w:r>
-        <w:rPr>
-          <w:rFonts w:ascii="Times New Roman" w:hAnsi="Times New Roman" w:eastAsia="Times New Roman" w:cs="Times New Roman"/>
-        </w:rPr>
-        <w:t xml:space="preserve"> F—H···F </w:t>
-      </w:r>
-      <w:r>
-        <w:rPr>
-          <w:rFonts w:hint="eastAsia" w:ascii="Times New Roman" w:hAnsi="Times New Roman" w:eastAsia="FangSong" w:cs="Times New Roman"/>
-        </w:rPr>
-        <w:t xml:space="preserve">氢键键能比</w:t>
-      </w:r>
-      <w:r>
-        <w:rPr>
-          <w:rFonts w:ascii="Times New Roman" w:hAnsi="Times New Roman" w:eastAsia="Times New Roman" w:cs="Times New Roman"/>
-        </w:rPr>
-        <w:t xml:space="preserve"> O—H···O </w:t>
-      </w:r>
-      <w:r>
-        <w:rPr>
-          <w:rFonts w:hint="eastAsia" w:ascii="Times New Roman" w:hAnsi="Times New Roman" w:eastAsia="FangSong" w:cs="Times New Roman"/>
-        </w:rPr>
-        <w:t xml:space="preserve">的氢键键能大</w:t>
-      </w:r>
-      <w:r>
-        <w:rPr>
-          <w:rFonts w:ascii="Times New Roman" w:hAnsi="Times New Roman" w:eastAsia="Times New Roman" w:cs="Times New Roman"/>
-        </w:rPr>
-        <w:t xml:space="preserve"> </w:t>
-      </w:r>
-      <w:r>
-        <w:rPr>
-          <w:rFonts w:ascii="Times New Roman" w:hAnsi="Times New Roman" w:eastAsia="Times New Roman" w:cs="Times New Roman"/>
-        </w:rPr>
-        <w:t>- </w:t>
-      </w:r>
-    </w:p>
-    <w:p>
-      <w:pPr>
-        <w:pStyle w:val="BodyText"/>
-        <w:ind w:left="480" w:hanging="480"/>
-        <w:spacing w:before="0" w:after="180"/>
       </w:pPr>
       <w:r>
         <w:rPr>
@@ -5184,8 +5211,8 @@
     <w:p>
       <w:pPr>
         <w:pStyle w:val="BodyText"/>
+        <w:spacing w:before="0" w:after="0"/>
         <w:ind w:left="480" w:hanging="480"/>
-        <w:spacing w:after="0"/>
       </w:pPr>
       <w:r>
         <w:rPr>
@@ -5389,47 +5416,47 @@
     <w:p>
       <w:pPr>
         <w:pStyle w:val="BodyText"/>
+        <w:spacing w:before="0" w:after="0"/>
         <w:ind w:left="480" w:hanging="480"/>
+      </w:pPr>
+      <w:r>
+        <w:rPr>
+          <w:rFonts w:ascii="Times New Roman" w:hAnsi="Times New Roman" w:eastAsia="Times New Roman" w:cs="Times New Roman"/>
+        </w:rPr>
+        <w:t xml:space="preserve">A. 1 2 1 3　　</w:t>
+      </w:r>
+    </w:p>
+    <w:p>
+      <w:pPr>
+        <w:pStyle w:val="BodyText"/>
         <w:spacing w:before="0" w:after="0"/>
-      </w:pPr>
-      <w:r>
-        <w:rPr>
-          <w:rFonts w:ascii="Times New Roman" w:hAnsi="Times New Roman" w:eastAsia="Times New Roman" w:cs="Times New Roman"/>
-        </w:rPr>
-        <w:t xml:space="preserve">A. 1 2 1 3　　</w:t>
+        <w:ind w:left="480" w:hanging="480"/>
+      </w:pPr>
+      <w:r>
+        <w:rPr>
+          <w:rFonts w:ascii="Times New Roman" w:hAnsi="Times New Roman" w:eastAsia="Times New Roman" w:cs="Times New Roman"/>
+        </w:rPr>
+        <w:t xml:space="preserve">B. 2 2 5 3　　</w:t>
       </w:r>
     </w:p>
     <w:p>
       <w:pPr>
         <w:pStyle w:val="BodyText"/>
+        <w:spacing w:before="0" w:after="0"/>
         <w:ind w:left="480" w:hanging="480"/>
+      </w:pPr>
+      <w:r>
+        <w:rPr>
+          <w:rFonts w:ascii="Times New Roman" w:hAnsi="Times New Roman" w:eastAsia="Times New Roman" w:cs="Times New Roman"/>
+        </w:rPr>
+        <w:t xml:space="preserve">C. 2 3 5 6　　</w:t>
+      </w:r>
+    </w:p>
+    <w:p>
+      <w:pPr>
+        <w:pStyle w:val="BodyText"/>
         <w:spacing w:before="0" w:after="0"/>
-      </w:pPr>
-      <w:r>
-        <w:rPr>
-          <w:rFonts w:ascii="Times New Roman" w:hAnsi="Times New Roman" w:eastAsia="Times New Roman" w:cs="Times New Roman"/>
-        </w:rPr>
-        <w:t xml:space="preserve">B. 2 2 5 3　　</w:t>
-      </w:r>
-    </w:p>
-    <w:p>
-      <w:pPr>
-        <w:pStyle w:val="BodyText"/>
         <w:ind w:left="480" w:hanging="480"/>
-        <w:spacing w:before="0" w:after="0"/>
-      </w:pPr>
-      <w:r>
-        <w:rPr>
-          <w:rFonts w:ascii="Times New Roman" w:hAnsi="Times New Roman" w:eastAsia="Times New Roman" w:cs="Times New Roman"/>
-        </w:rPr>
-        <w:t xml:space="preserve">C. 2 3 5 6　　</w:t>
-      </w:r>
-    </w:p>
-    <w:p>
-      <w:pPr>
-        <w:pStyle w:val="BodyText"/>
-        <w:ind w:left="480" w:hanging="480"/>
-        <w:spacing w:before="0" w:after="180"/>
       </w:pPr>
       <w:r>
         <w:rPr>
@@ -5719,6 +5746,7 @@
     <w:p>
       <w:pPr>
         <w:pStyle w:val="Compact"/>
+        <w:spacing w:before="0" w:after="0"/>
       </w:pPr>
       <w:r>
         <w:rPr>
@@ -5748,6 +5776,7 @@
     <w:p>
       <w:pPr>
         <w:pStyle w:val="Compact"/>
+        <w:spacing w:before="0" w:after="0"/>
       </w:pPr>
       <w:r>
         <w:rPr>
@@ -5790,6 +5819,7 @@
     <w:p>
       <w:pPr>
         <w:pStyle w:val="Compact"/>
+        <w:spacing w:before="0" w:after="0"/>
       </w:pPr>
       <w:r>
         <w:rPr>
@@ -5827,6 +5857,7 @@
     <w:p>
       <w:pPr>
         <w:pStyle w:val="Compact"/>
+        <w:spacing w:before="0" w:after="0"/>
       </w:pPr>
       <w:r>
         <w:rPr>
@@ -6023,8 +6054,8 @@
     <w:p>
       <w:pPr>
         <w:pStyle w:val="BodyText"/>
+        <w:spacing w:before="0" w:after="0"/>
         <w:ind w:left="480" w:hanging="480"/>
-        <w:spacing w:after="0"/>
       </w:pPr>
       <w:r>
         <w:rPr>
@@ -6346,20 +6377,45 @@
     <w:p>
       <w:pPr>
         <w:pStyle w:val="BodyText"/>
+        <w:spacing w:before="0" w:after="0"/>
         <w:ind w:left="480" w:hanging="480"/>
+      </w:pPr>
+      <w:r>
+        <w:rPr>
+          <w:rFonts w:ascii="Times New Roman" w:hAnsi="Times New Roman" w:eastAsia="Times New Roman" w:cs="Times New Roman"/>
+        </w:rPr>
+        <w:t xml:space="preserve">A. </w:t>
+      </w:r>
+      <w:r>
+        <w:rPr>
+          <w:rFonts w:hint="eastAsia" w:ascii="Times New Roman" w:hAnsi="Times New Roman" w:eastAsia="Times New Roman" w:cs="Times New Roman"/>
+        </w:rPr>
+        <w:t xml:space="preserve">3，2，3</w:t>
+      </w:r>
+      <w:r>
+        <w:rPr>
+          <w:rFonts w:ascii="Times New Roman" w:hAnsi="Times New Roman" w:eastAsia="Times New Roman" w:cs="Times New Roman"/>
+        </w:rPr>
+        <w:t xml:space="preserve">　　</w:t>
+      </w:r>
+    </w:p>
+    <w:p>
+      <w:pPr>
+        <w:pStyle w:val="BodyText"/>
         <w:spacing w:before="0" w:after="0"/>
-      </w:pPr>
-      <w:r>
-        <w:rPr>
-          <w:rFonts w:ascii="Times New Roman" w:hAnsi="Times New Roman" w:eastAsia="Times New Roman" w:cs="Times New Roman"/>
-        </w:rPr>
-        <w:t xml:space="preserve">A. </w:t>
-      </w:r>
-      <w:r>
-        <w:rPr>
-          <w:rFonts w:hint="eastAsia" w:ascii="Times New Roman" w:hAnsi="Times New Roman" w:eastAsia="Times New Roman" w:cs="Times New Roman"/>
-        </w:rPr>
-        <w:t xml:space="preserve">3，2，3</w:t>
+        <w:ind w:left="480" w:hanging="480"/>
+      </w:pPr>
+      <w:r>
+        <w:rPr>
+          <w:rFonts w:ascii="Times New Roman" w:hAnsi="Times New Roman" w:eastAsia="Times New Roman" w:cs="Times New Roman"/>
+        </w:rPr>
+        <w:t xml:space="preserve">B. </w:t>
+      </w:r>
+      <w:r>
+        <w:rPr>
+          <w:rFonts w:hint="eastAsia" w:ascii="Times New Roman" w:hAnsi="Times New Roman" w:eastAsia="Times New Roman" w:cs="Times New Roman"/>
+        </w:rPr>
+        <w:t xml:space="preserve">4，3，2</w:t>
       </w:r>
       <w:r>
         <w:rPr>
@@ -6371,58 +6427,33 @@
     <w:p>
       <w:pPr>
         <w:pStyle w:val="BodyText"/>
+        <w:spacing w:before="0" w:after="0"/>
         <w:ind w:left="480" w:hanging="480"/>
+      </w:pPr>
+      <w:r>
+        <w:rPr>
+          <w:rFonts w:ascii="Times New Roman" w:hAnsi="Times New Roman" w:eastAsia="Times New Roman" w:cs="Times New Roman"/>
+        </w:rPr>
+        <w:t xml:space="preserve">C. </w:t>
+      </w:r>
+      <w:r>
+        <w:rPr>
+          <w:rFonts w:hint="eastAsia" w:ascii="Times New Roman" w:hAnsi="Times New Roman" w:eastAsia="Times New Roman" w:cs="Times New Roman"/>
+        </w:rPr>
+        <w:t xml:space="preserve">4，2，2</w:t>
+      </w:r>
+      <w:r>
+        <w:rPr>
+          <w:rFonts w:ascii="Times New Roman" w:hAnsi="Times New Roman" w:eastAsia="Times New Roman" w:cs="Times New Roman"/>
+        </w:rPr>
+        <w:t xml:space="preserve">　　</w:t>
+      </w:r>
+    </w:p>
+    <w:p>
+      <w:pPr>
+        <w:pStyle w:val="BodyText"/>
         <w:spacing w:before="0" w:after="0"/>
-      </w:pPr>
-      <w:r>
-        <w:rPr>
-          <w:rFonts w:ascii="Times New Roman" w:hAnsi="Times New Roman" w:eastAsia="Times New Roman" w:cs="Times New Roman"/>
-        </w:rPr>
-        <w:t xml:space="preserve">B. </w:t>
-      </w:r>
-      <w:r>
-        <w:rPr>
-          <w:rFonts w:hint="eastAsia" w:ascii="Times New Roman" w:hAnsi="Times New Roman" w:eastAsia="Times New Roman" w:cs="Times New Roman"/>
-        </w:rPr>
-        <w:t xml:space="preserve">4，3，2</w:t>
-      </w:r>
-      <w:r>
-        <w:rPr>
-          <w:rFonts w:ascii="Times New Roman" w:hAnsi="Times New Roman" w:eastAsia="Times New Roman" w:cs="Times New Roman"/>
-        </w:rPr>
-        <w:t xml:space="preserve">　　</w:t>
-      </w:r>
-    </w:p>
-    <w:p>
-      <w:pPr>
-        <w:pStyle w:val="BodyText"/>
         <w:ind w:left="480" w:hanging="480"/>
-        <w:spacing w:before="0" w:after="0"/>
-      </w:pPr>
-      <w:r>
-        <w:rPr>
-          <w:rFonts w:ascii="Times New Roman" w:hAnsi="Times New Roman" w:eastAsia="Times New Roman" w:cs="Times New Roman"/>
-        </w:rPr>
-        <w:t xml:space="preserve">C. </w:t>
-      </w:r>
-      <w:r>
-        <w:rPr>
-          <w:rFonts w:hint="eastAsia" w:ascii="Times New Roman" w:hAnsi="Times New Roman" w:eastAsia="Times New Roman" w:cs="Times New Roman"/>
-        </w:rPr>
-        <w:t xml:space="preserve">4，2，2</w:t>
-      </w:r>
-      <w:r>
-        <w:rPr>
-          <w:rFonts w:ascii="Times New Roman" w:hAnsi="Times New Roman" w:eastAsia="Times New Roman" w:cs="Times New Roman"/>
-        </w:rPr>
-        <w:t xml:space="preserve">　　</w:t>
-      </w:r>
-    </w:p>
-    <w:p>
-      <w:pPr>
-        <w:pStyle w:val="BodyText"/>
-        <w:ind w:left="480" w:hanging="480"/>
-        <w:spacing w:before="0" w:after="180"/>
       </w:pPr>
       <w:r>
         <w:rPr>
@@ -7178,8 +7209,8 @@
     <w:p>
       <w:pPr>
         <w:pStyle w:val="FirstParagraph"/>
+        <w:spacing w:before="0" w:after="0"/>
         <w:ind w:left="480" w:hanging="480"/>
-        <w:spacing w:after="0"/>
       </w:pPr>
       <w:r>
         <w:rPr>
@@ -7209,20 +7240,51 @@
     <w:p>
       <w:pPr>
         <w:pStyle w:val="FirstParagraph"/>
+        <w:spacing w:before="0" w:after="0"/>
         <w:ind w:left="480" w:hanging="480"/>
+      </w:pPr>
+      <w:r>
+        <w:rPr>
+          <w:rFonts w:ascii="Times New Roman" w:hAnsi="Times New Roman" w:eastAsia="Times New Roman" w:cs="Times New Roman"/>
+        </w:rPr>
+        <w:t xml:space="preserve">A. </w:t>
+      </w:r>
+      <w:r>
+        <w:rPr>
+          <w:rFonts w:hint="eastAsia" w:ascii="Times New Roman" w:hAnsi="Times New Roman" w:eastAsia="FangSong" w:cs="Times New Roman"/>
+        </w:rPr>
+        <w:t xml:space="preserve">该有机物中双键和叁键不存在共轭</w:t>
+      </w:r>
+      <w:r>
+        <w:rPr>
+          <w:rFonts w:ascii="Times New Roman" w:hAnsi="Times New Roman" w:eastAsia="Times New Roman" w:cs="Times New Roman"/>
+        </w:rPr>
+        <w:t xml:space="preserve"> </w:t>
+      </w:r>
+      <w:r>
+        <w:rPr>
+          <w:rFonts w:ascii="Times New Roman" w:hAnsi="Times New Roman" w:eastAsia="Times New Roman" w:cs="Times New Roman"/>
+        </w:rPr>
+        <w:t xml:space="preserve">- </w:t>
+      </w:r>
+    </w:p>
+    <w:p>
+      <w:pPr>
+        <w:pStyle w:val="FirstParagraph"/>
         <w:spacing w:before="0" w:after="0"/>
-      </w:pPr>
-      <w:r>
-        <w:rPr>
-          <w:rFonts w:ascii="Times New Roman" w:hAnsi="Times New Roman" w:eastAsia="Times New Roman" w:cs="Times New Roman"/>
-        </w:rPr>
-        <w:t xml:space="preserve">A. </w:t>
-      </w:r>
-      <w:r>
-        <w:rPr>
-          <w:rFonts w:hint="eastAsia" w:ascii="Times New Roman" w:hAnsi="Times New Roman" w:eastAsia="FangSong" w:cs="Times New Roman"/>
-        </w:rPr>
-        <w:t xml:space="preserve">该有机物中双键和叁键不存在共轭</w:t>
+        <w:ind w:left="480" w:hanging="480"/>
+      </w:pPr>
+      <w:r>
+        <w:rPr>
+          <w:rFonts w:ascii="Times New Roman" w:hAnsi="Times New Roman" w:eastAsia="Times New Roman" w:cs="Times New Roman"/>
+        </w:rPr>
+        <w:t xml:space="preserve">B. </w:t>
+      </w:r>
+      <w:r>
+        <w:rPr>
+          <w:rFonts w:hint="eastAsia" w:ascii="Times New Roman" w:hAnsi="Times New Roman" w:eastAsia="FangSong" w:cs="Times New Roman"/>
+        </w:rPr>
+        <w:t xml:space="preserve">该分子中所有碳原子有可能共平面</w:t>
       </w:r>
       <w:r>
         <w:rPr>
@@ -7240,82 +7302,51 @@
     <w:p>
       <w:pPr>
         <w:pStyle w:val="FirstParagraph"/>
+        <w:spacing w:before="0" w:after="0"/>
         <w:ind w:left="480" w:hanging="480"/>
+      </w:pPr>
+      <w:r>
+        <w:rPr>
+          <w:rFonts w:ascii="Times New Roman" w:hAnsi="Times New Roman" w:eastAsia="Times New Roman" w:cs="Times New Roman"/>
+        </w:rPr>
+        <w:t xml:space="preserve">C. </w:t>
+      </w:r>
+      <w:r>
+        <w:rPr>
+          <w:rFonts w:hint="eastAsia" w:ascii="Times New Roman" w:hAnsi="Times New Roman" w:eastAsia="FangSong" w:cs="Times New Roman"/>
+        </w:rPr>
+        <w:t xml:space="preserve">该分子中碳原子的杂化方式共有</w:t>
+      </w:r>
+      <w:r>
+        <w:rPr>
+          <w:rFonts w:ascii="Times New Roman" w:hAnsi="Times New Roman" w:eastAsia="Times New Roman" w:cs="Times New Roman"/>
+        </w:rPr>
+        <w:t xml:space="preserve"> 3 </w:t>
+      </w:r>
+      <w:r>
+        <w:rPr>
+          <w:rFonts w:hint="eastAsia" w:ascii="Times New Roman" w:hAnsi="Times New Roman" w:eastAsia="FangSong" w:cs="Times New Roman"/>
+        </w:rPr>
+        <w:t xml:space="preserve">种</w:t>
+      </w:r>
+      <w:r>
+        <w:rPr>
+          <w:rFonts w:ascii="Times New Roman" w:hAnsi="Times New Roman" w:eastAsia="Times New Roman" w:cs="Times New Roman"/>
+        </w:rPr>
+        <w:t xml:space="preserve"> </w:t>
+      </w:r>
+      <w:r>
+        <w:rPr>
+          <w:rFonts w:ascii="Times New Roman" w:hAnsi="Times New Roman" w:eastAsia="Times New Roman" w:cs="Times New Roman"/>
+        </w:rPr>
+        <w:t xml:space="preserve">- </w:t>
+      </w:r>
+    </w:p>
+    <w:p>
+      <w:pPr>
+        <w:pStyle w:val="FirstParagraph"/>
         <w:spacing w:before="0" w:after="0"/>
-      </w:pPr>
-      <w:r>
-        <w:rPr>
-          <w:rFonts w:ascii="Times New Roman" w:hAnsi="Times New Roman" w:eastAsia="Times New Roman" w:cs="Times New Roman"/>
-        </w:rPr>
-        <w:t xml:space="preserve">B. </w:t>
-      </w:r>
-      <w:r>
-        <w:rPr>
-          <w:rFonts w:hint="eastAsia" w:ascii="Times New Roman" w:hAnsi="Times New Roman" w:eastAsia="FangSong" w:cs="Times New Roman"/>
-        </w:rPr>
-        <w:t xml:space="preserve">该分子中所有碳原子有可能共平面</w:t>
-      </w:r>
-      <w:r>
-        <w:rPr>
-          <w:rFonts w:ascii="Times New Roman" w:hAnsi="Times New Roman" w:eastAsia="Times New Roman" w:cs="Times New Roman"/>
-        </w:rPr>
-        <w:t xml:space="preserve"> </w:t>
-      </w:r>
-      <w:r>
-        <w:rPr>
-          <w:rFonts w:ascii="Times New Roman" w:hAnsi="Times New Roman" w:eastAsia="Times New Roman" w:cs="Times New Roman"/>
-        </w:rPr>
-        <w:t xml:space="preserve">- </w:t>
-      </w:r>
-    </w:p>
-    <w:p>
-      <w:pPr>
-        <w:pStyle w:val="FirstParagraph"/>
         <w:ind w:left="480" w:hanging="480"/>
-        <w:spacing w:before="0" w:after="0"/>
-      </w:pPr>
-      <w:r>
-        <w:rPr>
-          <w:rFonts w:ascii="Times New Roman" w:hAnsi="Times New Roman" w:eastAsia="Times New Roman" w:cs="Times New Roman"/>
-        </w:rPr>
-        <w:t xml:space="preserve">C. </w:t>
-      </w:r>
-      <w:r>
-        <w:rPr>
-          <w:rFonts w:hint="eastAsia" w:ascii="Times New Roman" w:hAnsi="Times New Roman" w:eastAsia="FangSong" w:cs="Times New Roman"/>
-        </w:rPr>
-        <w:t xml:space="preserve">该分子中碳原子的杂化方式共有</w:t>
-      </w:r>
-      <w:r>
-        <w:rPr>
-          <w:rFonts w:ascii="Times New Roman" w:hAnsi="Times New Roman" w:eastAsia="Times New Roman" w:cs="Times New Roman"/>
-        </w:rPr>
-        <w:t xml:space="preserve"> 3 </w:t>
-      </w:r>
-      <w:r>
-        <w:rPr>
-          <w:rFonts w:hint="eastAsia" w:ascii="Times New Roman" w:hAnsi="Times New Roman" w:eastAsia="FangSong" w:cs="Times New Roman"/>
-        </w:rPr>
-        <w:t xml:space="preserve">种</w:t>
-      </w:r>
-      <w:r>
-        <w:rPr>
-          <w:rFonts w:ascii="Times New Roman" w:hAnsi="Times New Roman" w:eastAsia="Times New Roman" w:cs="Times New Roman"/>
-        </w:rPr>
-        <w:t xml:space="preserve"> </w:t>
-      </w:r>
-      <w:r>
-        <w:rPr>
-          <w:rFonts w:ascii="Times New Roman" w:hAnsi="Times New Roman" w:eastAsia="Times New Roman" w:cs="Times New Roman"/>
-        </w:rPr>
-        <w:t xml:space="preserve">- </w:t>
-      </w:r>
-    </w:p>
-    <w:p>
-      <w:pPr>
-        <w:pStyle w:val="FirstParagraph"/>
-        <w:ind w:left="480" w:hanging="480"/>
-        <w:spacing w:before="0" w:after="180"/>
       </w:pPr>
       <w:r>
         <w:rPr>
@@ -8206,6 +8237,7 @@
     <w:p>
       <w:pPr>
         <w:pStyle w:val="Compact"/>
+        <w:spacing w:before="0" w:after="0"/>
       </w:pPr>
       <w:r>
         <w:rPr>
@@ -8253,6 +8285,7 @@
     <w:p>
       <w:pPr>
         <w:pStyle w:val="Compact"/>
+        <w:spacing w:before="0" w:after="0"/>
       </w:pPr>
       <w:r>
         <w:rPr>
@@ -8294,6 +8327,7 @@
     <w:p>
       <w:pPr>
         <w:pStyle w:val="Compact"/>
+        <w:spacing w:before="0" w:after="0"/>
       </w:pPr>
       <w:r>
         <w:rPr>
@@ -8335,6 +8369,7 @@
     <w:p>
       <w:pPr>
         <w:pStyle w:val="Compact"/>
+        <w:spacing w:before="0" w:after="0"/>
       </w:pPr>
       <w:r>
         <w:rPr>
@@ -9076,6 +9111,7 @@
     <w:p>
       <w:pPr>
         <w:pStyle w:val="Compact"/>
+        <w:spacing w:before="0" w:after="0"/>
       </w:pPr>
       <w:r>
         <w:rPr>
@@ -9105,6 +9141,7 @@
     <w:p>
       <w:pPr>
         <w:pStyle w:val="Compact"/>
+        <w:spacing w:before="0" w:after="0"/>
       </w:pPr>
       <w:r>
         <w:rPr>
@@ -9122,6 +9159,7 @@
     <w:p>
       <w:pPr>
         <w:pStyle w:val="Compact"/>
+        <w:spacing w:before="0" w:after="0"/>
       </w:pPr>
       <w:r>
         <w:rPr>
@@ -9164,6 +9202,7 @@
     <w:p>
       <w:pPr>
         <w:pStyle w:val="Compact"/>
+        <w:spacing w:before="0" w:after="0"/>
       </w:pPr>
       <w:r>
         <w:rPr>
@@ -9773,6 +9812,7 @@
     <w:p>
       <w:pPr>
         <w:pStyle w:val="Compact"/>
+        <w:spacing w:before="0" w:after="0"/>
       </w:pPr>
       <w:r>
         <w:rPr>
@@ -9790,6 +9830,7 @@
     <w:p>
       <w:pPr>
         <w:pStyle w:val="Compact"/>
+        <w:spacing w:before="0" w:after="0"/>
       </w:pPr>
       <w:r>
         <w:rPr>
@@ -9819,6 +9860,7 @@
     <w:p>
       <w:pPr>
         <w:pStyle w:val="Compact"/>
+        <w:spacing w:before="0" w:after="0"/>
       </w:pPr>
       <w:r>
         <w:rPr>
@@ -9836,6 +9878,7 @@
     <w:p>
       <w:pPr>
         <w:pStyle w:val="Compact"/>
+        <w:spacing w:before="0" w:after="0"/>
       </w:pPr>
       <w:r>
         <w:rPr>
@@ -10143,8 +10186,8 @@
     <w:p>
       <w:pPr>
         <w:pStyle w:val="Compact"/>
+        <w:spacing w:before="0" w:after="0"/>
         <w:ind w:left="480" w:hanging="480"/>
-        <w:spacing w:after="0"/>
       </w:pPr>
       <w:r>
         <w:rPr>
@@ -10156,34 +10199,34 @@
     <w:p>
       <w:pPr>
         <w:pStyle w:val="Compact"/>
+        <w:spacing w:before="0" w:after="0"/>
         <w:ind w:left="480" w:hanging="480"/>
+      </w:pPr>
+      <w:r>
+        <w:rPr>
+          <w:rFonts w:ascii="Times New Roman" w:hAnsi="Times New Roman" w:eastAsia="Times New Roman" w:cs="Times New Roman"/>
+        </w:rPr>
+        <w:t xml:space="preserve">B. 4213　　</w:t>
+      </w:r>
+    </w:p>
+    <w:p>
+      <w:pPr>
+        <w:pStyle w:val="Compact"/>
         <w:spacing w:before="0" w:after="0"/>
-      </w:pPr>
-      <w:r>
-        <w:rPr>
-          <w:rFonts w:ascii="Times New Roman" w:hAnsi="Times New Roman" w:eastAsia="Times New Roman" w:cs="Times New Roman"/>
-        </w:rPr>
-        <w:t xml:space="preserve">B. 4213　　</w:t>
+        <w:ind w:left="480" w:hanging="480"/>
+      </w:pPr>
+      <w:r>
+        <w:rPr>
+          <w:rFonts w:ascii="Times New Roman" w:hAnsi="Times New Roman" w:eastAsia="Times New Roman" w:cs="Times New Roman"/>
+        </w:rPr>
+        <w:t xml:space="preserve">C. 2431　　</w:t>
       </w:r>
     </w:p>
     <w:p>
       <w:pPr>
         <w:pStyle w:val="Compact"/>
+        <w:spacing w:before="0" w:after="0"/>
         <w:ind w:left="480" w:hanging="480"/>
-        <w:spacing w:before="0" w:after="0"/>
-      </w:pPr>
-      <w:r>
-        <w:rPr>
-          <w:rFonts w:ascii="Times New Roman" w:hAnsi="Times New Roman" w:eastAsia="Times New Roman" w:cs="Times New Roman"/>
-        </w:rPr>
-        <w:t xml:space="preserve">C. 2431　　</w:t>
-      </w:r>
-    </w:p>
-    <w:p>
-      <w:pPr>
-        <w:pStyle w:val="Compact"/>
-        <w:ind w:left="480" w:hanging="480"/>
-        <w:spacing w:before="0" w:after="36"/>
       </w:pPr>
       <w:r>
         <w:rPr>
@@ -10467,6 +10510,7 @@
     <w:p>
       <w:pPr>
         <w:pStyle w:val="Compact"/>
+        <w:spacing w:before="0" w:after="0"/>
       </w:pPr>
       <w:r>
         <w:rPr>
@@ -10508,6 +10552,7 @@
     <w:p>
       <w:pPr>
         <w:pStyle w:val="Compact"/>
+        <w:spacing w:before="0" w:after="0"/>
       </w:pPr>
       <w:r>
         <w:rPr>
@@ -10543,6 +10588,7 @@
     <w:p>
       <w:pPr>
         <w:pStyle w:val="Compact"/>
+        <w:spacing w:before="0" w:after="0"/>
       </w:pPr>
       <w:r>
         <w:rPr>
@@ -10560,6 +10606,7 @@
     <w:p>
       <w:pPr>
         <w:pStyle w:val="Compact"/>
+        <w:spacing w:before="0" w:after="0"/>
       </w:pPr>
       <w:r>
         <w:rPr>
@@ -10744,8 +10791,8 @@
     <w:p>
       <w:pPr>
         <w:pStyle w:val="BodyText"/>
+        <w:spacing w:before="0" w:after="0"/>
         <w:ind w:left="480" w:hanging="480"/>
-        <w:spacing w:after="0"/>
       </w:pPr>
       <w:r>
         <w:rPr>
@@ -10996,168 +11043,168 @@
     <w:p>
       <w:pPr>
         <w:pStyle w:val="BodyText"/>
+        <w:spacing w:before="0" w:after="0"/>
         <w:ind w:left="480" w:hanging="480"/>
+      </w:pPr>
+      <w:r>
+        <w:rPr>
+          <w:rFonts w:ascii="Times New Roman" w:hAnsi="Times New Roman" w:eastAsia="Times New Roman" w:cs="Times New Roman"/>
+        </w:rPr>
+        <w:t>A. CH</w:t>
+      </w:r>
+      <w:r>
+        <w:rPr>
+          <w:rFonts w:ascii="Times New Roman" w:hAnsi="Times New Roman" w:eastAsia="Times New Roman" w:cs="Times New Roman"/>
+          <w:vertAlign w:val="subscript"/>
+        </w:rPr>
+        <w:t>3</w:t>
+      </w:r>
+      <w:r>
+        <w:rPr>
+          <w:rFonts w:ascii="Times New Roman" w:hAnsi="Times New Roman" w:eastAsia="Times New Roman" w:cs="Times New Roman"/>
+        </w:rPr>
+        <w:t>COOH　　</w:t>
+      </w:r>
+    </w:p>
+    <w:p>
+      <w:pPr>
+        <w:pStyle w:val="BodyText"/>
         <w:spacing w:before="0" w:after="0"/>
-      </w:pPr>
-      <w:r>
-        <w:rPr>
-          <w:rFonts w:ascii="Times New Roman" w:hAnsi="Times New Roman" w:eastAsia="Times New Roman" w:cs="Times New Roman"/>
-        </w:rPr>
-        <w:t>A. CH</w:t>
+        <w:ind w:left="480" w:hanging="480"/>
+      </w:pPr>
+      <w:r>
+        <w:rPr>
+          <w:rFonts w:ascii="Times New Roman" w:hAnsi="Times New Roman" w:eastAsia="Times New Roman" w:cs="Times New Roman"/>
+        </w:rPr>
+        <w:t>B. CO</w:t>
       </w:r>
       <w:r>
         <w:rPr>
           <w:rFonts w:ascii="Times New Roman" w:hAnsi="Times New Roman" w:eastAsia="Times New Roman" w:cs="Times New Roman"/>
           <w:vertAlign w:val="subscript"/>
         </w:rPr>
+        <w:t>2</w:t>
+      </w:r>
+      <w:r>
+        <w:rPr>
+          <w:rFonts w:ascii="Times New Roman" w:hAnsi="Times New Roman" w:eastAsia="Times New Roman" w:cs="Times New Roman"/>
+        </w:rPr>
+        <w:t xml:space="preserve"> </w:t>
+      </w:r>
+      <w:r>
+        <w:rPr>
+          <w:rFonts w:hint="eastAsia" w:ascii="Times New Roman" w:hAnsi="Times New Roman" w:eastAsia="FangSong" w:cs="Times New Roman"/>
+        </w:rPr>
+        <w:t xml:space="preserve">和</w:t>
+      </w:r>
+      <w:r>
+        <w:rPr>
+          <w:rFonts w:ascii="Times New Roman" w:hAnsi="Times New Roman" w:eastAsia="Times New Roman" w:cs="Times New Roman"/>
+        </w:rPr>
+        <w:t xml:space="preserve"> CH</w:t>
+      </w:r>
+      <w:r>
+        <w:rPr>
+          <w:rFonts w:ascii="Times New Roman" w:hAnsi="Times New Roman" w:eastAsia="Times New Roman" w:cs="Times New Roman"/>
+          <w:vertAlign w:val="subscript"/>
+        </w:rPr>
         <w:t>3</w:t>
       </w:r>
       <w:r>
         <w:rPr>
           <w:rFonts w:ascii="Times New Roman" w:hAnsi="Times New Roman" w:eastAsia="Times New Roman" w:cs="Times New Roman"/>
         </w:rPr>
+        <w:t>COCH</w:t>
+      </w:r>
+      <w:r>
+        <w:rPr>
+          <w:rFonts w:ascii="Times New Roman" w:hAnsi="Times New Roman" w:eastAsia="Times New Roman" w:cs="Times New Roman"/>
+          <w:vertAlign w:val="subscript"/>
+        </w:rPr>
+        <w:t>3</w:t>
+      </w:r>
+      <w:r>
+        <w:rPr>
+          <w:rFonts w:ascii="Times New Roman" w:hAnsi="Times New Roman" w:eastAsia="Times New Roman" w:cs="Times New Roman"/>
+        </w:rPr>
+        <w:t xml:space="preserve"> </w:t>
+      </w:r>
+      <w:r>
+        <w:rPr>
+          <w:rFonts w:ascii="Times New Roman" w:hAnsi="Times New Roman" w:eastAsia="Times New Roman" w:cs="Times New Roman"/>
+        </w:rPr>
+        <w:t>- </w:t>
+      </w:r>
+    </w:p>
+    <w:p>
+      <w:pPr>
+        <w:pStyle w:val="BodyText"/>
+        <w:spacing w:before="0" w:after="0"/>
+        <w:ind w:left="480" w:hanging="480"/>
+      </w:pPr>
+      <w:r>
+        <w:rPr>
+          <w:rFonts w:ascii="Times New Roman" w:hAnsi="Times New Roman" w:eastAsia="Times New Roman" w:cs="Times New Roman"/>
+        </w:rPr>
+        <w:t>C. CO</w:t>
+      </w:r>
+      <w:r>
+        <w:rPr>
+          <w:rFonts w:ascii="Times New Roman" w:hAnsi="Times New Roman" w:eastAsia="Times New Roman" w:cs="Times New Roman"/>
+          <w:vertAlign w:val="subscript"/>
+        </w:rPr>
+        <w:t>2</w:t>
+      </w:r>
+      <w:r>
+        <w:rPr>
+          <w:rFonts w:ascii="Times New Roman" w:hAnsi="Times New Roman" w:eastAsia="Times New Roman" w:cs="Times New Roman"/>
+        </w:rPr>
+        <w:t xml:space="preserve"> </w:t>
+      </w:r>
+      <w:r>
+        <w:rPr>
+          <w:rFonts w:hint="eastAsia" w:ascii="Times New Roman" w:hAnsi="Times New Roman" w:eastAsia="FangSong" w:cs="Times New Roman"/>
+        </w:rPr>
+        <w:t xml:space="preserve">和</w:t>
+      </w:r>
+      <w:r>
+        <w:rPr>
+          <w:rFonts w:ascii="Times New Roman" w:hAnsi="Times New Roman" w:eastAsia="Times New Roman" w:cs="Times New Roman"/>
+        </w:rPr>
+        <w:t xml:space="preserve"> CH</w:t>
+      </w:r>
+      <w:r>
+        <w:rPr>
+          <w:rFonts w:ascii="Times New Roman" w:hAnsi="Times New Roman" w:eastAsia="Times New Roman" w:cs="Times New Roman"/>
+          <w:vertAlign w:val="subscript"/>
+        </w:rPr>
+        <w:t>3</w:t>
+      </w:r>
+      <w:r>
+        <w:rPr>
+          <w:rFonts w:ascii="Times New Roman" w:hAnsi="Times New Roman" w:eastAsia="Times New Roman" w:cs="Times New Roman"/>
+        </w:rPr>
+        <w:t>CH</w:t>
+      </w:r>
+      <w:r>
+        <w:rPr>
+          <w:rFonts w:ascii="Times New Roman" w:hAnsi="Times New Roman" w:eastAsia="Times New Roman" w:cs="Times New Roman"/>
+          <w:vertAlign w:val="subscript"/>
+        </w:rPr>
+        <w:t>2</w:t>
+      </w:r>
+      <w:r>
+        <w:rPr>
+          <w:rFonts w:ascii="Times New Roman" w:hAnsi="Times New Roman" w:eastAsia="Times New Roman" w:cs="Times New Roman"/>
+        </w:rPr>
         <w:t>COOH　　</w:t>
       </w:r>
     </w:p>
     <w:p>
       <w:pPr>
         <w:pStyle w:val="BodyText"/>
+        <w:spacing w:before="0" w:after="0"/>
         <w:ind w:left="480" w:hanging="480"/>
-        <w:spacing w:before="0" w:after="0"/>
-      </w:pPr>
-      <w:r>
-        <w:rPr>
-          <w:rFonts w:ascii="Times New Roman" w:hAnsi="Times New Roman" w:eastAsia="Times New Roman" w:cs="Times New Roman"/>
-        </w:rPr>
-        <w:t>B. CO</w:t>
-      </w:r>
-      <w:r>
-        <w:rPr>
-          <w:rFonts w:ascii="Times New Roman" w:hAnsi="Times New Roman" w:eastAsia="Times New Roman" w:cs="Times New Roman"/>
-          <w:vertAlign w:val="subscript"/>
-        </w:rPr>
-        <w:t>2</w:t>
-      </w:r>
-      <w:r>
-        <w:rPr>
-          <w:rFonts w:ascii="Times New Roman" w:hAnsi="Times New Roman" w:eastAsia="Times New Roman" w:cs="Times New Roman"/>
-        </w:rPr>
-        <w:t xml:space="preserve"> </w:t>
-      </w:r>
-      <w:r>
-        <w:rPr>
-          <w:rFonts w:hint="eastAsia" w:ascii="Times New Roman" w:hAnsi="Times New Roman" w:eastAsia="FangSong" w:cs="Times New Roman"/>
-        </w:rPr>
-        <w:t xml:space="preserve">和</w:t>
-      </w:r>
-      <w:r>
-        <w:rPr>
-          <w:rFonts w:ascii="Times New Roman" w:hAnsi="Times New Roman" w:eastAsia="Times New Roman" w:cs="Times New Roman"/>
-        </w:rPr>
-        <w:t xml:space="preserve"> CH</w:t>
-      </w:r>
-      <w:r>
-        <w:rPr>
-          <w:rFonts w:ascii="Times New Roman" w:hAnsi="Times New Roman" w:eastAsia="Times New Roman" w:cs="Times New Roman"/>
-          <w:vertAlign w:val="subscript"/>
-        </w:rPr>
-        <w:t>3</w:t>
-      </w:r>
-      <w:r>
-        <w:rPr>
-          <w:rFonts w:ascii="Times New Roman" w:hAnsi="Times New Roman" w:eastAsia="Times New Roman" w:cs="Times New Roman"/>
-        </w:rPr>
-        <w:t>COCH</w:t>
-      </w:r>
-      <w:r>
-        <w:rPr>
-          <w:rFonts w:ascii="Times New Roman" w:hAnsi="Times New Roman" w:eastAsia="Times New Roman" w:cs="Times New Roman"/>
-          <w:vertAlign w:val="subscript"/>
-        </w:rPr>
-        <w:t>3</w:t>
-      </w:r>
-      <w:r>
-        <w:rPr>
-          <w:rFonts w:ascii="Times New Roman" w:hAnsi="Times New Roman" w:eastAsia="Times New Roman" w:cs="Times New Roman"/>
-        </w:rPr>
-        <w:t xml:space="preserve"> </w:t>
-      </w:r>
-      <w:r>
-        <w:rPr>
-          <w:rFonts w:ascii="Times New Roman" w:hAnsi="Times New Roman" w:eastAsia="Times New Roman" w:cs="Times New Roman"/>
-        </w:rPr>
-        <w:t>- </w:t>
-      </w:r>
-    </w:p>
-    <w:p>
-      <w:pPr>
-        <w:pStyle w:val="BodyText"/>
-        <w:ind w:left="480" w:hanging="480"/>
-        <w:spacing w:before="0" w:after="0"/>
-      </w:pPr>
-      <w:r>
-        <w:rPr>
-          <w:rFonts w:ascii="Times New Roman" w:hAnsi="Times New Roman" w:eastAsia="Times New Roman" w:cs="Times New Roman"/>
-        </w:rPr>
-        <w:t>C. CO</w:t>
-      </w:r>
-      <w:r>
-        <w:rPr>
-          <w:rFonts w:ascii="Times New Roman" w:hAnsi="Times New Roman" w:eastAsia="Times New Roman" w:cs="Times New Roman"/>
-          <w:vertAlign w:val="subscript"/>
-        </w:rPr>
-        <w:t>2</w:t>
-      </w:r>
-      <w:r>
-        <w:rPr>
-          <w:rFonts w:ascii="Times New Roman" w:hAnsi="Times New Roman" w:eastAsia="Times New Roman" w:cs="Times New Roman"/>
-        </w:rPr>
-        <w:t xml:space="preserve"> </w:t>
-      </w:r>
-      <w:r>
-        <w:rPr>
-          <w:rFonts w:hint="eastAsia" w:ascii="Times New Roman" w:hAnsi="Times New Roman" w:eastAsia="FangSong" w:cs="Times New Roman"/>
-        </w:rPr>
-        <w:t xml:space="preserve">和</w:t>
-      </w:r>
-      <w:r>
-        <w:rPr>
-          <w:rFonts w:ascii="Times New Roman" w:hAnsi="Times New Roman" w:eastAsia="Times New Roman" w:cs="Times New Roman"/>
-        </w:rPr>
-        <w:t xml:space="preserve"> CH</w:t>
-      </w:r>
-      <w:r>
-        <w:rPr>
-          <w:rFonts w:ascii="Times New Roman" w:hAnsi="Times New Roman" w:eastAsia="Times New Roman" w:cs="Times New Roman"/>
-          <w:vertAlign w:val="subscript"/>
-        </w:rPr>
-        <w:t>3</w:t>
-      </w:r>
-      <w:r>
-        <w:rPr>
-          <w:rFonts w:ascii="Times New Roman" w:hAnsi="Times New Roman" w:eastAsia="Times New Roman" w:cs="Times New Roman"/>
-        </w:rPr>
-        <w:t>CH</w:t>
-      </w:r>
-      <w:r>
-        <w:rPr>
-          <w:rFonts w:ascii="Times New Roman" w:hAnsi="Times New Roman" w:eastAsia="Times New Roman" w:cs="Times New Roman"/>
-          <w:vertAlign w:val="subscript"/>
-        </w:rPr>
-        <w:t>2</w:t>
-      </w:r>
-      <w:r>
-        <w:rPr>
-          <w:rFonts w:ascii="Times New Roman" w:hAnsi="Times New Roman" w:eastAsia="Times New Roman" w:cs="Times New Roman"/>
-        </w:rPr>
-        <w:t>COOH　　</w:t>
-      </w:r>
-    </w:p>
-    <w:p>
-      <w:pPr>
-        <w:pStyle w:val="BodyText"/>
-        <w:ind w:left="480" w:hanging="480"/>
-        <w:spacing w:before="0" w:after="180"/>
       </w:pPr>
       <w:r>
         <w:rPr>
@@ -11572,6 +11619,7 @@
     <w:p>
       <w:pPr>
         <w:pStyle w:val="Compact"/>
+        <w:spacing w:before="0" w:after="0"/>
       </w:pPr>
       <w:r>
         <w:rPr>
@@ -11601,6 +11649,7 @@
     <w:p>
       <w:pPr>
         <w:pStyle w:val="Compact"/>
+        <w:spacing w:before="0" w:after="0"/>
       </w:pPr>
       <w:r>
         <w:rPr>
@@ -11630,6 +11679,7 @@
     <w:p>
       <w:pPr>
         <w:pStyle w:val="Compact"/>
+        <w:spacing w:before="0" w:after="0"/>
       </w:pPr>
       <w:r>
         <w:rPr>
@@ -11660,6 +11710,7 @@
     <w:p>
       <w:pPr>
         <w:pStyle w:val="Compact"/>
+        <w:spacing w:before="0" w:after="0"/>
       </w:pPr>
       <w:r>
         <w:rPr>
@@ -11850,8 +11901,8 @@
     <w:p>
       <w:pPr>
         <w:pStyle w:val="BodyText"/>
+        <w:spacing w:before="0" w:after="0"/>
         <w:ind w:left="480" w:hanging="480"/>
-        <w:spacing w:after="0"/>
       </w:pPr>
       <w:r>
         <w:rPr>
@@ -12128,32 +12179,183 @@
     <w:p>
       <w:pPr>
         <w:pStyle w:val="BodyText"/>
+        <w:spacing w:before="0" w:after="0"/>
         <w:ind w:left="480" w:hanging="480"/>
+      </w:pPr>
+      <w:r>
+        <w:rPr>
+          <w:rFonts w:ascii="Times New Roman" w:hAnsi="Times New Roman" w:eastAsia="Times New Roman" w:cs="Times New Roman"/>
+        </w:rPr>
+        <w:t xml:space="preserve">A. </w:t>
+      </w:r>
+      <w:r>
+        <w:rPr>
+          <w:rFonts w:hint="eastAsia" w:ascii="Times New Roman" w:hAnsi="Times New Roman" w:eastAsia="FangSong" w:cs="Times New Roman"/>
+        </w:rPr>
+        <w:t xml:space="preserve">混合物</w:t>
+      </w:r>
+      <w:r>
+        <w:rPr>
+          <w:rFonts w:ascii="Times New Roman" w:hAnsi="Times New Roman" w:eastAsia="Times New Roman" w:cs="Times New Roman"/>
+        </w:rPr>
+        <w:t xml:space="preserve"> X </w:t>
+      </w:r>
+      <w:r>
+        <w:rPr>
+          <w:rFonts w:hint="eastAsia" w:ascii="Times New Roman" w:hAnsi="Times New Roman" w:eastAsia="FangSong" w:cs="Times New Roman"/>
+        </w:rPr>
+        <w:t xml:space="preserve">中必定含有</w:t>
+      </w:r>
+      <w:r>
+        <w:rPr>
+          <w:rFonts w:ascii="Times New Roman" w:hAnsi="Times New Roman" w:eastAsia="Times New Roman" w:cs="Times New Roman"/>
+        </w:rPr>
+        <w:t xml:space="preserve"> </w:t>
+      </w:r>
+      <w:r>
+        <w:rPr>
+          <w:rFonts w:hint="eastAsia" w:ascii="Times New Roman" w:hAnsi="Times New Roman" w:eastAsia="Times New Roman" w:cs="Times New Roman"/>
+        </w:rPr>
+        <w:t>Na</w:t>
+      </w:r>
+      <w:r>
+        <w:rPr>
+          <w:rFonts w:hint="eastAsia" w:ascii="Times New Roman" w:hAnsi="Times New Roman" w:eastAsia="Times New Roman" w:cs="Times New Roman"/>
+          <w:vertAlign w:val="subscript"/>
+        </w:rPr>
+        <w:t>2</w:t>
+      </w:r>
+      <w:r>
+        <w:rPr>
+          <w:rFonts w:hint="eastAsia" w:ascii="Times New Roman" w:hAnsi="Times New Roman" w:eastAsia="Times New Roman" w:cs="Times New Roman"/>
+        </w:rPr>
+        <w:t>CO</w:t>
+      </w:r>
+      <w:r>
+        <w:rPr>
+          <w:rFonts w:hint="eastAsia" w:ascii="Times New Roman" w:hAnsi="Times New Roman" w:eastAsia="Times New Roman" w:cs="Times New Roman"/>
+          <w:vertAlign w:val="subscript"/>
+        </w:rPr>
+        <w:t>3</w:t>
+      </w:r>
+      <w:r>
+        <w:rPr>
+          <w:rFonts w:hint="eastAsia" w:ascii="Times New Roman" w:hAnsi="Times New Roman" w:eastAsia="Times New Roman" w:cs="Times New Roman"/>
+        </w:rPr>
+        <w:t>，</w:t>
+      </w:r>
+      <w:r>
+        <w:rPr>
+          <w:rFonts w:hint="eastAsia" w:ascii="Times New Roman" w:hAnsi="Times New Roman" w:eastAsia="FangSong" w:cs="Times New Roman"/>
+        </w:rPr>
+        <w:t>不含</w:t>
+      </w:r>
+      <w:r>
+        <w:rPr>
+          <w:rFonts w:ascii="Times New Roman" w:hAnsi="Times New Roman" w:eastAsia="Times New Roman" w:cs="Times New Roman"/>
+        </w:rPr>
+        <w:t xml:space="preserve"> Al</w:t>
+      </w:r>
+      <w:r>
+        <w:rPr>
+          <w:rFonts w:ascii="Times New Roman" w:hAnsi="Times New Roman" w:eastAsia="Times New Roman" w:cs="Times New Roman"/>
+          <w:vertAlign w:val="subscript"/>
+        </w:rPr>
+        <w:t>2</w:t>
+      </w:r>
+      <w:r>
+        <w:rPr>
+          <w:rFonts w:ascii="Times New Roman" w:hAnsi="Times New Roman" w:eastAsia="Times New Roman" w:cs="Times New Roman"/>
+        </w:rPr>
+        <w:t>(SO</w:t>
+      </w:r>
+      <w:r>
+        <w:rPr>
+          <w:rFonts w:ascii="Times New Roman" w:hAnsi="Times New Roman" w:eastAsia="Times New Roman" w:cs="Times New Roman"/>
+          <w:vertAlign w:val="subscript"/>
+        </w:rPr>
+        <w:t>4</w:t>
+      </w:r>
+      <w:r>
+        <w:rPr>
+          <w:rFonts w:ascii="Times New Roman" w:hAnsi="Times New Roman" w:eastAsia="Times New Roman" w:cs="Times New Roman"/>
+        </w:rPr>
+        <w:t>)</w:t>
+      </w:r>
+      <w:r>
+        <w:rPr>
+          <w:rFonts w:ascii="Times New Roman" w:hAnsi="Times New Roman" w:eastAsia="Times New Roman" w:cs="Times New Roman"/>
+          <w:vertAlign w:val="subscript"/>
+        </w:rPr>
+        <w:t>3</w:t>
+      </w:r>
+      <w:r>
+        <w:rPr>
+          <w:rFonts w:ascii="Times New Roman" w:hAnsi="Times New Roman" w:eastAsia="Times New Roman" w:cs="Times New Roman"/>
+        </w:rPr>
+        <w:t xml:space="preserve"> </w:t>
+      </w:r>
+      <w:r>
+        <w:rPr>
+          <w:rFonts w:ascii="Times New Roman" w:hAnsi="Times New Roman" w:eastAsia="Times New Roman" w:cs="Times New Roman"/>
+        </w:rPr>
+        <w:t xml:space="preserve">- </w:t>
+      </w:r>
+    </w:p>
+    <w:p>
+      <w:pPr>
+        <w:pStyle w:val="BodyText"/>
         <w:spacing w:before="0" w:after="0"/>
-      </w:pPr>
-      <w:r>
-        <w:rPr>
-          <w:rFonts w:ascii="Times New Roman" w:hAnsi="Times New Roman" w:eastAsia="Times New Roman" w:cs="Times New Roman"/>
-        </w:rPr>
-        <w:t xml:space="preserve">A. </w:t>
-      </w:r>
-      <w:r>
-        <w:rPr>
-          <w:rFonts w:hint="eastAsia" w:ascii="Times New Roman" w:hAnsi="Times New Roman" w:eastAsia="FangSong" w:cs="Times New Roman"/>
-        </w:rPr>
-        <w:t xml:space="preserve">混合物</w:t>
-      </w:r>
-      <w:r>
-        <w:rPr>
-          <w:rFonts w:ascii="Times New Roman" w:hAnsi="Times New Roman" w:eastAsia="Times New Roman" w:cs="Times New Roman"/>
-        </w:rPr>
-        <w:t xml:space="preserve"> X </w:t>
-      </w:r>
-      <w:r>
-        <w:rPr>
-          <w:rFonts w:hint="eastAsia" w:ascii="Times New Roman" w:hAnsi="Times New Roman" w:eastAsia="FangSong" w:cs="Times New Roman"/>
-        </w:rPr>
-        <w:t xml:space="preserve">中必定含有</w:t>
+        <w:ind w:left="480" w:hanging="480"/>
+      </w:pPr>
+      <w:r>
+        <w:rPr>
+          <w:rFonts w:ascii="Times New Roman" w:hAnsi="Times New Roman" w:eastAsia="Times New Roman" w:cs="Times New Roman"/>
+        </w:rPr>
+        <w:t xml:space="preserve">B. </w:t>
+      </w:r>
+      <w:r>
+        <w:rPr>
+          <w:rFonts w:hint="eastAsia" w:ascii="Times New Roman" w:hAnsi="Times New Roman" w:eastAsia="FangSong" w:cs="Times New Roman"/>
+        </w:rPr>
+        <w:t xml:space="preserve">溶液</w:t>
+      </w:r>
+      <w:r>
+        <w:rPr>
+          <w:rFonts w:ascii="Times New Roman" w:hAnsi="Times New Roman" w:eastAsia="Times New Roman" w:cs="Times New Roman"/>
+        </w:rPr>
+        <w:t xml:space="preserve"> Z </w:t>
+      </w:r>
+      <w:r>
+        <w:rPr>
+          <w:rFonts w:hint="eastAsia" w:ascii="Times New Roman" w:hAnsi="Times New Roman" w:eastAsia="FangSong" w:cs="Times New Roman"/>
+        </w:rPr>
+        <w:t>中溶质主要是钠盐</w:t>
+      </w:r>
+      <w:r>
+        <w:rPr>
+          <w:rFonts w:hint="eastAsia" w:ascii="Times New Roman" w:hAnsi="Times New Roman" w:eastAsia="Times New Roman" w:cs="Times New Roman"/>
+        </w:rPr>
+        <w:t>，</w:t>
+      </w:r>
+      <w:r>
+        <w:rPr>
+          <w:rFonts w:hint="eastAsia" w:ascii="Times New Roman" w:hAnsi="Times New Roman" w:eastAsia="FangSong" w:cs="Times New Roman"/>
+        </w:rPr>
+        <w:t>且必含</w:t>
+      </w:r>
+      <w:r>
+        <w:rPr>
+          <w:rFonts w:ascii="Times New Roman" w:hAnsi="Times New Roman" w:eastAsia="Times New Roman" w:cs="Times New Roman"/>
+        </w:rPr>
+        <w:t xml:space="preserve"> NaHCO</w:t>
+      </w:r>
+      <w:r>
+        <w:rPr>
+          <w:rFonts w:ascii="Times New Roman" w:hAnsi="Times New Roman" w:eastAsia="Times New Roman" w:cs="Times New Roman"/>
+          <w:vertAlign w:val="subscript"/>
+        </w:rPr>
+        <w:t>3</w:t>
       </w:r>
       <w:r>
         <w:rPr>
@@ -12163,80 +12365,28 @@
       </w:r>
       <w:r>
         <w:rPr>
-          <w:rFonts w:hint="eastAsia" w:ascii="Times New Roman" w:hAnsi="Times New Roman" w:eastAsia="Times New Roman" w:cs="Times New Roman"/>
-        </w:rPr>
-        <w:t>Na</w:t>
-      </w:r>
-      <w:r>
-        <w:rPr>
-          <w:rFonts w:hint="eastAsia" w:ascii="Times New Roman" w:hAnsi="Times New Roman" w:eastAsia="Times New Roman" w:cs="Times New Roman"/>
-          <w:vertAlign w:val="subscript"/>
-        </w:rPr>
-        <w:t>2</w:t>
-      </w:r>
-      <w:r>
-        <w:rPr>
-          <w:rFonts w:hint="eastAsia" w:ascii="Times New Roman" w:hAnsi="Times New Roman" w:eastAsia="Times New Roman" w:cs="Times New Roman"/>
-        </w:rPr>
-        <w:t>CO</w:t>
-      </w:r>
-      <w:r>
-        <w:rPr>
-          <w:rFonts w:hint="eastAsia" w:ascii="Times New Roman" w:hAnsi="Times New Roman" w:eastAsia="Times New Roman" w:cs="Times New Roman"/>
-          <w:vertAlign w:val="subscript"/>
-        </w:rPr>
-        <w:t>3</w:t>
-      </w:r>
-      <w:r>
-        <w:rPr>
-          <w:rFonts w:hint="eastAsia" w:ascii="Times New Roman" w:hAnsi="Times New Roman" w:eastAsia="Times New Roman" w:cs="Times New Roman"/>
-        </w:rPr>
-        <w:t>，</w:t>
-      </w:r>
-      <w:r>
-        <w:rPr>
-          <w:rFonts w:hint="eastAsia" w:ascii="Times New Roman" w:hAnsi="Times New Roman" w:eastAsia="FangSong" w:cs="Times New Roman"/>
-        </w:rPr>
-        <w:t>不含</w:t>
-      </w:r>
-      <w:r>
-        <w:rPr>
-          <w:rFonts w:ascii="Times New Roman" w:hAnsi="Times New Roman" w:eastAsia="Times New Roman" w:cs="Times New Roman"/>
-        </w:rPr>
-        <w:t xml:space="preserve"> Al</w:t>
-      </w:r>
-      <w:r>
-        <w:rPr>
-          <w:rFonts w:ascii="Times New Roman" w:hAnsi="Times New Roman" w:eastAsia="Times New Roman" w:cs="Times New Roman"/>
-          <w:vertAlign w:val="subscript"/>
-        </w:rPr>
-        <w:t>2</w:t>
-      </w:r>
-      <w:r>
-        <w:rPr>
-          <w:rFonts w:ascii="Times New Roman" w:hAnsi="Times New Roman" w:eastAsia="Times New Roman" w:cs="Times New Roman"/>
-        </w:rPr>
-        <w:t>(SO</w:t>
-      </w:r>
-      <w:r>
-        <w:rPr>
-          <w:rFonts w:ascii="Times New Roman" w:hAnsi="Times New Roman" w:eastAsia="Times New Roman" w:cs="Times New Roman"/>
-          <w:vertAlign w:val="subscript"/>
-        </w:rPr>
-        <w:t>4</w:t>
-      </w:r>
-      <w:r>
-        <w:rPr>
-          <w:rFonts w:ascii="Times New Roman" w:hAnsi="Times New Roman" w:eastAsia="Times New Roman" w:cs="Times New Roman"/>
-        </w:rPr>
-        <w:t>)</w:t>
-      </w:r>
-      <w:r>
-        <w:rPr>
-          <w:rFonts w:ascii="Times New Roman" w:hAnsi="Times New Roman" w:eastAsia="Times New Roman" w:cs="Times New Roman"/>
-          <w:vertAlign w:val="subscript"/>
-        </w:rPr>
-        <w:t>3</w:t>
+          <w:rFonts w:ascii="Times New Roman" w:hAnsi="Times New Roman" w:eastAsia="Times New Roman" w:cs="Times New Roman"/>
+        </w:rPr>
+        <w:t xml:space="preserve">- </w:t>
+      </w:r>
+    </w:p>
+    <w:p>
+      <w:pPr>
+        <w:pStyle w:val="BodyText"/>
+        <w:spacing w:before="0" w:after="0"/>
+        <w:ind w:left="480" w:hanging="480"/>
+      </w:pPr>
+      <w:r>
+        <w:rPr>
+          <w:rFonts w:ascii="Times New Roman" w:hAnsi="Times New Roman" w:eastAsia="Times New Roman" w:cs="Times New Roman"/>
+        </w:rPr>
+        <w:t xml:space="preserve">C. </w:t>
+      </w:r>
+      <w:r>
+        <w:rPr>
+          <w:rFonts w:hint="eastAsia" w:ascii="Times New Roman" w:hAnsi="Times New Roman" w:eastAsia="FangSong" w:cs="Times New Roman"/>
+        </w:rPr>
+        <w:t xml:space="preserve">灼烧沉淀</w:t>
       </w:r>
       <w:r>
         <w:rPr>
@@ -12246,6 +12396,24 @@
       </w:r>
       <w:r>
         <w:rPr>
+          <w:rFonts w:hint="eastAsia" w:ascii="Times New Roman" w:hAnsi="Times New Roman" w:eastAsia="Times New Roman" w:cs="Times New Roman"/>
+        </w:rPr>
+        <w:t>Y，</w:t>
+      </w:r>
+      <w:r>
+        <w:rPr>
+          <w:rFonts w:hint="eastAsia" w:ascii="Times New Roman" w:hAnsi="Times New Roman" w:eastAsia="FangSong" w:cs="Times New Roman"/>
+        </w:rPr>
+        <w:t>可以得到黑色物质</w:t>
+      </w:r>
+      <w:r>
+        <w:rPr>
+          <w:rFonts w:ascii="Times New Roman" w:hAnsi="Times New Roman" w:eastAsia="Times New Roman" w:cs="Times New Roman"/>
+        </w:rPr>
+        <w:t xml:space="preserve"> </w:t>
+      </w:r>
+      <w:r>
+        <w:rPr>
           <w:rFonts w:ascii="Times New Roman" w:hAnsi="Times New Roman" w:eastAsia="Times New Roman" w:cs="Times New Roman"/>
         </w:rPr>
         <w:t xml:space="preserve">- </w:t>
@@ -12254,125 +12422,8 @@
     <w:p>
       <w:pPr>
         <w:pStyle w:val="BodyText"/>
+        <w:spacing w:before="0" w:after="0"/>
         <w:ind w:left="480" w:hanging="480"/>
-        <w:spacing w:before="0" w:after="0"/>
-      </w:pPr>
-      <w:r>
-        <w:rPr>
-          <w:rFonts w:ascii="Times New Roman" w:hAnsi="Times New Roman" w:eastAsia="Times New Roman" w:cs="Times New Roman"/>
-        </w:rPr>
-        <w:t xml:space="preserve">B. </w:t>
-      </w:r>
-      <w:r>
-        <w:rPr>
-          <w:rFonts w:hint="eastAsia" w:ascii="Times New Roman" w:hAnsi="Times New Roman" w:eastAsia="FangSong" w:cs="Times New Roman"/>
-        </w:rPr>
-        <w:t xml:space="preserve">溶液</w:t>
-      </w:r>
-      <w:r>
-        <w:rPr>
-          <w:rFonts w:ascii="Times New Roman" w:hAnsi="Times New Roman" w:eastAsia="Times New Roman" w:cs="Times New Roman"/>
-        </w:rPr>
-        <w:t xml:space="preserve"> Z </w:t>
-      </w:r>
-      <w:r>
-        <w:rPr>
-          <w:rFonts w:hint="eastAsia" w:ascii="Times New Roman" w:hAnsi="Times New Roman" w:eastAsia="FangSong" w:cs="Times New Roman"/>
-        </w:rPr>
-        <w:t>中溶质主要是钠盐</w:t>
-      </w:r>
-      <w:r>
-        <w:rPr>
-          <w:rFonts w:hint="eastAsia" w:ascii="Times New Roman" w:hAnsi="Times New Roman" w:eastAsia="Times New Roman" w:cs="Times New Roman"/>
-        </w:rPr>
-        <w:t>，</w:t>
-      </w:r>
-      <w:r>
-        <w:rPr>
-          <w:rFonts w:hint="eastAsia" w:ascii="Times New Roman" w:hAnsi="Times New Roman" w:eastAsia="FangSong" w:cs="Times New Roman"/>
-        </w:rPr>
-        <w:t>且必含</w:t>
-      </w:r>
-      <w:r>
-        <w:rPr>
-          <w:rFonts w:ascii="Times New Roman" w:hAnsi="Times New Roman" w:eastAsia="Times New Roman" w:cs="Times New Roman"/>
-        </w:rPr>
-        <w:t xml:space="preserve"> NaHCO</w:t>
-      </w:r>
-      <w:r>
-        <w:rPr>
-          <w:rFonts w:ascii="Times New Roman" w:hAnsi="Times New Roman" w:eastAsia="Times New Roman" w:cs="Times New Roman"/>
-          <w:vertAlign w:val="subscript"/>
-        </w:rPr>
-        <w:t>3</w:t>
-      </w:r>
-      <w:r>
-        <w:rPr>
-          <w:rFonts w:ascii="Times New Roman" w:hAnsi="Times New Roman" w:eastAsia="Times New Roman" w:cs="Times New Roman"/>
-        </w:rPr>
-        <w:t xml:space="preserve"> </w:t>
-      </w:r>
-      <w:r>
-        <w:rPr>
-          <w:rFonts w:ascii="Times New Roman" w:hAnsi="Times New Roman" w:eastAsia="Times New Roman" w:cs="Times New Roman"/>
-        </w:rPr>
-        <w:t xml:space="preserve">- </w:t>
-      </w:r>
-    </w:p>
-    <w:p>
-      <w:pPr>
-        <w:pStyle w:val="BodyText"/>
-        <w:ind w:left="480" w:hanging="480"/>
-        <w:spacing w:before="0" w:after="0"/>
-      </w:pPr>
-      <w:r>
-        <w:rPr>
-          <w:rFonts w:ascii="Times New Roman" w:hAnsi="Times New Roman" w:eastAsia="Times New Roman" w:cs="Times New Roman"/>
-        </w:rPr>
-        <w:t xml:space="preserve">C. </w:t>
-      </w:r>
-      <w:r>
-        <w:rPr>
-          <w:rFonts w:hint="eastAsia" w:ascii="Times New Roman" w:hAnsi="Times New Roman" w:eastAsia="FangSong" w:cs="Times New Roman"/>
-        </w:rPr>
-        <w:t xml:space="preserve">灼烧沉淀</w:t>
-      </w:r>
-      <w:r>
-        <w:rPr>
-          <w:rFonts w:ascii="Times New Roman" w:hAnsi="Times New Roman" w:eastAsia="Times New Roman" w:cs="Times New Roman"/>
-        </w:rPr>
-        <w:t xml:space="preserve"> </w:t>
-      </w:r>
-      <w:r>
-        <w:rPr>
-          <w:rFonts w:hint="eastAsia" w:ascii="Times New Roman" w:hAnsi="Times New Roman" w:eastAsia="Times New Roman" w:cs="Times New Roman"/>
-        </w:rPr>
-        <w:t>Y，</w:t>
-      </w:r>
-      <w:r>
-        <w:rPr>
-          <w:rFonts w:hint="eastAsia" w:ascii="Times New Roman" w:hAnsi="Times New Roman" w:eastAsia="FangSong" w:cs="Times New Roman"/>
-        </w:rPr>
-        <w:t>可以得到黑色物质</w:t>
-      </w:r>
-      <w:r>
-        <w:rPr>
-          <w:rFonts w:ascii="Times New Roman" w:hAnsi="Times New Roman" w:eastAsia="Times New Roman" w:cs="Times New Roman"/>
-        </w:rPr>
-        <w:t xml:space="preserve"> </w:t>
-      </w:r>
-      <w:r>
-        <w:rPr>
-          <w:rFonts w:ascii="Times New Roman" w:hAnsi="Times New Roman" w:eastAsia="Times New Roman" w:cs="Times New Roman"/>
-        </w:rPr>
-        <w:t xml:space="preserve">- </w:t>
-      </w:r>
-    </w:p>
-    <w:p>
-      <w:pPr>
-        <w:pStyle w:val="BodyText"/>
-        <w:ind w:left="480" w:hanging="480"/>
-        <w:spacing w:before="0" w:after="180"/>
       </w:pPr>
       <w:r>
         <w:rPr>
@@ -12919,7 +12970,7 @@
     <ns0:rPr>
       <ns0:rFonts ns0:ascii="Times New Roman" ns0:cs="Times New Roman" ns0:eastAsia="SimHei" ns0:hAnsi="Times New Roman"/>
       <ns0:b/>
-      <ns0:color ns0:val="17324D"/>
+      <ns0:color ns0:val="000000"/>
       <ns0:sz ns0:val="44"/>
       <ns0:szCs ns0:val="56"/>
     </ns0:rPr>
@@ -13061,7 +13112,7 @@
     <ns0:rPr>
       <ns0:rFonts ns0:ascii="Times New Roman" ns0:cs="Times New Roman" ns0:eastAsia="SimHei" ns0:hAnsi="Times New Roman"/>
       <ns0:b/>
-      <ns0:color ns0:val="17324D"/>
+      <ns0:color ns0:val="000000"/>
       <ns0:sz ns0:val="32"/>
       <ns0:szCs ns0:val="40"/>
     </ns0:rPr>
@@ -13085,7 +13136,7 @@
     <ns0:rPr>
       <ns0:rFonts ns0:ascii="Times New Roman" ns0:cs="Times New Roman" ns0:eastAsia="SimHei" ns0:hAnsi="Times New Roman"/>
       <ns0:b/>
-      <ns0:color ns0:val="17324D"/>
+      <ns0:color ns0:val="000000"/>
       <ns0:sz ns0:val="28"/>
       <ns0:szCs ns0:val="32"/>
     </ns0:rPr>
@@ -13109,7 +13160,7 @@
     <ns0:rPr>
       <ns0:rFonts ns0:ascii="Times New Roman" ns0:cs="Times New Roman" ns0:eastAsia="SimHei" ns0:hAnsi="Times New Roman"/>
       <ns0:b/>
-      <ns0:color ns0:val="17324D"/>
+      <ns0:color ns0:val="000000"/>
       <ns0:sz ns0:val="25"/>
       <ns0:szCs ns0:val="28"/>
     </ns0:rPr>
